--- a/05-数字电路/01-组合逻辑电路/译码器电路/译码器电路.docx
+++ b/05-数字电路/01-组合逻辑电路/译码器电路/译码器电路.docx
@@ -2514,6 +2514,20 @@
     </w:p>
     <w:bookmarkEnd w:id="26"/>
     <w:bookmarkEnd w:id="27"/>
+    <w:p>
+      <w:pPr>
+        <w:spacing w:before="360"/>
+        <w:jc w:val="center"/>
+      </w:pPr>
+      <w:r>
+        <w:rPr>
+          <w:rFonts w:ascii="Times New Roman" w:hAnsi="Times New Roman"/>
+          <w:color w:val="555555"/>
+          <w:sz w:val="21"/>
+        </w:rPr>
+        <w:t>材料收集者：杜文杰</w:t>
+      </w:r>
+    </w:p>
     <w:sectPr>
       <w:headerReference r:id="rId9" w:type="default"/>
       <w:footerReference r:id="rId10" w:type="default"/>

--- a/05-数字电路/01-组合逻辑电路/译码器电路/译码器电路.docx
+++ b/05-数字电路/01-组合逻辑电路/译码器电路/译码器电路.docx
@@ -1,6 +1,6 @@
 
 <file path=word/document.xml><?xml version="1.0" encoding="utf-8"?>
-<w:document xmlns:w="http://schemas.openxmlformats.org/wordprocessingml/2006/main" xmlns:m="http://schemas.openxmlformats.org/officeDocument/2006/math" xmlns:r="http://schemas.openxmlformats.org/officeDocument/2006/relationships" xmlns:o="urn:schemas-microsoft-com:office:office" xmlns:v="urn:schemas-microsoft-com:vml" xmlns:w10="urn:schemas-microsoft-com:office:word" xmlns:a="http://schemas.openxmlformats.org/drawingml/2006/main" xmlns:pic="http://schemas.openxmlformats.org/drawingml/2006/picture" xmlns:wp="http://schemas.openxmlformats.org/drawingml/2006/wordprocessingDrawing">
+<w:document xmlns:m="http://schemas.openxmlformats.org/officeDocument/2006/math" xmlns:r="http://schemas.openxmlformats.org/officeDocument/2006/relationships" xmlns:w="http://schemas.openxmlformats.org/wordprocessingml/2006/main" xmlns:o="urn:schemas-microsoft-com:office:office" xmlns:v="urn:schemas-microsoft-com:vml" xmlns:w10="urn:schemas-microsoft-com:office:word" xmlns:a="http://schemas.openxmlformats.org/drawingml/2006/main" xmlns:pic="http://schemas.openxmlformats.org/drawingml/2006/picture" xmlns:wp="http://schemas.openxmlformats.org/drawingml/2006/wordprocessingDrawing">
   <w:body>
     <w:bookmarkStart w:id="27" w:name="译码器电路"/>
     <w:p>
@@ -9,7 +9,7 @@
       </w:pPr>
       <w:r>
         <w:rPr>
-          <w:rFonts w:hint="eastAsia"/>
+          <w:rFonts w:hint="eastAsia" w:eastAsia="黑体"/>
         </w:rPr>
         <w:t xml:space="preserve">译码器电路</w:t>
       </w:r>
@@ -21,7 +21,7 @@
       </w:pPr>
       <w:r>
         <w:rPr>
-          <w:rFonts w:hint="eastAsia"/>
+          <w:rFonts w:hint="eastAsia" w:eastAsia="黑体"/>
         </w:rPr>
         <w:t xml:space="preserve">拓扑描述</w:t>
       </w:r>
@@ -32,13 +32,13 @@
       </w:pPr>
       <w:r>
         <w:rPr>
-          <w:rFonts w:hint="eastAsia"/>
+          <w:rFonts w:hint="eastAsia" w:eastAsia="黑体"/>
         </w:rPr>
         <w:t xml:space="preserve">元件组成与节点定义：电路由</w:t>
       </w:r>
       <w:r>
         <w:rPr>
-          <w:rFonts w:hint="eastAsia"/>
+          <w:rFonts w:hint="eastAsia" w:eastAsia="黑体"/>
           <w:b/>
           <w:bCs/>
         </w:rPr>
@@ -46,6 +46,7 @@
       </w:r>
       <w:r>
         <w:rPr>
+          <w:rFonts w:eastAsia="黑体"/>
           <w:b/>
           <w:bCs/>
         </w:rPr>
@@ -53,7 +54,7 @@
       </w:r>
       <w:r>
         <w:rPr>
-          <w:rFonts w:hint="eastAsia"/>
+          <w:rFonts w:hint="eastAsia" w:eastAsia="黑体"/>
           <w:b/>
           <w:bCs/>
         </w:rPr>
@@ -61,6 +62,7 @@
       </w:r>
       <w:r>
         <w:rPr>
+          <w:rFonts w:eastAsia="黑体"/>
           <w:b/>
           <w:bCs/>
         </w:rPr>
@@ -68,7 +70,7 @@
       </w:r>
       <w:r>
         <w:rPr>
-          <w:rFonts w:hint="eastAsia"/>
+          <w:rFonts w:hint="eastAsia" w:eastAsia="黑体"/>
           <w:b/>
           <w:bCs/>
         </w:rPr>
@@ -76,41 +78,51 @@
       </w:r>
       <w:r>
         <w:rPr>
+          <w:rFonts w:eastAsia="黑体"/>
           <w:b/>
           <w:bCs/>
         </w:rPr>
         <w:t xml:space="preserve"> U1</w:t>
       </w:r>
       <w:r>
+        <w:rPr>
+          <w:rFonts w:eastAsia="黑体"/>
+        </w:rPr>
         <w:t xml:space="preserve"> </w:t>
       </w:r>
       <w:r>
         <w:rPr>
-          <w:rFonts w:hint="eastAsia"/>
+          <w:rFonts w:hint="eastAsia" w:eastAsia="黑体"/>
         </w:rPr>
         <w:t xml:space="preserve">构成，U1</w:t>
       </w:r>
       <w:r>
+        <w:rPr>
+          <w:rFonts w:eastAsia="黑体"/>
+        </w:rPr>
         <w:t xml:space="preserve"> </w:t>
       </w:r>
       <w:r>
         <w:rPr>
-          <w:rFonts w:hint="eastAsia"/>
+          <w:rFonts w:hint="eastAsia" w:eastAsia="黑体"/>
         </w:rPr>
         <w:t xml:space="preserve">内部为地址译码与门阵列（本例取低有效输出）。电路共有</w:t>
       </w:r>
       <w:r>
+        <w:rPr>
+          <w:rFonts w:eastAsia="黑体"/>
+        </w:rPr>
         <w:t xml:space="preserve"> 13 </w:t>
       </w:r>
       <w:r>
         <w:rPr>
-          <w:rFonts w:hint="eastAsia"/>
+          <w:rFonts w:hint="eastAsia" w:eastAsia="黑体"/>
         </w:rPr>
         <w:t xml:space="preserve">个关键节点：</w:t>
       </w:r>
       <w:r>
         <w:rPr>
-          <w:rFonts w:hint="eastAsia"/>
+          <w:rFonts w:hint="eastAsia" w:eastAsia="黑体"/>
           <w:b/>
           <w:bCs/>
         </w:rPr>
@@ -118,6 +130,7 @@
       </w:r>
       <w:r>
         <w:rPr>
+          <w:rFonts w:eastAsia="黑体"/>
           <w:b/>
           <w:bCs/>
         </w:rPr>
@@ -125,7 +138,7 @@
       </w:r>
       <w:r>
         <w:rPr>
-          <w:rFonts w:hint="eastAsia"/>
+          <w:rFonts w:hint="eastAsia" w:eastAsia="黑体"/>
           <w:b/>
           <w:bCs/>
         </w:rPr>
@@ -133,6 +146,7 @@
       </w:r>
       <w:r>
         <w:rPr>
+          <w:rFonts w:eastAsia="黑体"/>
           <w:b/>
           <w:bCs/>
         </w:rPr>
@@ -154,6 +168,7 @@
       </m:oMath>
       <w:r>
         <w:rPr>
+          <w:rFonts w:eastAsia="黑体"/>
           <w:b/>
           <w:bCs/>
         </w:rPr>
@@ -175,6 +190,7 @@
       </m:oMath>
       <w:r>
         <w:rPr>
+          <w:rFonts w:eastAsia="黑体"/>
           <w:b/>
           <w:bCs/>
         </w:rPr>
@@ -196,31 +212,37 @@
       </m:oMath>
       <w:r>
         <w:rPr>
-          <w:rFonts w:hint="eastAsia"/>
+          <w:rFonts w:hint="eastAsia" w:eastAsia="黑体"/>
         </w:rPr>
         <w:t xml:space="preserve">（3</w:t>
       </w:r>
       <w:r>
+        <w:rPr>
+          <w:rFonts w:eastAsia="黑体"/>
+        </w:rPr>
         <w:t xml:space="preserve"> </w:t>
       </w:r>
       <w:r>
         <w:rPr>
-          <w:rFonts w:hint="eastAsia"/>
+          <w:rFonts w:hint="eastAsia" w:eastAsia="黑体"/>
         </w:rPr>
         <w:t xml:space="preserve">位地址输入，分别连</w:t>
       </w:r>
       <w:r>
+        <w:rPr>
+          <w:rFonts w:eastAsia="黑体"/>
+        </w:rPr>
         <w:t xml:space="preserve"> U1 </w:t>
       </w:r>
       <w:r>
         <w:rPr>
-          <w:rFonts w:hint="eastAsia"/>
+          <w:rFonts w:hint="eastAsia" w:eastAsia="黑体"/>
         </w:rPr>
         <w:t xml:space="preserve">的三条地址输入脚）；</w:t>
       </w:r>
       <w:r>
         <w:rPr>
-          <w:rFonts w:hint="eastAsia"/>
+          <w:rFonts w:hint="eastAsia" w:eastAsia="黑体"/>
           <w:b/>
           <w:bCs/>
         </w:rPr>
@@ -228,6 +250,7 @@
       </w:r>
       <w:r>
         <w:rPr>
+          <w:rFonts w:eastAsia="黑体"/>
           <w:b/>
           <w:bCs/>
         </w:rPr>
@@ -235,7 +258,7 @@
       </w:r>
       <w:r>
         <w:rPr>
-          <w:rFonts w:hint="eastAsia"/>
+          <w:rFonts w:hint="eastAsia" w:eastAsia="黑体"/>
           <w:b/>
           <w:bCs/>
         </w:rPr>
@@ -243,6 +266,7 @@
       </w:r>
       <w:r>
         <w:rPr>
+          <w:rFonts w:eastAsia="黑体"/>
           <w:b/>
           <w:bCs/>
         </w:rPr>
@@ -262,22 +286,25 @@
       </m:oMath>
       <w:r>
         <w:rPr>
-          <w:rFonts w:hint="eastAsia"/>
+          <w:rFonts w:hint="eastAsia" w:eastAsia="黑体"/>
         </w:rPr>
         <w:t xml:space="preserve">（低有效使能，连</w:t>
       </w:r>
       <w:r>
+        <w:rPr>
+          <w:rFonts w:eastAsia="黑体"/>
+        </w:rPr>
         <w:t xml:space="preserve"> U1 </w:t>
       </w:r>
       <w:r>
         <w:rPr>
-          <w:rFonts w:hint="eastAsia"/>
+          <w:rFonts w:hint="eastAsia" w:eastAsia="黑体"/>
         </w:rPr>
         <w:t xml:space="preserve">使能脚，供多片级联用）；</w:t>
       </w:r>
       <w:r>
         <w:rPr>
-          <w:rFonts w:hint="eastAsia"/>
+          <w:rFonts w:hint="eastAsia" w:eastAsia="黑体"/>
           <w:b/>
           <w:bCs/>
         </w:rPr>
@@ -285,6 +312,7 @@
       </w:r>
       <w:r>
         <w:rPr>
+          <w:rFonts w:eastAsia="黑体"/>
           <w:b/>
           <w:bCs/>
         </w:rPr>
@@ -292,7 +320,7 @@
       </w:r>
       <w:r>
         <w:rPr>
-          <w:rFonts w:hint="eastAsia"/>
+          <w:rFonts w:hint="eastAsia" w:eastAsia="黑体"/>
           <w:b/>
           <w:bCs/>
         </w:rPr>
@@ -300,6 +328,7 @@
       </w:r>
       <w:r>
         <w:rPr>
+          <w:rFonts w:eastAsia="黑体"/>
           <w:b/>
           <w:bCs/>
         </w:rPr>
@@ -339,31 +368,37 @@
       </m:oMath>
       <w:r>
         <w:rPr>
-          <w:rFonts w:hint="eastAsia"/>
+          <w:rFonts w:hint="eastAsia" w:eastAsia="黑体"/>
         </w:rPr>
         <w:t xml:space="preserve">（8</w:t>
       </w:r>
       <w:r>
+        <w:rPr>
+          <w:rFonts w:eastAsia="黑体"/>
+        </w:rPr>
         <w:t xml:space="preserve"> </w:t>
       </w:r>
       <w:r>
         <w:rPr>
-          <w:rFonts w:hint="eastAsia"/>
+          <w:rFonts w:hint="eastAsia" w:eastAsia="黑体"/>
         </w:rPr>
         <w:t xml:space="preserve">路译码输出，分别连</w:t>
       </w:r>
       <w:r>
+        <w:rPr>
+          <w:rFonts w:eastAsia="黑体"/>
+        </w:rPr>
         <w:t xml:space="preserve"> U1 </w:t>
       </w:r>
       <w:r>
         <w:rPr>
-          <w:rFonts w:hint="eastAsia"/>
+          <w:rFonts w:hint="eastAsia" w:eastAsia="黑体"/>
         </w:rPr>
         <w:t xml:space="preserve">的八条输出脚）；此外还有</w:t>
       </w:r>
       <w:r>
         <w:rPr>
-          <w:rFonts w:hint="eastAsia"/>
+          <w:rFonts w:hint="eastAsia" w:eastAsia="黑体"/>
           <w:b/>
           <w:bCs/>
         </w:rPr>
@@ -371,6 +406,7 @@
       </w:r>
       <w:r>
         <w:rPr>
+          <w:rFonts w:eastAsia="黑体"/>
           <w:b/>
           <w:bCs/>
         </w:rPr>
@@ -400,17 +436,20 @@
         </m:sSub>
       </m:oMath>
       <w:r>
+        <w:rPr>
+          <w:rFonts w:eastAsia="黑体"/>
+        </w:rPr>
         <w:t xml:space="preserve"> </w:t>
       </w:r>
       <w:r>
         <w:rPr>
-          <w:rFonts w:hint="eastAsia"/>
+          <w:rFonts w:hint="eastAsia" w:eastAsia="黑体"/>
         </w:rPr>
         <w:t xml:space="preserve">与</w:t>
       </w:r>
       <w:r>
         <w:rPr>
-          <w:rFonts w:hint="eastAsia"/>
+          <w:rFonts w:hint="eastAsia" w:eastAsia="黑体"/>
           <w:b/>
           <w:bCs/>
         </w:rPr>
@@ -418,6 +457,7 @@
       </w:r>
       <w:r>
         <w:rPr>
+          <w:rFonts w:eastAsia="黑体"/>
           <w:b/>
           <w:bCs/>
         </w:rPr>
@@ -425,29 +465,38 @@
       </w:r>
       <w:r>
         <w:rPr>
-          <w:rFonts w:hint="eastAsia"/>
+          <w:rFonts w:hint="eastAsia" w:eastAsia="黑体"/>
         </w:rPr>
         <w:t xml:space="preserve">，分别连</w:t>
       </w:r>
       <w:r>
+        <w:rPr>
+          <w:rFonts w:eastAsia="黑体"/>
+        </w:rPr>
         <w:t xml:space="preserve"> U1 </w:t>
       </w:r>
       <w:r>
         <w:rPr>
-          <w:rFonts w:hint="eastAsia"/>
+          <w:rFonts w:hint="eastAsia" w:eastAsia="黑体"/>
         </w:rPr>
         <w:t xml:space="preserve">的电源脚</w:t>
       </w:r>
       <w:r>
+        <w:rPr>
+          <w:rFonts w:eastAsia="黑体"/>
+        </w:rPr>
         <w:t xml:space="preserve"> VDD </w:t>
       </w:r>
       <w:r>
         <w:rPr>
-          <w:rFonts w:hint="eastAsia"/>
+          <w:rFonts w:hint="eastAsia" w:eastAsia="黑体"/>
         </w:rPr>
         <w:t xml:space="preserve">与</w:t>
       </w:r>
       <w:r>
+        <w:rPr>
+          <w:rFonts w:eastAsia="黑体"/>
+        </w:rPr>
         <w:t xml:space="preserve"> GND。</w:t>
       </w:r>
     </w:p>
@@ -455,20 +504,26 @@
       <w:pPr/>
       <w:r>
         <w:rPr>
-          <w:rFonts w:hint="eastAsia"/>
+          <w:rFonts w:hint="eastAsia" w:eastAsia="黑体"/>
         </w:rPr>
         <w:t xml:space="preserve">各元件管脚连接：U1</w:t>
       </w:r>
       <w:r>
+        <w:rPr>
+          <w:rFonts w:eastAsia="黑体"/>
+        </w:rPr>
         <w:t xml:space="preserve"> </w:t>
       </w:r>
       <w:r>
         <w:rPr>
-          <w:rFonts w:hint="eastAsia"/>
+          <w:rFonts w:hint="eastAsia" w:eastAsia="黑体"/>
         </w:rPr>
         <w:t xml:space="preserve">的地址输入脚</w:t>
       </w:r>
       <w:r>
+        <w:rPr>
+          <w:rFonts w:eastAsia="黑体"/>
+        </w:rPr>
         <w:t xml:space="preserve"> </w:t>
       </w:r>
       <m:oMath>
@@ -486,6 +541,9 @@
         </m:sSub>
       </m:oMath>
       <w:r>
+        <w:rPr>
+          <w:rFonts w:eastAsia="黑体"/>
+        </w:rPr>
         <w:t xml:space="preserve">、</w:t>
       </w:r>
       <m:oMath>
@@ -503,6 +561,9 @@
         </m:sSub>
       </m:oMath>
       <w:r>
+        <w:rPr>
+          <w:rFonts w:eastAsia="黑体"/>
+        </w:rPr>
         <w:t xml:space="preserve">、</w:t>
       </w:r>
       <m:oMath>
@@ -520,15 +581,21 @@
         </m:sSub>
       </m:oMath>
       <w:r>
+        <w:rPr>
+          <w:rFonts w:eastAsia="黑体"/>
+        </w:rPr>
         <w:t xml:space="preserve"> </w:t>
       </w:r>
       <w:r>
         <w:rPr>
-          <w:rFonts w:hint="eastAsia"/>
+          <w:rFonts w:hint="eastAsia" w:eastAsia="黑体"/>
         </w:rPr>
         <w:t xml:space="preserve">分别接地址输入节点①、②、③，使能脚</w:t>
       </w:r>
       <w:r>
+        <w:rPr>
+          <w:rFonts w:eastAsia="黑体"/>
+        </w:rPr>
         <w:t xml:space="preserve"> </w:t>
       </w:r>
       <m:oMath>
@@ -544,15 +611,21 @@
         </m:bar>
       </m:oMath>
       <w:r>
+        <w:rPr>
+          <w:rFonts w:eastAsia="黑体"/>
+        </w:rPr>
         <w:t xml:space="preserve"> </w:t>
       </w:r>
       <w:r>
         <w:rPr>
-          <w:rFonts w:hint="eastAsia"/>
+          <w:rFonts w:hint="eastAsia" w:eastAsia="黑体"/>
         </w:rPr>
         <w:t xml:space="preserve">接使能输入节点④；八条输出脚</w:t>
       </w:r>
       <w:r>
+        <w:rPr>
+          <w:rFonts w:eastAsia="黑体"/>
+        </w:rPr>
         <w:t xml:space="preserve"> </w:t>
       </w:r>
       <m:oMath>
@@ -588,24 +661,33 @@
         </m:sSub>
       </m:oMath>
       <w:r>
+        <w:rPr>
+          <w:rFonts w:eastAsia="黑体"/>
+        </w:rPr>
         <w:t xml:space="preserve"> </w:t>
       </w:r>
       <w:r>
         <w:rPr>
-          <w:rFonts w:hint="eastAsia"/>
+          <w:rFonts w:hint="eastAsia" w:eastAsia="黑体"/>
         </w:rPr>
         <w:t xml:space="preserve">分别接输出节点⑤~⑫；电源脚</w:t>
       </w:r>
       <w:r>
+        <w:rPr>
+          <w:rFonts w:eastAsia="黑体"/>
+        </w:rPr>
         <w:t xml:space="preserve"> VDD </w:t>
       </w:r>
       <w:r>
         <w:rPr>
-          <w:rFonts w:hint="eastAsia"/>
+          <w:rFonts w:hint="eastAsia" w:eastAsia="黑体"/>
         </w:rPr>
         <w:t xml:space="preserve">接</w:t>
       </w:r>
       <w:r>
+        <w:rPr>
+          <w:rFonts w:eastAsia="黑体"/>
+        </w:rPr>
         <w:t xml:space="preserve"> </w:t>
       </w:r>
       <m:oMath>
@@ -632,29 +714,38 @@
         </m:sSub>
       </m:oMath>
       <w:r>
+        <w:rPr>
+          <w:rFonts w:eastAsia="黑体"/>
+        </w:rPr>
         <w:t xml:space="preserve">、GND </w:t>
       </w:r>
       <w:r>
         <w:rPr>
-          <w:rFonts w:hint="eastAsia"/>
+          <w:rFonts w:hint="eastAsia" w:eastAsia="黑体"/>
         </w:rPr>
         <w:t xml:space="preserve">接</w:t>
       </w:r>
       <w:r>
+        <w:rPr>
+          <w:rFonts w:eastAsia="黑体"/>
+        </w:rPr>
         <w:t xml:space="preserve"> </w:t>
       </w:r>
       <w:r>
         <w:rPr>
-          <w:rFonts w:hint="eastAsia"/>
+          <w:rFonts w:hint="eastAsia" w:eastAsia="黑体"/>
         </w:rPr>
         <w:t xml:space="preserve">GND。内部</w:t>
       </w:r>
       <w:r>
+        <w:rPr>
+          <w:rFonts w:eastAsia="黑体"/>
+        </w:rPr>
         <w:t xml:space="preserve"> 8 </w:t>
       </w:r>
       <w:r>
         <w:rPr>
-          <w:rFonts w:hint="eastAsia"/>
+          <w:rFonts w:hint="eastAsia" w:eastAsia="黑体"/>
         </w:rPr>
         <w:t xml:space="preserve">个三输入与非门阵列把输入的每个最小项单独译出，仅当使能有效且地址与该门所对应最小项匹配时其输出为低电平（低有效），其余输出保持高电平。</w:t>
       </w:r>
@@ -663,61 +754,79 @@
       <w:pPr/>
       <w:r>
         <w:rPr>
-          <w:rFonts w:hint="eastAsia"/>
+          <w:rFonts w:hint="eastAsia" w:eastAsia="黑体"/>
         </w:rPr>
         <w:t xml:space="preserve">由此构成”地址译码、选通唯一一路”的</w:t>
       </w:r>
       <w:r>
+        <w:rPr>
+          <w:rFonts w:eastAsia="黑体"/>
+        </w:rPr>
         <w:t xml:space="preserve"> 3 </w:t>
       </w:r>
       <w:r>
         <w:rPr>
-          <w:rFonts w:hint="eastAsia"/>
+          <w:rFonts w:hint="eastAsia" w:eastAsia="黑体"/>
         </w:rPr>
         <w:t xml:space="preserve">线—8</w:t>
       </w:r>
       <w:r>
+        <w:rPr>
+          <w:rFonts w:eastAsia="黑体"/>
+        </w:rPr>
         <w:t xml:space="preserve"> </w:t>
       </w:r>
       <w:r>
         <w:rPr>
-          <w:rFonts w:hint="eastAsia"/>
+          <w:rFonts w:hint="eastAsia" w:eastAsia="黑体"/>
         </w:rPr>
         <w:t xml:space="preserve">线译码组态，任一时刻只有与输入二进制码对应的那一条输出为有效电平，其余全部为无效电平；常见类型还有</w:t>
       </w:r>
       <w:r>
+        <w:rPr>
+          <w:rFonts w:eastAsia="黑体"/>
+        </w:rPr>
         <w:t xml:space="preserve"> 2-4 </w:t>
       </w:r>
       <w:r>
         <w:rPr>
-          <w:rFonts w:hint="eastAsia"/>
+          <w:rFonts w:hint="eastAsia" w:eastAsia="黑体"/>
         </w:rPr>
         <w:t xml:space="preserve">线、4-16</w:t>
       </w:r>
       <w:r>
+        <w:rPr>
+          <w:rFonts w:eastAsia="黑体"/>
+        </w:rPr>
         <w:t xml:space="preserve"> </w:t>
       </w:r>
       <w:r>
         <w:rPr>
-          <w:rFonts w:hint="eastAsia"/>
+          <w:rFonts w:hint="eastAsia" w:eastAsia="黑体"/>
         </w:rPr>
         <w:t xml:space="preserve">线（可用两片</w:t>
       </w:r>
       <w:r>
+        <w:rPr>
+          <w:rFonts w:eastAsia="黑体"/>
+        </w:rPr>
         <w:t xml:space="preserve"> 3-8 </w:t>
       </w:r>
       <w:r>
         <w:rPr>
-          <w:rFonts w:hint="eastAsia"/>
+          <w:rFonts w:hint="eastAsia" w:eastAsia="黑体"/>
         </w:rPr>
         <w:t xml:space="preserve">线级联）及</w:t>
       </w:r>
       <w:r>
+        <w:rPr>
+          <w:rFonts w:eastAsia="黑体"/>
+        </w:rPr>
         <w:t xml:space="preserve"> </w:t>
       </w:r>
       <w:r>
         <w:rPr>
-          <w:rFonts w:hint="eastAsia"/>
+          <w:rFonts w:hint="eastAsia" w:eastAsia="黑体"/>
         </w:rPr>
         <w:t xml:space="preserve">BCD-七段显示译码器。</w:t>
       </w:r>
@@ -730,7 +839,7 @@
       </w:pPr>
       <w:r>
         <w:rPr>
-          <w:rFonts w:hint="eastAsia"/>
+          <w:rFonts w:hint="eastAsia" w:eastAsia="黑体"/>
         </w:rPr>
         <w:t xml:space="preserve">工作原理</w:t>
       </w:r>
@@ -740,33 +849,45 @@
         <w:pStyle w:val="FirstParagraph"/>
       </w:pPr>
       <w:r>
+        <w:rPr>
+          <w:rFonts w:eastAsia="黑体"/>
+        </w:rPr>
         <w:t xml:space="preserve">n </w:t>
       </w:r>
       <w:r>
         <w:rPr>
-          <w:rFonts w:hint="eastAsia"/>
+          <w:rFonts w:hint="eastAsia" w:eastAsia="黑体"/>
         </w:rPr>
         <w:t xml:space="preserve">位二进制输入经内部与门阵列译码，选通唯一一路输出。以</w:t>
       </w:r>
       <w:r>
+        <w:rPr>
+          <w:rFonts w:eastAsia="黑体"/>
+        </w:rPr>
         <w:t xml:space="preserve"> 3-8 </w:t>
       </w:r>
       <w:r>
         <w:rPr>
-          <w:rFonts w:hint="eastAsia"/>
+          <w:rFonts w:hint="eastAsia" w:eastAsia="黑体"/>
         </w:rPr>
         <w:t xml:space="preserve">线译码器为例，3</w:t>
       </w:r>
       <w:r>
+        <w:rPr>
+          <w:rFonts w:eastAsia="黑体"/>
+        </w:rPr>
         <w:t xml:space="preserve"> </w:t>
       </w:r>
       <w:r>
         <w:rPr>
-          <w:rFonts w:hint="eastAsia"/>
+          <w:rFonts w:hint="eastAsia" w:eastAsia="黑体"/>
         </w:rPr>
         <w:t xml:space="preserve">位输入</w:t>
       </w:r>
       <w:r>
+        <w:rPr>
+          <w:rFonts w:eastAsia="黑体"/>
+        </w:rPr>
         <w:t xml:space="preserve"> </w:t>
       </w:r>
       <m:oMath>
@@ -808,15 +929,21 @@
         </m:sSub>
       </m:oMath>
       <w:r>
+        <w:rPr>
+          <w:rFonts w:eastAsia="黑体"/>
+        </w:rPr>
         <w:t xml:space="preserve"> </w:t>
       </w:r>
       <w:r>
         <w:rPr>
-          <w:rFonts w:hint="eastAsia"/>
+          <w:rFonts w:hint="eastAsia" w:eastAsia="黑体"/>
         </w:rPr>
         <w:t xml:space="preserve">的每一种取值（000~111）恰好使输出</w:t>
       </w:r>
       <w:r>
+        <w:rPr>
+          <w:rFonts w:eastAsia="黑体"/>
+        </w:rPr>
         <w:t xml:space="preserve"> </w:t>
       </w:r>
       <m:oMath>
@@ -852,11 +979,14 @@
         </m:sSub>
       </m:oMath>
       <w:r>
+        <w:rPr>
+          <w:rFonts w:eastAsia="黑体"/>
+        </w:rPr>
         <w:t xml:space="preserve"> </w:t>
       </w:r>
       <w:r>
         <w:rPr>
-          <w:rFonts w:hint="eastAsia"/>
+          <w:rFonts w:hint="eastAsia" w:eastAsia="黑体"/>
         </w:rPr>
         <w:t xml:space="preserve">中的一条为低电平（低有效）或高电平（高有效），其余保持无效。</w:t>
       </w:r>
@@ -869,7 +999,7 @@
       </w:pPr>
       <w:r>
         <w:rPr>
-          <w:rFonts w:hint="eastAsia"/>
+          <w:rFonts w:hint="eastAsia" w:eastAsia="黑体"/>
         </w:rPr>
         <w:t xml:space="preserve">关键计算公式</w:t>
       </w:r>
@@ -883,7 +1013,7 @@
       </w:pPr>
       <w:r>
         <w:rPr>
-          <w:rFonts w:hint="eastAsia"/>
+          <w:rFonts w:hint="eastAsia" w:eastAsia="黑体"/>
         </w:rPr>
         <w:t xml:space="preserve">输出线数：</w:t>
       </w:r>
@@ -930,11 +1060,14 @@
         </w:numPr>
       </w:pPr>
       <w:r>
+        <w:rPr>
+          <w:rFonts w:eastAsia="黑体"/>
+        </w:rPr>
         <w:t xml:space="preserve">3-8 </w:t>
       </w:r>
       <w:r>
         <w:rPr>
-          <w:rFonts w:hint="eastAsia"/>
+          <w:rFonts w:hint="eastAsia" w:eastAsia="黑体"/>
         </w:rPr>
         <w:t xml:space="preserve">线译码器单条输出（低有效）：</w:t>
       </w:r>
@@ -1127,16 +1260,19 @@
       </w:pPr>
       <w:r>
         <w:rPr>
-          <w:rFonts w:hint="eastAsia"/>
+          <w:rFonts w:hint="eastAsia" w:eastAsia="黑体"/>
         </w:rPr>
         <w:t xml:space="preserve">以</w:t>
       </w:r>
       <w:r>
+        <w:rPr>
+          <w:rFonts w:eastAsia="黑体"/>
+        </w:rPr>
         <w:t xml:space="preserve"> 2-4 </w:t>
       </w:r>
       <w:r>
         <w:rPr>
-          <w:rFonts w:hint="eastAsia"/>
+          <w:rFonts w:hint="eastAsia" w:eastAsia="黑体"/>
         </w:rPr>
         <w:t xml:space="preserve">线译码器为例的输出逻辑：</w:t>
       </w:r>
@@ -1417,11 +1553,14 @@
       </w:pPr>
       <w:r>
         <w:rPr>
-          <w:rFonts w:hint="eastAsia"/>
+          <w:rFonts w:hint="eastAsia" w:eastAsia="黑体"/>
         </w:rPr>
         <w:t xml:space="preserve">使能端（低有效</w:t>
       </w:r>
       <w:r>
+        <w:rPr>
+          <w:rFonts w:eastAsia="黑体"/>
+        </w:rPr>
         <w:t xml:space="preserve"> </w:t>
       </w:r>
       <m:oMath>
@@ -1438,7 +1577,7 @@
       </m:oMath>
       <w:r>
         <w:rPr>
-          <w:rFonts w:hint="eastAsia"/>
+          <w:rFonts w:hint="eastAsia" w:eastAsia="黑体"/>
         </w:rPr>
         <w:t xml:space="preserve">）作用：</w:t>
       </w:r>
@@ -1526,7 +1665,7 @@
             </w:pPr>
             <w:r>
               <w:rPr>
-                <w:rFonts w:hint="eastAsia"/>
+                <w:rFonts w:hint="eastAsia" w:eastAsia="黑体"/>
               </w:rPr>
               <w:t xml:space="preserve">符号</w:t>
             </w:r>
@@ -1540,7 +1679,7 @@
             </w:pPr>
             <w:r>
               <w:rPr>
-                <w:rFonts w:hint="eastAsia"/>
+                <w:rFonts w:hint="eastAsia" w:eastAsia="黑体"/>
               </w:rPr>
               <w:t xml:space="preserve">含义</w:t>
             </w:r>
@@ -1554,7 +1693,7 @@
             </w:pPr>
             <w:r>
               <w:rPr>
-                <w:rFonts w:hint="eastAsia"/>
+                <w:rFonts w:hint="eastAsia" w:eastAsia="黑体"/>
               </w:rPr>
               <w:t xml:space="preserve">单位</w:t>
             </w:r>
@@ -1574,6 +1713,9 @@
               </m:r>
             </m:oMath>
             <w:r>
+              <w:rPr>
+                <w:rFonts w:eastAsia="黑体"/>
+              </w:rPr>
               <w:t xml:space="preserve">​</w:t>
             </w:r>
           </w:p>
@@ -1586,7 +1728,7 @@
             </w:pPr>
             <w:r>
               <w:rPr>
-                <w:rFonts w:hint="eastAsia"/>
+                <w:rFonts w:hint="eastAsia" w:eastAsia="黑体"/>
               </w:rPr>
               <w:t xml:space="preserve">地址输入位数</w:t>
             </w:r>
@@ -1599,6 +1741,9 @@
               <w:pStyle w:val="Compact"/>
             </w:pPr>
             <w:r>
+              <w:rPr>
+                <w:rFonts w:eastAsia="黑体"/>
+              </w:rPr>
               <w:t xml:space="preserve">—</w:t>
             </w:r>
           </w:p>
@@ -1617,6 +1762,9 @@
               </m:r>
             </m:oMath>
             <w:r>
+              <w:rPr>
+                <w:rFonts w:eastAsia="黑体"/>
+              </w:rPr>
               <w:t xml:space="preserve">​</w:t>
             </w:r>
           </w:p>
@@ -1629,7 +1777,7 @@
             </w:pPr>
             <w:r>
               <w:rPr>
-                <w:rFonts w:hint="eastAsia"/>
+                <w:rFonts w:hint="eastAsia" w:eastAsia="黑体"/>
               </w:rPr>
               <w:t xml:space="preserve">输出线数</w:t>
             </w:r>
@@ -1642,6 +1790,9 @@
               <w:pStyle w:val="Compact"/>
             </w:pPr>
             <w:r>
+              <w:rPr>
+                <w:rFonts w:eastAsia="黑体"/>
+              </w:rPr>
               <w:t xml:space="preserve">—</w:t>
             </w:r>
           </w:p>
@@ -1705,6 +1856,9 @@
               </m:sSub>
             </m:oMath>
             <w:r>
+              <w:rPr>
+                <w:rFonts w:eastAsia="黑体"/>
+              </w:rPr>
               <w:t xml:space="preserve">​</w:t>
             </w:r>
           </w:p>
@@ -1717,7 +1871,7 @@
             </w:pPr>
             <w:r>
               <w:rPr>
-                <w:rFonts w:hint="eastAsia"/>
+                <w:rFonts w:hint="eastAsia" w:eastAsia="黑体"/>
               </w:rPr>
               <w:t xml:space="preserve">地址输入</w:t>
             </w:r>
@@ -1730,6 +1884,9 @@
               <w:pStyle w:val="Compact"/>
             </w:pPr>
             <w:r>
+              <w:rPr>
+                <w:rFonts w:eastAsia="黑体"/>
+              </w:rPr>
               <w:t xml:space="preserve">—</w:t>
             </w:r>
           </w:p>
@@ -1757,6 +1914,9 @@
               </m:sSub>
             </m:oMath>
             <w:r>
+              <w:rPr>
+                <w:rFonts w:eastAsia="黑体"/>
+              </w:rPr>
               <w:t xml:space="preserve">​</w:t>
             </w:r>
           </w:p>
@@ -1769,16 +1929,19 @@
             </w:pPr>
             <w:r>
               <w:rPr>
-                <w:rFonts w:hint="eastAsia"/>
+                <w:rFonts w:hint="eastAsia" w:eastAsia="黑体"/>
               </w:rPr>
               <w:t xml:space="preserve">第</w:t>
             </w:r>
             <w:r>
+              <w:rPr>
+                <w:rFonts w:eastAsia="黑体"/>
+              </w:rPr>
               <w:t xml:space="preserve"> i </w:t>
             </w:r>
             <w:r>
               <w:rPr>
-                <w:rFonts w:hint="eastAsia"/>
+                <w:rFonts w:hint="eastAsia" w:eastAsia="黑体"/>
               </w:rPr>
               <w:t xml:space="preserve">路输出</w:t>
             </w:r>
@@ -1791,6 +1954,9 @@
               <w:pStyle w:val="Compact"/>
             </w:pPr>
             <w:r>
+              <w:rPr>
+                <w:rFonts w:eastAsia="黑体"/>
+              </w:rPr>
               <w:t xml:space="preserve">—</w:t>
             </w:r>
           </w:p>
@@ -1809,6 +1975,9 @@
               </m:r>
             </m:oMath>
             <w:r>
+              <w:rPr>
+                <w:rFonts w:eastAsia="黑体"/>
+              </w:rPr>
               <w:t xml:space="preserve">​</w:t>
             </w:r>
           </w:p>
@@ -1821,7 +1990,7 @@
             </w:pPr>
             <w:r>
               <w:rPr>
-                <w:rFonts w:hint="eastAsia"/>
+                <w:rFonts w:hint="eastAsia" w:eastAsia="黑体"/>
               </w:rPr>
               <w:t xml:space="preserve">使能信号</w:t>
             </w:r>
@@ -1834,6 +2003,9 @@
               <w:pStyle w:val="Compact"/>
             </w:pPr>
             <w:r>
+              <w:rPr>
+                <w:rFonts w:eastAsia="黑体"/>
+              </w:rPr>
               <w:t xml:space="preserve">—</w:t>
             </w:r>
           </w:p>
@@ -1848,7 +2020,7 @@
       </w:pPr>
       <w:r>
         <w:rPr>
-          <w:rFonts w:hint="eastAsia"/>
+          <w:rFonts w:hint="eastAsia" w:eastAsia="黑体"/>
         </w:rPr>
         <w:t xml:space="preserve">元件调整影响</w:t>
       </w:r>
@@ -1863,7 +2035,7 @@
       </w:pPr>
       <w:r>
         <w:rPr>
-          <w:rFonts w:hint="eastAsia"/>
+          <w:rFonts w:hint="eastAsia" w:eastAsia="黑体"/>
           <w:b/>
           <w:bCs/>
         </w:rPr>
@@ -1871,6 +2043,7 @@
       </w:r>
       <w:r>
         <w:rPr>
+          <w:rFonts w:eastAsia="黑体"/>
           <w:b/>
           <w:bCs/>
         </w:rPr>
@@ -1878,25 +2051,34 @@
       </w:r>
       <w:r>
         <w:rPr>
-          <w:rFonts w:hint="eastAsia"/>
+          <w:rFonts w:hint="eastAsia" w:eastAsia="黑体"/>
           <w:b/>
           <w:bCs/>
         </w:rPr>
         <w:t xml:space="preserve">增大</w:t>
       </w:r>
       <w:r>
+        <w:rPr>
+          <w:rFonts w:eastAsia="黑体"/>
+        </w:rPr>
         <w:t xml:space="preserve"> </w:t>
       </w:r>
       <w:r>
+        <w:rPr>
+          <w:rFonts w:eastAsia="黑体"/>
+        </w:rPr>
         <w:t xml:space="preserve">→ </w:t>
       </w:r>
       <w:r>
         <w:rPr>
-          <w:rFonts w:hint="eastAsia"/>
+          <w:rFonts w:hint="eastAsia" w:eastAsia="黑体"/>
         </w:rPr>
         <w:t xml:space="preserve">输出线数按</w:t>
       </w:r>
       <w:r>
+        <w:rPr>
+          <w:rFonts w:eastAsia="黑体"/>
+        </w:rPr>
         <w:t xml:space="preserve"> </w:t>
       </w:r>
       <m:oMath>
@@ -1914,11 +2096,14 @@
         </m:sSup>
       </m:oMath>
       <w:r>
+        <w:rPr>
+          <w:rFonts w:eastAsia="黑体"/>
+        </w:rPr>
         <w:t xml:space="preserve"> </w:t>
       </w:r>
       <w:r>
         <w:rPr>
-          <w:rFonts w:hint="eastAsia"/>
+          <w:rFonts w:hint="eastAsia" w:eastAsia="黑体"/>
         </w:rPr>
         <w:t xml:space="preserve">指数增长，译码规模与逻辑复杂度上升。</w:t>
       </w:r>
@@ -1933,21 +2118,27 @@
       </w:pPr>
       <w:r>
         <w:rPr>
-          <w:rFonts w:hint="eastAsia"/>
+          <w:rFonts w:hint="eastAsia" w:eastAsia="黑体"/>
           <w:b/>
           <w:bCs/>
         </w:rPr>
         <w:t xml:space="preserve">未连接的地址输入</w:t>
       </w:r>
       <w:r>
+        <w:rPr>
+          <w:rFonts w:eastAsia="黑体"/>
+        </w:rPr>
         <w:t xml:space="preserve"> </w:t>
       </w:r>
       <w:r>
+        <w:rPr>
+          <w:rFonts w:eastAsia="黑体"/>
+        </w:rPr>
         <w:t xml:space="preserve">→ </w:t>
       </w:r>
       <w:r>
         <w:rPr>
-          <w:rFonts w:hint="eastAsia"/>
+          <w:rFonts w:hint="eastAsia" w:eastAsia="黑体"/>
         </w:rPr>
         <w:t xml:space="preserve">悬空可能被当作不定电平，导致译码混乱，应接地或接高电平固定。</w:t>
       </w:r>
@@ -1962,21 +2153,27 @@
       </w:pPr>
       <w:r>
         <w:rPr>
-          <w:rFonts w:hint="eastAsia"/>
+          <w:rFonts w:hint="eastAsia" w:eastAsia="黑体"/>
           <w:b/>
           <w:bCs/>
         </w:rPr>
         <w:t xml:space="preserve">使能端失能</w:t>
       </w:r>
       <w:r>
+        <w:rPr>
+          <w:rFonts w:eastAsia="黑体"/>
+        </w:rPr>
         <w:t xml:space="preserve"> </w:t>
       </w:r>
       <w:r>
+        <w:rPr>
+          <w:rFonts w:eastAsia="黑体"/>
+        </w:rPr>
         <w:t xml:space="preserve">→ </w:t>
       </w:r>
       <w:r>
         <w:rPr>
-          <w:rFonts w:hint="eastAsia"/>
+          <w:rFonts w:hint="eastAsia" w:eastAsia="黑体"/>
         </w:rPr>
         <w:t xml:space="preserve">所有输出同时回到无效电平，芯片被整体禁止。</w:t>
       </w:r>
@@ -1991,21 +2188,27 @@
       </w:pPr>
       <w:r>
         <w:rPr>
-          <w:rFonts w:hint="eastAsia"/>
+          <w:rFonts w:hint="eastAsia" w:eastAsia="黑体"/>
           <w:b/>
           <w:bCs/>
         </w:rPr>
         <w:t xml:space="preserve">输出有效极性（高/低）选择错误</w:t>
       </w:r>
       <w:r>
+        <w:rPr>
+          <w:rFonts w:eastAsia="黑体"/>
+        </w:rPr>
         <w:t xml:space="preserve"> </w:t>
       </w:r>
       <w:r>
+        <w:rPr>
+          <w:rFonts w:eastAsia="黑体"/>
+        </w:rPr>
         <w:t xml:space="preserve">→ </w:t>
       </w:r>
       <w:r>
         <w:rPr>
-          <w:rFonts w:hint="eastAsia"/>
+          <w:rFonts w:hint="eastAsia" w:eastAsia="黑体"/>
         </w:rPr>
         <w:t xml:space="preserve">与后续门控逻辑不匹配，功能失效。</w:t>
       </w:r>
@@ -2018,7 +2221,7 @@
       </w:pPr>
       <w:r>
         <w:rPr>
-          <w:rFonts w:hint="eastAsia"/>
+          <w:rFonts w:hint="eastAsia" w:eastAsia="黑体"/>
         </w:rPr>
         <w:t xml:space="preserve">典型参数示例</w:t>
       </w:r>
@@ -2032,11 +2235,14 @@
         </w:numPr>
       </w:pPr>
       <w:r>
+        <w:rPr>
+          <w:rFonts w:eastAsia="黑体"/>
+        </w:rPr>
         <w:t xml:space="preserve">3-8 </w:t>
       </w:r>
       <w:r>
         <w:rPr>
-          <w:rFonts w:hint="eastAsia"/>
+          <w:rFonts w:hint="eastAsia" w:eastAsia="黑体"/>
         </w:rPr>
         <w:t xml:space="preserve">线译码器：</w:t>
       </w:r>
@@ -2056,7 +2262,7 @@
       </m:oMath>
       <w:r>
         <w:rPr>
-          <w:rFonts w:hint="eastAsia"/>
+          <w:rFonts w:hint="eastAsia" w:eastAsia="黑体"/>
         </w:rPr>
         <w:t xml:space="preserve">，</w:t>
       </w:r>
@@ -2093,15 +2299,21 @@
         </m:r>
       </m:oMath>
       <w:r>
+        <w:rPr>
+          <w:rFonts w:eastAsia="黑体"/>
+        </w:rPr>
         <w:t xml:space="preserve"> </w:t>
       </w:r>
       <w:r>
         <w:rPr>
-          <w:rFonts w:hint="eastAsia"/>
+          <w:rFonts w:hint="eastAsia" w:eastAsia="黑体"/>
         </w:rPr>
         <w:t xml:space="preserve">条输出；输入</w:t>
       </w:r>
       <w:r>
+        <w:rPr>
+          <w:rFonts w:eastAsia="黑体"/>
+        </w:rPr>
         <w:t xml:space="preserve"> </w:t>
       </w:r>
       <m:oMath>
@@ -2152,15 +2364,21 @@
         </m:r>
       </m:oMath>
       <w:r>
+        <w:rPr>
+          <w:rFonts w:eastAsia="黑体"/>
+        </w:rPr>
         <w:t xml:space="preserve"> </w:t>
       </w:r>
       <w:r>
         <w:rPr>
-          <w:rFonts w:hint="eastAsia"/>
+          <w:rFonts w:hint="eastAsia" w:eastAsia="黑体"/>
         </w:rPr>
         <w:t xml:space="preserve">时输出</w:t>
       </w:r>
       <w:r>
+        <w:rPr>
+          <w:rFonts w:eastAsia="黑体"/>
+        </w:rPr>
         <w:t xml:space="preserve"> </w:t>
       </w:r>
       <m:oMath>
@@ -2178,11 +2396,14 @@
         </m:sSub>
       </m:oMath>
       <w:r>
+        <w:rPr>
+          <w:rFonts w:eastAsia="黑体"/>
+        </w:rPr>
         <w:t xml:space="preserve"> </w:t>
       </w:r>
       <w:r>
         <w:rPr>
-          <w:rFonts w:hint="eastAsia"/>
+          <w:rFonts w:hint="eastAsia" w:eastAsia="黑体"/>
         </w:rPr>
         <w:t xml:space="preserve">有效。</w:t>
       </w:r>
@@ -2196,11 +2417,14 @@
         </w:numPr>
       </w:pPr>
       <w:r>
+        <w:rPr>
+          <w:rFonts w:eastAsia="黑体"/>
+        </w:rPr>
         <w:t xml:space="preserve">4-16 </w:t>
       </w:r>
       <w:r>
         <w:rPr>
-          <w:rFonts w:hint="eastAsia"/>
+          <w:rFonts w:hint="eastAsia" w:eastAsia="黑体"/>
         </w:rPr>
         <w:t xml:space="preserve">线译码器：</w:t>
       </w:r>
@@ -2220,7 +2444,7 @@
       </m:oMath>
       <w:r>
         <w:rPr>
-          <w:rFonts w:hint="eastAsia"/>
+          <w:rFonts w:hint="eastAsia" w:eastAsia="黑体"/>
         </w:rPr>
         <w:t xml:space="preserve">，</w:t>
       </w:r>
@@ -2257,20 +2481,26 @@
         </m:r>
       </m:oMath>
       <w:r>
+        <w:rPr>
+          <w:rFonts w:eastAsia="黑体"/>
+        </w:rPr>
         <w:t xml:space="preserve"> </w:t>
       </w:r>
       <w:r>
         <w:rPr>
-          <w:rFonts w:hint="eastAsia"/>
+          <w:rFonts w:hint="eastAsia" w:eastAsia="黑体"/>
         </w:rPr>
         <w:t xml:space="preserve">条输出，可用两片</w:t>
       </w:r>
       <w:r>
+        <w:rPr>
+          <w:rFonts w:eastAsia="黑体"/>
+        </w:rPr>
         <w:t xml:space="preserve"> 3-8 </w:t>
       </w:r>
       <w:r>
         <w:rPr>
-          <w:rFonts w:hint="eastAsia"/>
+          <w:rFonts w:hint="eastAsia" w:eastAsia="黑体"/>
         </w:rPr>
         <w:t xml:space="preserve">线译码器级联实现。</w:t>
       </w:r>
@@ -2283,7 +2513,7 @@
       </w:pPr>
       <w:r>
         <w:rPr>
-          <w:rFonts w:hint="eastAsia"/>
+          <w:rFonts w:hint="eastAsia" w:eastAsia="黑体"/>
         </w:rPr>
         <w:t xml:space="preserve">常见器件型号</w:t>
       </w:r>
@@ -2298,16 +2528,19 @@
       </w:pPr>
       <w:r>
         <w:rPr>
-          <w:rFonts w:hint="eastAsia"/>
+          <w:rFonts w:hint="eastAsia" w:eastAsia="黑体"/>
         </w:rPr>
         <w:t xml:space="preserve">74HC138：3-8</w:t>
       </w:r>
       <w:r>
+        <w:rPr>
+          <w:rFonts w:eastAsia="黑体"/>
+        </w:rPr>
         <w:t xml:space="preserve"> </w:t>
       </w:r>
       <w:r>
         <w:rPr>
-          <w:rFonts w:hint="eastAsia"/>
+          <w:rFonts w:hint="eastAsia" w:eastAsia="黑体"/>
         </w:rPr>
         <w:t xml:space="preserve">线译码器（低有效输出）。</w:t>
       </w:r>
@@ -2322,16 +2555,19 @@
       </w:pPr>
       <w:r>
         <w:rPr>
-          <w:rFonts w:hint="eastAsia"/>
+          <w:rFonts w:hint="eastAsia" w:eastAsia="黑体"/>
         </w:rPr>
         <w:t xml:space="preserve">74HC139：双</w:t>
       </w:r>
       <w:r>
+        <w:rPr>
+          <w:rFonts w:eastAsia="黑体"/>
+        </w:rPr>
         <w:t xml:space="preserve"> 2-4 </w:t>
       </w:r>
       <w:r>
         <w:rPr>
-          <w:rFonts w:hint="eastAsia"/>
+          <w:rFonts w:hint="eastAsia" w:eastAsia="黑体"/>
         </w:rPr>
         <w:t xml:space="preserve">线译码器。</w:t>
       </w:r>
@@ -2346,16 +2582,19 @@
       </w:pPr>
       <w:r>
         <w:rPr>
-          <w:rFonts w:hint="eastAsia"/>
+          <w:rFonts w:hint="eastAsia" w:eastAsia="黑体"/>
         </w:rPr>
         <w:t xml:space="preserve">74HC154：4-16</w:t>
       </w:r>
       <w:r>
+        <w:rPr>
+          <w:rFonts w:eastAsia="黑体"/>
+        </w:rPr>
         <w:t xml:space="preserve"> </w:t>
       </w:r>
       <w:r>
         <w:rPr>
-          <w:rFonts w:hint="eastAsia"/>
+          <w:rFonts w:hint="eastAsia" w:eastAsia="黑体"/>
         </w:rPr>
         <w:t xml:space="preserve">线译码器。</w:t>
       </w:r>
@@ -2369,11 +2608,14 @@
         </w:numPr>
       </w:pPr>
       <w:r>
+        <w:rPr>
+          <w:rFonts w:eastAsia="黑体"/>
+        </w:rPr>
         <w:t xml:space="preserve">74LS47 / </w:t>
       </w:r>
       <w:r>
         <w:rPr>
-          <w:rFonts w:hint="eastAsia"/>
+          <w:rFonts w:hint="eastAsia" w:eastAsia="黑体"/>
         </w:rPr>
         <w:t xml:space="preserve">CD4511：BCD-七段显示译码器。</w:t>
       </w:r>
@@ -2386,7 +2628,7 @@
       </w:pPr>
       <w:r>
         <w:rPr>
-          <w:rFonts w:hint="eastAsia"/>
+          <w:rFonts w:hint="eastAsia" w:eastAsia="黑体"/>
         </w:rPr>
         <w:t xml:space="preserve">注意事项</w:t>
       </w:r>
@@ -2401,16 +2643,19 @@
       </w:pPr>
       <w:r>
         <w:rPr>
-          <w:rFonts w:hint="eastAsia"/>
+          <w:rFonts w:hint="eastAsia" w:eastAsia="黑体"/>
         </w:rPr>
         <w:t xml:space="preserve">低有效输出的译码器（如</w:t>
       </w:r>
       <w:r>
+        <w:rPr>
+          <w:rFonts w:eastAsia="黑体"/>
+        </w:rPr>
         <w:t xml:space="preserve"> </w:t>
       </w:r>
       <w:r>
         <w:rPr>
-          <w:rFonts w:hint="eastAsia"/>
+          <w:rFonts w:hint="eastAsia" w:eastAsia="黑体"/>
         </w:rPr>
         <w:t xml:space="preserve">74HC138）需注意输出空闲时为高电平。</w:t>
       </w:r>
@@ -2425,16 +2670,19 @@
       </w:pPr>
       <w:r>
         <w:rPr>
-          <w:rFonts w:hint="eastAsia"/>
+          <w:rFonts w:hint="eastAsia" w:eastAsia="黑体"/>
         </w:rPr>
         <w:t xml:space="preserve">使能端要按逻辑电平正确接</w:t>
       </w:r>
       <w:r>
+        <w:rPr>
+          <w:rFonts w:eastAsia="黑体"/>
+        </w:rPr>
         <w:t xml:space="preserve"> </w:t>
       </w:r>
       <w:r>
         <w:rPr>
-          <w:rFonts w:hint="eastAsia"/>
+          <w:rFonts w:hint="eastAsia" w:eastAsia="黑体"/>
         </w:rPr>
         <w:t xml:space="preserve">0/1，不能悬空。</w:t>
       </w:r>
@@ -2449,7 +2697,7 @@
       </w:pPr>
       <w:r>
         <w:rPr>
-          <w:rFonts w:hint="eastAsia"/>
+          <w:rFonts w:hint="eastAsia" w:eastAsia="黑体"/>
         </w:rPr>
         <w:t xml:space="preserve">多片级联扩展输入位数时，注意高低位分配与使能级联方向。</w:t>
       </w:r>
@@ -2462,7 +2710,7 @@
       </w:pPr>
       <w:r>
         <w:rPr>
-          <w:rFonts w:hint="eastAsia"/>
+          <w:rFonts w:hint="eastAsia" w:eastAsia="黑体"/>
         </w:rPr>
         <w:t xml:space="preserve">参考资料</w:t>
       </w:r>
@@ -2477,7 +2725,7 @@
       </w:pPr>
       <w:r>
         <w:rPr>
-          <w:rFonts w:hint="eastAsia"/>
+          <w:rFonts w:hint="eastAsia" w:eastAsia="黑体"/>
         </w:rPr>
         <w:t xml:space="preserve">《数字电子技术基础》（阎石）。</w:t>
       </w:r>
@@ -2491,6 +2739,9 @@
         </w:numPr>
       </w:pPr>
       <w:r>
+        <w:rPr>
+          <w:rFonts w:eastAsia="黑体"/>
+        </w:rPr>
         <w:t xml:space="preserve">Wikipedia: Decoder。</w:t>
       </w:r>
     </w:p>
@@ -2503,11 +2754,14 @@
         </w:numPr>
       </w:pPr>
       <w:r>
+        <w:rPr>
+          <w:rFonts w:eastAsia="黑体"/>
+        </w:rPr>
         <w:t xml:space="preserve">TI 74HC138 </w:t>
       </w:r>
       <w:r>
         <w:rPr>
-          <w:rFonts w:hint="eastAsia"/>
+          <w:rFonts w:hint="eastAsia" w:eastAsia="黑体"/>
         </w:rPr>
         <w:t xml:space="preserve">数据手册。</w:t>
       </w:r>
@@ -2521,11 +2775,11 @@
       </w:pPr>
       <w:r>
         <w:rPr>
-          <w:rFonts w:ascii="Times New Roman" w:hAnsi="Times New Roman"/>
+          <w:rFonts w:ascii="Times New Roman" w:hAnsi="Times New Roman" w:eastAsia="黑体"/>
           <w:color w:val="555555"/>
           <w:sz w:val="21"/>
         </w:rPr>
-        <w:t>材料收集者：杜文杰</w:t>
+        <w:t>材料收集者：杜文杰，WX手机：19519196569，QQ:3478827729</w:t>
       </w:r>
     </w:p>
     <w:sectPr>
@@ -2545,7 +2799,7 @@
 </file>
 
 <file path=word/footer1.xml><?xml version="1.0" encoding="utf-8"?>
-<w:ftr xmlns:m="http://schemas.openxmlformats.org/officeDocument/2006/math" xmlns:mc="http://schemas.openxmlformats.org/markup-compatibility/2006" xmlns:mo="http://schemas.microsoft.com/office/mac/office/2008/main" xmlns:mv="urn:schemas-microsoft-com:mac:vml" xmlns:o="urn:schemas-microsoft-com:office:office" xmlns:r="http://schemas.openxmlformats.org/officeDocument/2006/relationships" xmlns:v="urn:schemas-microsoft-com:vml" xmlns:w10="urn:schemas-microsoft-com:office:word" xmlns:w14="http://schemas.microsoft.com/office/word/2010/wordml" xmlns:w="http://schemas.openxmlformats.org/wordprocessingml/2006/main" xmlns:wne="http://schemas.microsoft.com/office/word/2006/wordml" xmlns:wp14="http://schemas.microsoft.com/office/word/2010/wordprocessingDrawing" xmlns:wp="http://schemas.openxmlformats.org/drawingml/2006/wordprocessingDrawing" xmlns:wpc="http://schemas.microsoft.com/office/word/2010/wordprocessingCanvas" xmlns:wpg="http://schemas.microsoft.com/office/word/2010/wordprocessingGroup" xmlns:wpi="http://schemas.microsoft.com/office/word/2010/wordprocessingInk" xmlns:wps="http://schemas.microsoft.com/office/word/2010/wordprocessingShape" mc:Ignorable="w14 wp14">
+<w:ftr xmlns:mc="http://schemas.openxmlformats.org/markup-compatibility/2006" xmlns:w="http://schemas.openxmlformats.org/wordprocessingml/2006/main" xmlns:m="http://schemas.openxmlformats.org/officeDocument/2006/math" xmlns:mo="http://schemas.microsoft.com/office/mac/office/2008/main" xmlns:mv="urn:schemas-microsoft-com:mac:vml" xmlns:o="urn:schemas-microsoft-com:office:office" xmlns:r="http://schemas.openxmlformats.org/officeDocument/2006/relationships" xmlns:v="urn:schemas-microsoft-com:vml" xmlns:w10="urn:schemas-microsoft-com:office:word" xmlns:w14="http://schemas.microsoft.com/office/word/2010/wordml" xmlns:wne="http://schemas.microsoft.com/office/word/2006/wordml" xmlns:wp14="http://schemas.microsoft.com/office/word/2010/wordprocessingDrawing" xmlns:wp="http://schemas.openxmlformats.org/drawingml/2006/wordprocessingDrawing" xmlns:wpc="http://schemas.microsoft.com/office/word/2010/wordprocessingCanvas" xmlns:wpg="http://schemas.microsoft.com/office/word/2010/wordprocessingGroup" xmlns:wpi="http://schemas.microsoft.com/office/word/2010/wordprocessingInk" xmlns:wps="http://schemas.microsoft.com/office/word/2010/wordprocessingShape" mc:Ignorable="w14 wp14">
   <w:p>
     <w:pPr>
       <w:pStyle w:val="Footer"/>
@@ -2553,12 +2807,14 @@
     </w:pPr>
     <w:r>
       <w:rPr>
+        <w:rFonts w:eastAsia="黑体"/>
         <w:sz w:val="18"/>
       </w:rPr>
       <w:t xml:space="preserve">第 </w:t>
     </w:r>
     <w:r>
       <w:rPr>
+        <w:rFonts w:eastAsia="黑体"/>
         <w:sz w:val="18"/>
       </w:rPr>
       <w:fldChar w:fldCharType="begin"/>
@@ -2567,6 +2823,7 @@
     </w:r>
     <w:r>
       <w:rPr>
+        <w:rFonts w:eastAsia="黑体"/>
         <w:sz w:val="18"/>
       </w:rPr>
       <w:t xml:space="preserve"> 页</w:t>
@@ -2580,6 +2837,9 @@
   <w:footnote w:type="continuationSeparator" w:id="0">
     <w:p>
       <w:r>
+        <w:rPr>
+          <w:rFonts w:eastAsia="黑体"/>
+        </w:rPr>
         <w:continuationSeparator/>
       </w:r>
     </w:p>
@@ -2587,6 +2847,9 @@
   <w:footnote w:type="separator" w:id="-1">
     <w:p>
       <w:r>
+        <w:rPr>
+          <w:rFonts w:eastAsia="黑体"/>
+        </w:rPr>
         <w:separator/>
       </w:r>
     </w:p>
@@ -2595,7 +2858,7 @@
 </file>
 
 <file path=word/header1.xml><?xml version="1.0" encoding="utf-8"?>
-<w:hdr xmlns:m="http://schemas.openxmlformats.org/officeDocument/2006/math" xmlns:mc="http://schemas.openxmlformats.org/markup-compatibility/2006" xmlns:mo="http://schemas.microsoft.com/office/mac/office/2008/main" xmlns:mv="urn:schemas-microsoft-com:mac:vml" xmlns:o="urn:schemas-microsoft-com:office:office" xmlns:r="http://schemas.openxmlformats.org/officeDocument/2006/relationships" xmlns:v="urn:schemas-microsoft-com:vml" xmlns:w10="urn:schemas-microsoft-com:office:word" xmlns:w14="http://schemas.microsoft.com/office/word/2010/wordml" xmlns:w="http://schemas.openxmlformats.org/wordprocessingml/2006/main" xmlns:wne="http://schemas.microsoft.com/office/word/2006/wordml" xmlns:wp14="http://schemas.microsoft.com/office/word/2010/wordprocessingDrawing" xmlns:wp="http://schemas.openxmlformats.org/drawingml/2006/wordprocessingDrawing" xmlns:wpc="http://schemas.microsoft.com/office/word/2010/wordprocessingCanvas" xmlns:wpg="http://schemas.microsoft.com/office/word/2010/wordprocessingGroup" xmlns:wpi="http://schemas.microsoft.com/office/word/2010/wordprocessingInk" xmlns:wps="http://schemas.microsoft.com/office/word/2010/wordprocessingShape" mc:Ignorable="w14 wp14">
+<w:hdr xmlns:mc="http://schemas.openxmlformats.org/markup-compatibility/2006" xmlns:w="http://schemas.openxmlformats.org/wordprocessingml/2006/main" xmlns:m="http://schemas.openxmlformats.org/officeDocument/2006/math" xmlns:mo="http://schemas.microsoft.com/office/mac/office/2008/main" xmlns:mv="urn:schemas-microsoft-com:mac:vml" xmlns:o="urn:schemas-microsoft-com:office:office" xmlns:r="http://schemas.openxmlformats.org/officeDocument/2006/relationships" xmlns:v="urn:schemas-microsoft-com:vml" xmlns:w10="urn:schemas-microsoft-com:office:word" xmlns:w14="http://schemas.microsoft.com/office/word/2010/wordml" xmlns:wne="http://schemas.microsoft.com/office/word/2006/wordml" xmlns:wp14="http://schemas.microsoft.com/office/word/2010/wordprocessingDrawing" xmlns:wp="http://schemas.openxmlformats.org/drawingml/2006/wordprocessingDrawing" xmlns:wpc="http://schemas.microsoft.com/office/word/2010/wordprocessingCanvas" xmlns:wpg="http://schemas.microsoft.com/office/word/2010/wordprocessingGroup" xmlns:wpi="http://schemas.microsoft.com/office/word/2010/wordprocessingInk" xmlns:wps="http://schemas.microsoft.com/office/word/2010/wordprocessingShape" mc:Ignorable="w14 wp14">
   <w:p>
     <w:pPr>
       <w:pStyle w:val="Header"/>
@@ -2603,7 +2866,7 @@
     </w:pPr>
     <w:r>
       <w:rPr>
-        <w:rFonts w:ascii="Times New Roman" w:hAnsi="Times New Roman"/>
+        <w:rFonts w:ascii="Times New Roman" w:hAnsi="Times New Roman" w:eastAsia="黑体"/>
         <w:sz w:val="18"/>
         <w:rFonts w:eastAsia="黑体"/>
         <w:rFonts w:eastAsia="黑体"/>
@@ -2615,7 +2878,7 @@
 </file>
 
 <file path=word/numbering.xml><?xml version="1.0" encoding="utf-8"?>
-<w:numbering xmlns:m="http://schemas.openxmlformats.org/officeDocument/2006/math" xmlns:mc="http://schemas.openxmlformats.org/markup-compatibility/2006" xmlns:mo="http://schemas.microsoft.com/office/mac/office/2008/main" xmlns:mv="urn:schemas-microsoft-com:mac:vml" xmlns:o="urn:schemas-microsoft-com:office:office" xmlns:r="http://schemas.openxmlformats.org/officeDocument/2006/relationships" xmlns:v="urn:schemas-microsoft-com:vml" xmlns:w="http://schemas.openxmlformats.org/wordprocessingml/2006/main" xmlns:w10="urn:schemas-microsoft-com:office:word" xmlns:w14="http://schemas.microsoft.com/office/word/2010/wordml" xmlns:wne="http://schemas.microsoft.com/office/word/2006/wordml" xmlns:wp="http://schemas.openxmlformats.org/drawingml/2006/wordprocessingDrawing" xmlns:wp14="http://schemas.microsoft.com/office/word/2010/wordprocessingDrawing" xmlns:wpc="http://schemas.microsoft.com/office/word/2010/wordprocessingCanvas" xmlns:wpg="http://schemas.microsoft.com/office/word/2010/wordprocessingGroup" xmlns:wpi="http://schemas.microsoft.com/office/word/2010/wordprocessingInk" xmlns:wps="http://schemas.microsoft.com/office/word/2010/wordprocessingShape" mc:Ignorable="w14 wp14">
+<w:numbering xmlns:mc="http://schemas.openxmlformats.org/markup-compatibility/2006" xmlns:w="http://schemas.openxmlformats.org/wordprocessingml/2006/main" xmlns:m="http://schemas.openxmlformats.org/officeDocument/2006/math" xmlns:mo="http://schemas.microsoft.com/office/mac/office/2008/main" xmlns:mv="urn:schemas-microsoft-com:mac:vml" xmlns:o="urn:schemas-microsoft-com:office:office" xmlns:r="http://schemas.openxmlformats.org/officeDocument/2006/relationships" xmlns:v="urn:schemas-microsoft-com:vml" xmlns:w10="urn:schemas-microsoft-com:office:word" xmlns:w14="http://schemas.microsoft.com/office/word/2010/wordml" xmlns:wne="http://schemas.microsoft.com/office/word/2006/wordml" xmlns:wp="http://schemas.openxmlformats.org/drawingml/2006/wordprocessingDrawing" xmlns:wp14="http://schemas.microsoft.com/office/word/2010/wordprocessingDrawing" xmlns:wpc="http://schemas.microsoft.com/office/word/2010/wordprocessingCanvas" xmlns:wpg="http://schemas.microsoft.com/office/word/2010/wordprocessingGroup" xmlns:wpi="http://schemas.microsoft.com/office/word/2010/wordprocessingInk" xmlns:wps="http://schemas.microsoft.com/office/word/2010/wordprocessingShape" mc:Ignorable="w14 wp14">
   <w:abstractNum w:abstractNumId="0">
     <w:nsid w:val="FFFFFF7C"/>
     <w:multiLevelType w:val="singleLevel"/>
@@ -2702,7 +2965,7 @@
         <w:ind w:hanging="360" w:left="1440"/>
       </w:pPr>
       <w:rPr>
-        <w:rFonts w:ascii="Symbol" w:hAnsi="Symbol" w:hint="default"/>
+        <w:rFonts w:ascii="Symbol" w:hAnsi="Symbol" w:hint="default" w:eastAsia="黑体"/>
       </w:rPr>
     </w:lvl>
   </w:abstractNum>
@@ -2723,7 +2986,7 @@
         <w:ind w:hanging="360" w:left="1080"/>
       </w:pPr>
       <w:rPr>
-        <w:rFonts w:ascii="Symbol" w:hAnsi="Symbol" w:hint="default"/>
+        <w:rFonts w:ascii="Symbol" w:hAnsi="Symbol" w:hint="default" w:eastAsia="黑体"/>
       </w:rPr>
     </w:lvl>
   </w:abstractNum>
@@ -2744,7 +3007,7 @@
         <w:ind w:hanging="360" w:left="720"/>
       </w:pPr>
       <w:rPr>
-        <w:rFonts w:ascii="Symbol" w:hAnsi="Symbol" w:hint="default"/>
+        <w:rFonts w:ascii="Symbol" w:hAnsi="Symbol" w:hint="default" w:eastAsia="黑体"/>
       </w:rPr>
     </w:lvl>
   </w:abstractNum>
@@ -2783,7 +3046,7 @@
         <w:ind w:hanging="360" w:left="360"/>
       </w:pPr>
       <w:rPr>
-        <w:rFonts w:ascii="Symbol" w:hAnsi="Symbol" w:hint="default"/>
+        <w:rFonts w:ascii="Symbol" w:hAnsi="Symbol" w:hint="default" w:eastAsia="黑体"/>
       </w:rPr>
     </w:lvl>
   </w:abstractNum>
@@ -2874,7 +3137,7 @@
         <w:ind w:left="720" w:hanging="360"/>
       </w:pPr>
       <w:rPr>
-        <w:rFonts w:ascii="Symbol" w:hAnsi="Symbol" w:cs="Symbol" w:hint="default"/>
+        <w:rFonts w:ascii="Symbol" w:hAnsi="Symbol" w:cs="Symbol" w:hint="default" w:eastAsia="黑体"/>
       </w:rPr>
     </w:lvl>
     <w:lvl w:ilvl="1">
@@ -2885,7 +3148,7 @@
         <w:ind w:left="1440" w:hanging="360"/>
       </w:pPr>
       <w:rPr>
-        <w:rFonts w:ascii="Courier New" w:hAnsi="Courier New" w:cs="Courier New" w:hint="default"/>
+        <w:rFonts w:ascii="Courier New" w:hAnsi="Courier New" w:cs="Courier New" w:hint="default" w:eastAsia="黑体"/>
       </w:rPr>
     </w:lvl>
     <w:lvl w:ilvl="2">
@@ -2896,7 +3159,7 @@
         <w:ind w:left="2160" w:hanging="360"/>
       </w:pPr>
       <w:rPr>
-        <w:rFonts w:ascii="Wingdings" w:hAnsi="Wingdings" w:cs="Wingdings" w:hint="default"/>
+        <w:rFonts w:ascii="Wingdings" w:hAnsi="Wingdings" w:cs="Wingdings" w:hint="default" w:eastAsia="黑体"/>
       </w:rPr>
     </w:lvl>
     <w:lvl w:ilvl="3">
@@ -2907,7 +3170,7 @@
         <w:ind w:left="2880" w:hanging="360"/>
       </w:pPr>
       <w:rPr>
-        <w:rFonts w:ascii="Symbol" w:hAnsi="Symbol" w:cs="Symbol" w:hint="default"/>
+        <w:rFonts w:ascii="Symbol" w:hAnsi="Symbol" w:cs="Symbol" w:hint="default" w:eastAsia="黑体"/>
       </w:rPr>
     </w:lvl>
     <w:lvl w:ilvl="4">
@@ -2918,7 +3181,7 @@
         <w:ind w:left="3600" w:hanging="360"/>
       </w:pPr>
       <w:rPr>
-        <w:rFonts w:ascii="Courier New" w:hAnsi="Courier New" w:cs="Courier New" w:hint="default"/>
+        <w:rFonts w:ascii="Courier New" w:hAnsi="Courier New" w:cs="Courier New" w:hint="default" w:eastAsia="黑体"/>
       </w:rPr>
     </w:lvl>
     <w:lvl w:ilvl="5">
@@ -2929,7 +3192,7 @@
         <w:ind w:left="4320" w:hanging="360"/>
       </w:pPr>
       <w:rPr>
-        <w:rFonts w:ascii="Wingdings" w:hAnsi="Wingdings" w:cs="Wingdings" w:hint="default"/>
+        <w:rFonts w:ascii="Wingdings" w:hAnsi="Wingdings" w:cs="Wingdings" w:hint="default" w:eastAsia="黑体"/>
       </w:rPr>
     </w:lvl>
     <w:lvl w:ilvl="6">
@@ -2940,7 +3203,7 @@
         <w:ind w:left="5040" w:hanging="360"/>
       </w:pPr>
       <w:rPr>
-        <w:rFonts w:ascii="Symbol" w:hAnsi="Symbol" w:cs="Symbol" w:hint="default"/>
+        <w:rFonts w:ascii="Symbol" w:hAnsi="Symbol" w:cs="Symbol" w:hint="default" w:eastAsia="黑体"/>
       </w:rPr>
     </w:lvl>
     <w:lvl w:ilvl="7">
@@ -2951,7 +3214,7 @@
         <w:ind w:left="5760" w:hanging="360"/>
       </w:pPr>
       <w:rPr>
-        <w:rFonts w:ascii="Courier New" w:hAnsi="Courier New" w:cs="Courier New" w:hint="default"/>
+        <w:rFonts w:ascii="Courier New" w:hAnsi="Courier New" w:cs="Courier New" w:hint="default" w:eastAsia="黑体"/>
       </w:rPr>
     </w:lvl>
     <w:lvl w:ilvl="8">
@@ -2962,7 +3225,7 @@
         <w:ind w:left="6480" w:hanging="360"/>
       </w:pPr>
       <w:rPr>
-        <w:rFonts w:ascii="Wingdings" w:hAnsi="Wingdings" w:cs="Wingdings" w:hint="default"/>
+        <w:rFonts w:ascii="Wingdings" w:hAnsi="Wingdings" w:cs="Wingdings" w:hint="default" w:eastAsia="黑体"/>
       </w:rPr>
     </w:lvl>
   </w:abstractNum>
@@ -3018,11 +3281,11 @@
 </file>
 
 <file path=word/styles.xml><?xml version="1.0" encoding="utf-8"?>
-<w:styles xmlns:mc="http://schemas.openxmlformats.org/markup-compatibility/2006" xmlns:r="http://schemas.openxmlformats.org/officeDocument/2006/relationships" xmlns:w="http://schemas.openxmlformats.org/wordprocessingml/2006/main" xmlns:w14="http://schemas.microsoft.com/office/word/2010/wordml" mc:Ignorable="w14">
+<w:styles xmlns:mc="http://schemas.openxmlformats.org/markup-compatibility/2006" xmlns:w="http://schemas.openxmlformats.org/wordprocessingml/2006/main" xmlns:r="http://schemas.openxmlformats.org/officeDocument/2006/relationships" xmlns:w14="http://schemas.microsoft.com/office/word/2010/wordml" mc:Ignorable="w14">
   <w:docDefaults>
     <w:rPrDefault>
       <w:rPr>
-        <w:rFonts w:asciiTheme="minorHAnsi" w:cstheme="minorBidi" w:eastAsiaTheme="minorEastAsia" w:hAnsiTheme="minorHAnsi"/>
+        <w:rFonts w:asciiTheme="minorHAnsi" w:cstheme="minorBidi" w:hAnsiTheme="minorHAnsi" w:eastAsia="黑体"/>
         <w:sz w:val="22"/>
         <w:szCs w:val="22"/>
         <w:lang w:bidi="ar-SA" w:eastAsia="en-US" w:val="en-US"/>
@@ -3244,7 +3507,7 @@
       <w:outlineLvl w:val="0"/>
     </w:pPr>
     <w:rPr>
-      <w:rFonts w:ascii="Times New Roman" w:asciiTheme="majorHAnsi" w:cstheme="majorBidi" w:eastAsia="黑体" w:eastAsiaTheme="majorEastAsia" w:hAnsi="Times New Roman" w:hAnsiTheme="majorHAnsi"/>
+      <w:rFonts w:ascii="Times New Roman" w:asciiTheme="majorHAnsi" w:cstheme="majorBidi" w:eastAsia="黑体" w:hAnsi="Times New Roman" w:hAnsiTheme="majorHAnsi"/>
       <w:b/>
       <w:bCs/>
       <w:color w:val="1F3864"/>
@@ -3268,7 +3531,7 @@
       <w:outlineLvl w:val="1"/>
     </w:pPr>
     <w:rPr>
-      <w:rFonts w:ascii="Times New Roman" w:asciiTheme="majorHAnsi" w:cstheme="majorBidi" w:eastAsia="黑体" w:eastAsiaTheme="majorEastAsia" w:hAnsi="Times New Roman" w:hAnsiTheme="majorHAnsi"/>
+      <w:rFonts w:ascii="Times New Roman" w:asciiTheme="majorHAnsi" w:cstheme="majorBidi" w:eastAsia="黑体" w:hAnsi="Times New Roman" w:hAnsiTheme="majorHAnsi"/>
       <w:b/>
       <w:bCs/>
       <w:color w:val="2E4E7E"/>
@@ -3292,7 +3555,7 @@
       <w:outlineLvl w:val="2"/>
     </w:pPr>
     <w:rPr>
-      <w:rFonts w:ascii="Times New Roman" w:asciiTheme="majorHAnsi" w:cstheme="majorBidi" w:eastAsia="黑体" w:eastAsiaTheme="majorEastAsia" w:hAnsi="Times New Roman" w:hAnsiTheme="majorHAnsi"/>
+      <w:rFonts w:ascii="Times New Roman" w:asciiTheme="majorHAnsi" w:cstheme="majorBidi" w:eastAsia="黑体" w:hAnsi="Times New Roman" w:hAnsiTheme="majorHAnsi"/>
       <w:b/>
       <w:bCs/>
       <w:color w:val="2E4E7E"/>
@@ -3316,7 +3579,7 @@
       <w:outlineLvl w:val="3"/>
     </w:pPr>
     <w:rPr>
-      <w:rFonts w:ascii="Times New Roman" w:asciiTheme="majorHAnsi" w:cstheme="majorBidi" w:eastAsia="黑体" w:eastAsiaTheme="majorEastAsia" w:hAnsi="Times New Roman" w:hAnsiTheme="majorHAnsi"/>
+      <w:rFonts w:ascii="Times New Roman" w:asciiTheme="majorHAnsi" w:cstheme="majorBidi" w:eastAsia="黑体" w:hAnsi="Times New Roman" w:hAnsiTheme="majorHAnsi"/>
       <w:b/>
       <w:bCs/>
       <w:i/>
@@ -3342,7 +3605,7 @@
       <w:outlineLvl w:val="4"/>
     </w:pPr>
     <w:rPr>
-      <w:rFonts w:ascii="Times New Roman" w:asciiTheme="majorHAnsi" w:cstheme="majorBidi" w:eastAsia="黑体" w:eastAsiaTheme="majorEastAsia" w:hAnsi="Times New Roman" w:hAnsiTheme="majorHAnsi"/>
+      <w:rFonts w:ascii="Times New Roman" w:asciiTheme="majorHAnsi" w:cstheme="majorBidi" w:eastAsia="黑体" w:hAnsi="Times New Roman" w:hAnsiTheme="majorHAnsi"/>
       <w:b/>
       <w:color w:val="333333"/>
       <w:sz w:val="22"/>
@@ -3365,7 +3628,7 @@
       <w:outlineLvl w:val="5"/>
     </w:pPr>
     <w:rPr>
-      <w:rFonts w:asciiTheme="majorHAnsi" w:cstheme="majorBidi" w:eastAsiaTheme="majorEastAsia" w:hAnsiTheme="majorHAnsi"/>
+      <w:rFonts w:asciiTheme="majorHAnsi" w:cstheme="majorBidi" w:hAnsiTheme="majorHAnsi" w:eastAsia="黑体"/>
       <w:i/>
       <w:iCs/>
       <w:color w:themeColor="accent1" w:themeShade="7F" w:val="243F60"/>
@@ -3388,7 +3651,7 @@
       <w:outlineLvl w:val="6"/>
     </w:pPr>
     <w:rPr>
-      <w:rFonts w:asciiTheme="majorHAnsi" w:cstheme="majorBidi" w:eastAsiaTheme="majorEastAsia" w:hAnsiTheme="majorHAnsi"/>
+      <w:rFonts w:asciiTheme="majorHAnsi" w:cstheme="majorBidi" w:hAnsiTheme="majorHAnsi" w:eastAsia="黑体"/>
       <w:i/>
       <w:iCs/>
       <w:color w:themeColor="text1" w:themeTint="BF" w:val="404040"/>
@@ -3411,7 +3674,7 @@
       <w:outlineLvl w:val="7"/>
     </w:pPr>
     <w:rPr>
-      <w:rFonts w:asciiTheme="majorHAnsi" w:cstheme="majorBidi" w:eastAsiaTheme="majorEastAsia" w:hAnsiTheme="majorHAnsi"/>
+      <w:rFonts w:asciiTheme="majorHAnsi" w:cstheme="majorBidi" w:hAnsiTheme="majorHAnsi" w:eastAsia="黑体"/>
       <w:color w:themeColor="accent1" w:val="4F81BD"/>
       <w:sz w:val="20"/>
       <w:szCs w:val="20"/>
@@ -3434,7 +3697,7 @@
       <w:outlineLvl w:val="8"/>
     </w:pPr>
     <w:rPr>
-      <w:rFonts w:asciiTheme="majorHAnsi" w:cstheme="majorBidi" w:eastAsiaTheme="majorEastAsia" w:hAnsiTheme="majorHAnsi"/>
+      <w:rFonts w:asciiTheme="majorHAnsi" w:cstheme="majorBidi" w:hAnsiTheme="majorHAnsi" w:eastAsia="黑体"/>
       <w:i/>
       <w:iCs/>
       <w:color w:themeColor="text1" w:themeTint="BF" w:val="404040"/>
@@ -3485,7 +3748,7 @@
     <w:uiPriority w:val="9"/>
     <w:rsid w:val="00FC693F"/>
     <w:rPr>
-      <w:rFonts w:asciiTheme="majorHAnsi" w:cstheme="majorBidi" w:eastAsiaTheme="majorEastAsia" w:hAnsiTheme="majorHAnsi"/>
+      <w:rFonts w:asciiTheme="majorHAnsi" w:cstheme="majorBidi" w:hAnsiTheme="majorHAnsi" w:eastAsia="黑体"/>
       <w:b/>
       <w:bCs/>
       <w:color w:themeColor="accent1" w:themeShade="BF" w:val="365F91"/>
@@ -3500,7 +3763,7 @@
     <w:uiPriority w:val="9"/>
     <w:rsid w:val="00FC693F"/>
     <w:rPr>
-      <w:rFonts w:asciiTheme="majorHAnsi" w:cstheme="majorBidi" w:eastAsiaTheme="majorEastAsia" w:hAnsiTheme="majorHAnsi"/>
+      <w:rFonts w:asciiTheme="majorHAnsi" w:cstheme="majorBidi" w:hAnsiTheme="majorHAnsi" w:eastAsia="黑体"/>
       <w:b/>
       <w:bCs/>
       <w:color w:themeColor="accent1" w:val="4F81BD"/>
@@ -3515,7 +3778,7 @@
     <w:uiPriority w:val="9"/>
     <w:rsid w:val="00FC693F"/>
     <w:rPr>
-      <w:rFonts w:asciiTheme="majorHAnsi" w:cstheme="majorBidi" w:eastAsiaTheme="majorEastAsia" w:hAnsiTheme="majorHAnsi"/>
+      <w:rFonts w:asciiTheme="majorHAnsi" w:cstheme="majorBidi" w:hAnsiTheme="majorHAnsi" w:eastAsia="黑体"/>
       <w:b/>
       <w:bCs/>
       <w:color w:themeColor="accent1" w:val="4F81BD"/>
@@ -3538,7 +3801,7 @@
       <w:contextualSpacing/>
     </w:pPr>
     <w:rPr>
-      <w:rFonts w:ascii="Times New Roman" w:asciiTheme="majorHAnsi" w:cstheme="majorBidi" w:eastAsia="黑体" w:eastAsiaTheme="majorEastAsia" w:hAnsi="Times New Roman" w:hAnsiTheme="majorHAnsi"/>
+      <w:rFonts w:ascii="Times New Roman" w:asciiTheme="majorHAnsi" w:cstheme="majorBidi" w:eastAsia="黑体" w:hAnsi="Times New Roman" w:hAnsiTheme="majorHAnsi"/>
       <w:b/>
       <w:color w:val="1F3864"/>
       <w:spacing w:val="5"/>
@@ -3554,7 +3817,7 @@
     <w:uiPriority w:val="10"/>
     <w:rsid w:val="00FC693F"/>
     <w:rPr>
-      <w:rFonts w:asciiTheme="majorHAnsi" w:cstheme="majorBidi" w:eastAsiaTheme="majorEastAsia" w:hAnsiTheme="majorHAnsi"/>
+      <w:rFonts w:asciiTheme="majorHAnsi" w:cstheme="majorBidi" w:hAnsiTheme="majorHAnsi" w:eastAsia="黑体"/>
       <w:color w:themeColor="text2" w:themeShade="BF" w:val="17365D"/>
       <w:spacing w:val="5"/>
       <w:kern w:val="28"/>
@@ -3576,7 +3839,7 @@
       </w:numPr>
     </w:pPr>
     <w:rPr>
-      <w:rFonts w:asciiTheme="majorHAnsi" w:cstheme="majorBidi" w:eastAsiaTheme="majorEastAsia" w:hAnsiTheme="majorHAnsi"/>
+      <w:rFonts w:asciiTheme="majorHAnsi" w:cstheme="majorBidi" w:hAnsiTheme="majorHAnsi" w:eastAsia="黑体"/>
       <w:i/>
       <w:iCs/>
       <w:color w:themeColor="accent1" w:val="4F81BD"/>
@@ -3592,7 +3855,7 @@
     <w:uiPriority w:val="11"/>
     <w:rsid w:val="00FC693F"/>
     <w:rPr>
-      <w:rFonts w:asciiTheme="majorHAnsi" w:cstheme="majorBidi" w:eastAsiaTheme="majorEastAsia" w:hAnsiTheme="majorHAnsi"/>
+      <w:rFonts w:asciiTheme="majorHAnsi" w:cstheme="majorBidi" w:hAnsiTheme="majorHAnsi" w:eastAsia="黑体"/>
       <w:i/>
       <w:iCs/>
       <w:color w:themeColor="accent1" w:val="4F81BD"/>
@@ -3659,6 +3922,7 @@
       <w:spacing w:after="120"/>
     </w:pPr>
     <w:rPr>
+      <w:rFonts w:eastAsia="黑体"/>
       <w:sz w:val="16"/>
       <w:szCs w:val="16"/>
     </w:rPr>
@@ -3670,6 +3934,7 @@
     <w:uiPriority w:val="99"/>
     <w:rsid w:val="00AA1D8D"/>
     <w:rPr>
+      <w:rFonts w:eastAsia="黑体"/>
       <w:sz w:val="16"/>
       <w:szCs w:val="16"/>
     </w:rPr>
@@ -3839,7 +4104,7 @@
       </w:tabs>
     </w:pPr>
     <w:rPr>
-      <w:rFonts w:ascii="Courier" w:hAnsi="Courier"/>
+      <w:rFonts w:ascii="Courier" w:hAnsi="Courier" w:eastAsia="黑体"/>
       <w:sz w:val="20"/>
       <w:szCs w:val="20"/>
     </w:rPr>
@@ -3851,7 +4116,7 @@
     <w:uiPriority w:val="99"/>
     <w:rsid w:val="0029639D"/>
     <w:rPr>
-      <w:rFonts w:ascii="Courier" w:hAnsi="Courier"/>
+      <w:rFonts w:ascii="Courier" w:hAnsi="Courier" w:eastAsia="黑体"/>
       <w:sz w:val="20"/>
       <w:szCs w:val="20"/>
     </w:rPr>
@@ -3887,6 +4152,7 @@
     <w:uiPriority w:val="29"/>
     <w:rsid w:val="00FC693F"/>
     <w:rPr>
+      <w:rFonts w:eastAsia="黑体"/>
       <w:i/>
       <w:iCs/>
       <w:color w:themeColor="text1" w:val="000000"/>
@@ -3900,7 +4166,7 @@
     <w:semiHidden/>
     <w:rsid w:val="00FC693F"/>
     <w:rPr>
-      <w:rFonts w:asciiTheme="majorHAnsi" w:cstheme="majorBidi" w:eastAsiaTheme="majorEastAsia" w:hAnsiTheme="majorHAnsi"/>
+      <w:rFonts w:asciiTheme="majorHAnsi" w:cstheme="majorBidi" w:hAnsiTheme="majorHAnsi" w:eastAsia="黑体"/>
       <w:b/>
       <w:bCs/>
       <w:i/>
@@ -3916,7 +4182,7 @@
     <w:semiHidden/>
     <w:rsid w:val="00FC693F"/>
     <w:rPr>
-      <w:rFonts w:asciiTheme="majorHAnsi" w:cstheme="majorBidi" w:eastAsiaTheme="majorEastAsia" w:hAnsiTheme="majorHAnsi"/>
+      <w:rFonts w:asciiTheme="majorHAnsi" w:cstheme="majorBidi" w:hAnsiTheme="majorHAnsi" w:eastAsia="黑体"/>
       <w:color w:themeColor="accent1" w:themeShade="7F" w:val="243F60"/>
     </w:rPr>
   </w:style>
@@ -3928,7 +4194,7 @@
     <w:semiHidden/>
     <w:rsid w:val="00FC693F"/>
     <w:rPr>
-      <w:rFonts w:asciiTheme="majorHAnsi" w:cstheme="majorBidi" w:eastAsiaTheme="majorEastAsia" w:hAnsiTheme="majorHAnsi"/>
+      <w:rFonts w:asciiTheme="majorHAnsi" w:cstheme="majorBidi" w:hAnsiTheme="majorHAnsi" w:eastAsia="黑体"/>
       <w:i/>
       <w:iCs/>
       <w:color w:themeColor="accent1" w:themeShade="7F" w:val="243F60"/>
@@ -3942,7 +4208,7 @@
     <w:semiHidden/>
     <w:rsid w:val="00FC693F"/>
     <w:rPr>
-      <w:rFonts w:asciiTheme="majorHAnsi" w:cstheme="majorBidi" w:eastAsiaTheme="majorEastAsia" w:hAnsiTheme="majorHAnsi"/>
+      <w:rFonts w:asciiTheme="majorHAnsi" w:cstheme="majorBidi" w:hAnsiTheme="majorHAnsi" w:eastAsia="黑体"/>
       <w:i/>
       <w:iCs/>
       <w:color w:themeColor="text1" w:themeTint="BF" w:val="404040"/>
@@ -3956,7 +4222,7 @@
     <w:semiHidden/>
     <w:rsid w:val="00FC693F"/>
     <w:rPr>
-      <w:rFonts w:asciiTheme="majorHAnsi" w:cstheme="majorBidi" w:eastAsiaTheme="majorEastAsia" w:hAnsiTheme="majorHAnsi"/>
+      <w:rFonts w:asciiTheme="majorHAnsi" w:cstheme="majorBidi" w:hAnsiTheme="majorHAnsi" w:eastAsia="黑体"/>
       <w:color w:themeColor="accent1" w:val="4F81BD"/>
       <w:sz w:val="20"/>
       <w:szCs w:val="20"/>
@@ -3970,7 +4236,7 @@
     <w:semiHidden/>
     <w:rsid w:val="00FC693F"/>
     <w:rPr>
-      <w:rFonts w:asciiTheme="majorHAnsi" w:cstheme="majorBidi" w:eastAsiaTheme="majorEastAsia" w:hAnsiTheme="majorHAnsi"/>
+      <w:rFonts w:asciiTheme="majorHAnsi" w:cstheme="majorBidi" w:hAnsiTheme="majorHAnsi" w:eastAsia="黑体"/>
       <w:i/>
       <w:iCs/>
       <w:color w:themeColor="text1" w:themeTint="BF" w:val="404040"/>
@@ -3991,6 +4257,7 @@
       <w:spacing w:line="240" w:lineRule="auto"/>
     </w:pPr>
     <w:rPr>
+      <w:rFonts w:eastAsia="黑体"/>
       <w:b/>
       <w:bCs/>
       <w:color w:themeColor="accent1" w:val="4F81BD"/>
@@ -4005,6 +4272,7 @@
     <w:qFormat/>
     <w:rsid w:val="00FC693F"/>
     <w:rPr>
+      <w:rFonts w:eastAsia="黑体"/>
       <w:b/>
       <w:bCs/>
     </w:rPr>
@@ -4016,6 +4284,7 @@
     <w:qFormat/>
     <w:rsid w:val="00FC693F"/>
     <w:rPr>
+      <w:rFonts w:eastAsia="黑体"/>
       <w:i/>
       <w:iCs/>
     </w:rPr>
@@ -4036,6 +4305,7 @@
       <w:ind w:left="936" w:right="936"/>
     </w:pPr>
     <w:rPr>
+      <w:rFonts w:eastAsia="黑体"/>
       <w:b/>
       <w:bCs/>
       <w:i/>
@@ -4050,6 +4320,7 @@
     <w:uiPriority w:val="30"/>
     <w:rsid w:val="00FC693F"/>
     <w:rPr>
+      <w:rFonts w:eastAsia="黑体"/>
       <w:b/>
       <w:bCs/>
       <w:i/>
@@ -4064,6 +4335,7 @@
     <w:qFormat/>
     <w:rsid w:val="00FC693F"/>
     <w:rPr>
+      <w:rFonts w:eastAsia="黑体"/>
       <w:i/>
       <w:iCs/>
       <w:color w:themeColor="text1" w:themeTint="7F" w:val="808080"/>
@@ -4076,6 +4348,7 @@
     <w:qFormat/>
     <w:rsid w:val="00FC693F"/>
     <w:rPr>
+      <w:rFonts w:eastAsia="黑体"/>
       <w:b/>
       <w:bCs/>
       <w:i/>
@@ -4090,6 +4363,7 @@
     <w:qFormat/>
     <w:rsid w:val="00FC693F"/>
     <w:rPr>
+      <w:rFonts w:eastAsia="黑体"/>
       <w:smallCaps/>
       <w:color w:themeColor="accent2" w:val="C0504D"/>
       <w:u w:val="single"/>
@@ -4102,6 +4376,7 @@
     <w:qFormat/>
     <w:rsid w:val="00FC693F"/>
     <w:rPr>
+      <w:rFonts w:eastAsia="黑体"/>
       <w:b/>
       <w:bCs/>
       <w:smallCaps/>
@@ -4117,6 +4392,7 @@
     <w:qFormat/>
     <w:rsid w:val="00FC693F"/>
     <w:rPr>
+      <w:rFonts w:eastAsia="黑体"/>
       <w:b/>
       <w:bCs/>
       <w:smallCaps/>
@@ -4171,6 +4447,7 @@
       <w:spacing w:after="0" w:line="240" w:lineRule="auto"/>
     </w:pPr>
     <w:rPr>
+      <w:rFonts w:eastAsia="黑体"/>
       <w:color w:themeColor="text1" w:themeShade="BF" w:val="000000"/>
     </w:rPr>
     <w:tblPr>
@@ -4193,6 +4470,7 @@
         <w:spacing w:after="0" w:before="0" w:line="240" w:lineRule="auto"/>
       </w:pPr>
       <w:rPr>
+        <w:rFonts w:eastAsia="黑体"/>
         <w:b/>
         <w:bCs/>
       </w:rPr>
@@ -4213,6 +4491,7 @@
         <w:spacing w:after="0" w:before="0" w:line="240" w:lineRule="auto"/>
       </w:pPr>
       <w:rPr>
+        <w:rFonts w:eastAsia="黑体"/>
         <w:b/>
         <w:bCs/>
       </w:rPr>
@@ -4230,12 +4509,14 @@
     </w:tblStylePr>
     <w:tblStylePr w:type="firstCol">
       <w:rPr>
+        <w:rFonts w:eastAsia="黑体"/>
         <w:b/>
         <w:bCs/>
       </w:rPr>
     </w:tblStylePr>
     <w:tblStylePr w:type="lastCol">
       <w:rPr>
+        <w:rFonts w:eastAsia="黑体"/>
         <w:b/>
         <w:bCs/>
       </w:rPr>
@@ -4274,6 +4555,7 @@
       <w:spacing w:after="0" w:line="240" w:lineRule="auto"/>
     </w:pPr>
     <w:rPr>
+      <w:rFonts w:eastAsia="黑体"/>
       <w:color w:themeColor="accent1" w:themeShade="BF" w:val="365F91"/>
     </w:rPr>
     <w:tblPr>
@@ -4296,6 +4578,7 @@
         <w:spacing w:after="0" w:before="0" w:line="240" w:lineRule="auto"/>
       </w:pPr>
       <w:rPr>
+        <w:rFonts w:eastAsia="黑体"/>
         <w:b/>
         <w:bCs/>
       </w:rPr>
@@ -4316,6 +4599,7 @@
         <w:spacing w:after="0" w:before="0" w:line="240" w:lineRule="auto"/>
       </w:pPr>
       <w:rPr>
+        <w:rFonts w:eastAsia="黑体"/>
         <w:b/>
         <w:bCs/>
       </w:rPr>
@@ -4333,12 +4617,14 @@
     </w:tblStylePr>
     <w:tblStylePr w:type="firstCol">
       <w:rPr>
+        <w:rFonts w:eastAsia="黑体"/>
         <w:b/>
         <w:bCs/>
       </w:rPr>
     </w:tblStylePr>
     <w:tblStylePr w:type="lastCol">
       <w:rPr>
+        <w:rFonts w:eastAsia="黑体"/>
         <w:b/>
         <w:bCs/>
       </w:rPr>
@@ -4377,6 +4663,7 @@
       <w:spacing w:after="0" w:line="240" w:lineRule="auto"/>
     </w:pPr>
     <w:rPr>
+      <w:rFonts w:eastAsia="黑体"/>
       <w:color w:themeColor="accent2" w:themeShade="BF" w:val="943634"/>
     </w:rPr>
     <w:tblPr>
@@ -4399,6 +4686,7 @@
         <w:spacing w:after="0" w:before="0" w:line="240" w:lineRule="auto"/>
       </w:pPr>
       <w:rPr>
+        <w:rFonts w:eastAsia="黑体"/>
         <w:b/>
         <w:bCs/>
       </w:rPr>
@@ -4419,6 +4707,7 @@
         <w:spacing w:after="0" w:before="0" w:line="240" w:lineRule="auto"/>
       </w:pPr>
       <w:rPr>
+        <w:rFonts w:eastAsia="黑体"/>
         <w:b/>
         <w:bCs/>
       </w:rPr>
@@ -4436,12 +4725,14 @@
     </w:tblStylePr>
     <w:tblStylePr w:type="firstCol">
       <w:rPr>
+        <w:rFonts w:eastAsia="黑体"/>
         <w:b/>
         <w:bCs/>
       </w:rPr>
     </w:tblStylePr>
     <w:tblStylePr w:type="lastCol">
       <w:rPr>
+        <w:rFonts w:eastAsia="黑体"/>
         <w:b/>
         <w:bCs/>
       </w:rPr>
@@ -4480,6 +4771,7 @@
       <w:spacing w:after="0" w:line="240" w:lineRule="auto"/>
     </w:pPr>
     <w:rPr>
+      <w:rFonts w:eastAsia="黑体"/>
       <w:color w:themeColor="accent3" w:themeShade="BF" w:val="76923C"/>
     </w:rPr>
     <w:tblPr>
@@ -4502,6 +4794,7 @@
         <w:spacing w:after="0" w:before="0" w:line="240" w:lineRule="auto"/>
       </w:pPr>
       <w:rPr>
+        <w:rFonts w:eastAsia="黑体"/>
         <w:b/>
         <w:bCs/>
       </w:rPr>
@@ -4522,6 +4815,7 @@
         <w:spacing w:after="0" w:before="0" w:line="240" w:lineRule="auto"/>
       </w:pPr>
       <w:rPr>
+        <w:rFonts w:eastAsia="黑体"/>
         <w:b/>
         <w:bCs/>
       </w:rPr>
@@ -4539,12 +4833,14 @@
     </w:tblStylePr>
     <w:tblStylePr w:type="firstCol">
       <w:rPr>
+        <w:rFonts w:eastAsia="黑体"/>
         <w:b/>
         <w:bCs/>
       </w:rPr>
     </w:tblStylePr>
     <w:tblStylePr w:type="lastCol">
       <w:rPr>
+        <w:rFonts w:eastAsia="黑体"/>
         <w:b/>
         <w:bCs/>
       </w:rPr>
@@ -4583,6 +4879,7 @@
       <w:spacing w:after="0" w:line="240" w:lineRule="auto"/>
     </w:pPr>
     <w:rPr>
+      <w:rFonts w:eastAsia="黑体"/>
       <w:color w:themeColor="accent4" w:themeShade="BF" w:val="5F497A"/>
     </w:rPr>
     <w:tblPr>
@@ -4605,6 +4902,7 @@
         <w:spacing w:after="0" w:before="0" w:line="240" w:lineRule="auto"/>
       </w:pPr>
       <w:rPr>
+        <w:rFonts w:eastAsia="黑体"/>
         <w:b/>
         <w:bCs/>
       </w:rPr>
@@ -4625,6 +4923,7 @@
         <w:spacing w:after="0" w:before="0" w:line="240" w:lineRule="auto"/>
       </w:pPr>
       <w:rPr>
+        <w:rFonts w:eastAsia="黑体"/>
         <w:b/>
         <w:bCs/>
       </w:rPr>
@@ -4642,12 +4941,14 @@
     </w:tblStylePr>
     <w:tblStylePr w:type="firstCol">
       <w:rPr>
+        <w:rFonts w:eastAsia="黑体"/>
         <w:b/>
         <w:bCs/>
       </w:rPr>
     </w:tblStylePr>
     <w:tblStylePr w:type="lastCol">
       <w:rPr>
+        <w:rFonts w:eastAsia="黑体"/>
         <w:b/>
         <w:bCs/>
       </w:rPr>
@@ -4686,6 +4987,7 @@
       <w:spacing w:after="0" w:line="240" w:lineRule="auto"/>
     </w:pPr>
     <w:rPr>
+      <w:rFonts w:eastAsia="黑体"/>
       <w:color w:themeColor="accent5" w:themeShade="BF" w:val="31849B"/>
     </w:rPr>
     <w:tblPr>
@@ -4708,6 +5010,7 @@
         <w:spacing w:after="0" w:before="0" w:line="240" w:lineRule="auto"/>
       </w:pPr>
       <w:rPr>
+        <w:rFonts w:eastAsia="黑体"/>
         <w:b/>
         <w:bCs/>
       </w:rPr>
@@ -4728,6 +5031,7 @@
         <w:spacing w:after="0" w:before="0" w:line="240" w:lineRule="auto"/>
       </w:pPr>
       <w:rPr>
+        <w:rFonts w:eastAsia="黑体"/>
         <w:b/>
         <w:bCs/>
       </w:rPr>
@@ -4745,12 +5049,14 @@
     </w:tblStylePr>
     <w:tblStylePr w:type="firstCol">
       <w:rPr>
+        <w:rFonts w:eastAsia="黑体"/>
         <w:b/>
         <w:bCs/>
       </w:rPr>
     </w:tblStylePr>
     <w:tblStylePr w:type="lastCol">
       <w:rPr>
+        <w:rFonts w:eastAsia="黑体"/>
         <w:b/>
         <w:bCs/>
       </w:rPr>
@@ -4789,6 +5095,7 @@
       <w:spacing w:after="0" w:line="240" w:lineRule="auto"/>
     </w:pPr>
     <w:rPr>
+      <w:rFonts w:eastAsia="黑体"/>
       <w:color w:themeColor="accent6" w:themeShade="BF" w:val="E36C0A"/>
     </w:rPr>
     <w:tblPr>
@@ -4811,6 +5118,7 @@
         <w:spacing w:after="0" w:before="0" w:line="240" w:lineRule="auto"/>
       </w:pPr>
       <w:rPr>
+        <w:rFonts w:eastAsia="黑体"/>
         <w:b/>
         <w:bCs/>
       </w:rPr>
@@ -4831,6 +5139,7 @@
         <w:spacing w:after="0" w:before="0" w:line="240" w:lineRule="auto"/>
       </w:pPr>
       <w:rPr>
+        <w:rFonts w:eastAsia="黑体"/>
         <w:b/>
         <w:bCs/>
       </w:rPr>
@@ -4848,12 +5157,14 @@
     </w:tblStylePr>
     <w:tblStylePr w:type="firstCol">
       <w:rPr>
+        <w:rFonts w:eastAsia="黑体"/>
         <w:b/>
         <w:bCs/>
       </w:rPr>
     </w:tblStylePr>
     <w:tblStylePr w:type="lastCol">
       <w:rPr>
+        <w:rFonts w:eastAsia="黑体"/>
         <w:b/>
         <w:bCs/>
       </w:rPr>
@@ -4913,6 +5224,7 @@
         <w:spacing w:after="0" w:before="0" w:line="240" w:lineRule="auto"/>
       </w:pPr>
       <w:rPr>
+        <w:rFonts w:eastAsia="黑体"/>
         <w:b/>
         <w:bCs/>
         <w:color w:themeColor="background1" w:val="FFFFFF"/>
@@ -4927,6 +5239,7 @@
         <w:spacing w:after="0" w:before="0" w:line="240" w:lineRule="auto"/>
       </w:pPr>
       <w:rPr>
+        <w:rFonts w:eastAsia="黑体"/>
         <w:b/>
         <w:bCs/>
       </w:rPr>
@@ -4942,12 +5255,14 @@
     </w:tblStylePr>
     <w:tblStylePr w:type="firstCol">
       <w:rPr>
+        <w:rFonts w:eastAsia="黑体"/>
         <w:b/>
         <w:bCs/>
       </w:rPr>
     </w:tblStylePr>
     <w:tblStylePr w:type="lastCol">
       <w:rPr>
+        <w:rFonts w:eastAsia="黑体"/>
         <w:b/>
         <w:bCs/>
       </w:rPr>
@@ -5005,6 +5320,7 @@
         <w:spacing w:after="0" w:before="0" w:line="240" w:lineRule="auto"/>
       </w:pPr>
       <w:rPr>
+        <w:rFonts w:eastAsia="黑体"/>
         <w:b/>
         <w:bCs/>
         <w:color w:themeColor="background1" w:val="FFFFFF"/>
@@ -5019,6 +5335,7 @@
         <w:spacing w:after="0" w:before="0" w:line="240" w:lineRule="auto"/>
       </w:pPr>
       <w:rPr>
+        <w:rFonts w:eastAsia="黑体"/>
         <w:b/>
         <w:bCs/>
       </w:rPr>
@@ -5034,12 +5351,14 @@
     </w:tblStylePr>
     <w:tblStylePr w:type="firstCol">
       <w:rPr>
+        <w:rFonts w:eastAsia="黑体"/>
         <w:b/>
         <w:bCs/>
       </w:rPr>
     </w:tblStylePr>
     <w:tblStylePr w:type="lastCol">
       <w:rPr>
+        <w:rFonts w:eastAsia="黑体"/>
         <w:b/>
         <w:bCs/>
       </w:rPr>
@@ -5097,6 +5416,7 @@
         <w:spacing w:after="0" w:before="0" w:line="240" w:lineRule="auto"/>
       </w:pPr>
       <w:rPr>
+        <w:rFonts w:eastAsia="黑体"/>
         <w:b/>
         <w:bCs/>
         <w:color w:themeColor="background1" w:val="FFFFFF"/>
@@ -5111,6 +5431,7 @@
         <w:spacing w:after="0" w:before="0" w:line="240" w:lineRule="auto"/>
       </w:pPr>
       <w:rPr>
+        <w:rFonts w:eastAsia="黑体"/>
         <w:b/>
         <w:bCs/>
       </w:rPr>
@@ -5126,12 +5447,14 @@
     </w:tblStylePr>
     <w:tblStylePr w:type="firstCol">
       <w:rPr>
+        <w:rFonts w:eastAsia="黑体"/>
         <w:b/>
         <w:bCs/>
       </w:rPr>
     </w:tblStylePr>
     <w:tblStylePr w:type="lastCol">
       <w:rPr>
+        <w:rFonts w:eastAsia="黑体"/>
         <w:b/>
         <w:bCs/>
       </w:rPr>
@@ -5189,6 +5512,7 @@
         <w:spacing w:after="0" w:before="0" w:line="240" w:lineRule="auto"/>
       </w:pPr>
       <w:rPr>
+        <w:rFonts w:eastAsia="黑体"/>
         <w:b/>
         <w:bCs/>
         <w:color w:themeColor="background1" w:val="FFFFFF"/>
@@ -5203,6 +5527,7 @@
         <w:spacing w:after="0" w:before="0" w:line="240" w:lineRule="auto"/>
       </w:pPr>
       <w:rPr>
+        <w:rFonts w:eastAsia="黑体"/>
         <w:b/>
         <w:bCs/>
       </w:rPr>
@@ -5218,12 +5543,14 @@
     </w:tblStylePr>
     <w:tblStylePr w:type="firstCol">
       <w:rPr>
+        <w:rFonts w:eastAsia="黑体"/>
         <w:b/>
         <w:bCs/>
       </w:rPr>
     </w:tblStylePr>
     <w:tblStylePr w:type="lastCol">
       <w:rPr>
+        <w:rFonts w:eastAsia="黑体"/>
         <w:b/>
         <w:bCs/>
       </w:rPr>
@@ -5281,6 +5608,7 @@
         <w:spacing w:after="0" w:before="0" w:line="240" w:lineRule="auto"/>
       </w:pPr>
       <w:rPr>
+        <w:rFonts w:eastAsia="黑体"/>
         <w:b/>
         <w:bCs/>
         <w:color w:themeColor="background1" w:val="FFFFFF"/>
@@ -5295,6 +5623,7 @@
         <w:spacing w:after="0" w:before="0" w:line="240" w:lineRule="auto"/>
       </w:pPr>
       <w:rPr>
+        <w:rFonts w:eastAsia="黑体"/>
         <w:b/>
         <w:bCs/>
       </w:rPr>
@@ -5310,12 +5639,14 @@
     </w:tblStylePr>
     <w:tblStylePr w:type="firstCol">
       <w:rPr>
+        <w:rFonts w:eastAsia="黑体"/>
         <w:b/>
         <w:bCs/>
       </w:rPr>
     </w:tblStylePr>
     <w:tblStylePr w:type="lastCol">
       <w:rPr>
+        <w:rFonts w:eastAsia="黑体"/>
         <w:b/>
         <w:bCs/>
       </w:rPr>
@@ -5373,6 +5704,7 @@
         <w:spacing w:after="0" w:before="0" w:line="240" w:lineRule="auto"/>
       </w:pPr>
       <w:rPr>
+        <w:rFonts w:eastAsia="黑体"/>
         <w:b/>
         <w:bCs/>
         <w:color w:themeColor="background1" w:val="FFFFFF"/>
@@ -5387,6 +5719,7 @@
         <w:spacing w:after="0" w:before="0" w:line="240" w:lineRule="auto"/>
       </w:pPr>
       <w:rPr>
+        <w:rFonts w:eastAsia="黑体"/>
         <w:b/>
         <w:bCs/>
       </w:rPr>
@@ -5402,12 +5735,14 @@
     </w:tblStylePr>
     <w:tblStylePr w:type="firstCol">
       <w:rPr>
+        <w:rFonts w:eastAsia="黑体"/>
         <w:b/>
         <w:bCs/>
       </w:rPr>
     </w:tblStylePr>
     <w:tblStylePr w:type="lastCol">
       <w:rPr>
+        <w:rFonts w:eastAsia="黑体"/>
         <w:b/>
         <w:bCs/>
       </w:rPr>
@@ -5465,6 +5800,7 @@
         <w:spacing w:after="0" w:before="0" w:line="240" w:lineRule="auto"/>
       </w:pPr>
       <w:rPr>
+        <w:rFonts w:eastAsia="黑体"/>
         <w:b/>
         <w:bCs/>
         <w:color w:themeColor="background1" w:val="FFFFFF"/>
@@ -5479,6 +5815,7 @@
         <w:spacing w:after="0" w:before="0" w:line="240" w:lineRule="auto"/>
       </w:pPr>
       <w:rPr>
+        <w:rFonts w:eastAsia="黑体"/>
         <w:b/>
         <w:bCs/>
       </w:rPr>
@@ -5494,12 +5831,14 @@
     </w:tblStylePr>
     <w:tblStylePr w:type="firstCol">
       <w:rPr>
+        <w:rFonts w:eastAsia="黑体"/>
         <w:b/>
         <w:bCs/>
       </w:rPr>
     </w:tblStylePr>
     <w:tblStylePr w:type="lastCol">
       <w:rPr>
+        <w:rFonts w:eastAsia="黑体"/>
         <w:b/>
         <w:bCs/>
       </w:rPr>
@@ -5559,7 +5898,7 @@
         <w:spacing w:after="0" w:before="0" w:line="240" w:lineRule="auto"/>
       </w:pPr>
       <w:rPr>
-        <w:rFonts w:asciiTheme="majorHAnsi" w:cstheme="majorBidi" w:eastAsiaTheme="majorEastAsia" w:hAnsiTheme="majorHAnsi"/>
+        <w:rFonts w:asciiTheme="majorHAnsi" w:cstheme="majorBidi" w:hAnsiTheme="majorHAnsi" w:eastAsia="黑体"/>
         <w:b/>
         <w:bCs/>
       </w:rPr>
@@ -5580,7 +5919,7 @@
         <w:spacing w:after="0" w:before="0" w:line="240" w:lineRule="auto"/>
       </w:pPr>
       <w:rPr>
-        <w:rFonts w:asciiTheme="majorHAnsi" w:cstheme="majorBidi" w:eastAsiaTheme="majorEastAsia" w:hAnsiTheme="majorHAnsi"/>
+        <w:rFonts w:asciiTheme="majorHAnsi" w:cstheme="majorBidi" w:hAnsiTheme="majorHAnsi" w:eastAsia="黑体"/>
         <w:b/>
         <w:bCs/>
       </w:rPr>
@@ -5598,14 +5937,14 @@
     </w:tblStylePr>
     <w:tblStylePr w:type="firstCol">
       <w:rPr>
-        <w:rFonts w:asciiTheme="majorHAnsi" w:cstheme="majorBidi" w:eastAsiaTheme="majorEastAsia" w:hAnsiTheme="majorHAnsi"/>
+        <w:rFonts w:asciiTheme="majorHAnsi" w:cstheme="majorBidi" w:hAnsiTheme="majorHAnsi" w:eastAsia="黑体"/>
         <w:b/>
         <w:bCs/>
       </w:rPr>
     </w:tblStylePr>
     <w:tblStylePr w:type="lastCol">
       <w:rPr>
-        <w:rFonts w:asciiTheme="majorHAnsi" w:cstheme="majorBidi" w:eastAsiaTheme="majorEastAsia" w:hAnsiTheme="majorHAnsi"/>
+        <w:rFonts w:asciiTheme="majorHAnsi" w:cstheme="majorBidi" w:hAnsiTheme="majorHAnsi" w:eastAsia="黑体"/>
         <w:b/>
         <w:bCs/>
       </w:rPr>
@@ -5689,7 +6028,7 @@
         <w:spacing w:after="0" w:before="0" w:line="240" w:lineRule="auto"/>
       </w:pPr>
       <w:rPr>
-        <w:rFonts w:asciiTheme="majorHAnsi" w:cstheme="majorBidi" w:eastAsiaTheme="majorEastAsia" w:hAnsiTheme="majorHAnsi"/>
+        <w:rFonts w:asciiTheme="majorHAnsi" w:cstheme="majorBidi" w:hAnsiTheme="majorHAnsi" w:eastAsia="黑体"/>
         <w:b/>
         <w:bCs/>
       </w:rPr>
@@ -5710,7 +6049,7 @@
         <w:spacing w:after="0" w:before="0" w:line="240" w:lineRule="auto"/>
       </w:pPr>
       <w:rPr>
-        <w:rFonts w:asciiTheme="majorHAnsi" w:cstheme="majorBidi" w:eastAsiaTheme="majorEastAsia" w:hAnsiTheme="majorHAnsi"/>
+        <w:rFonts w:asciiTheme="majorHAnsi" w:cstheme="majorBidi" w:hAnsiTheme="majorHAnsi" w:eastAsia="黑体"/>
         <w:b/>
         <w:bCs/>
       </w:rPr>
@@ -5728,14 +6067,14 @@
     </w:tblStylePr>
     <w:tblStylePr w:type="firstCol">
       <w:rPr>
-        <w:rFonts w:asciiTheme="majorHAnsi" w:cstheme="majorBidi" w:eastAsiaTheme="majorEastAsia" w:hAnsiTheme="majorHAnsi"/>
+        <w:rFonts w:asciiTheme="majorHAnsi" w:cstheme="majorBidi" w:hAnsiTheme="majorHAnsi" w:eastAsia="黑体"/>
         <w:b/>
         <w:bCs/>
       </w:rPr>
     </w:tblStylePr>
     <w:tblStylePr w:type="lastCol">
       <w:rPr>
-        <w:rFonts w:asciiTheme="majorHAnsi" w:cstheme="majorBidi" w:eastAsiaTheme="majorEastAsia" w:hAnsiTheme="majorHAnsi"/>
+        <w:rFonts w:asciiTheme="majorHAnsi" w:cstheme="majorBidi" w:hAnsiTheme="majorHAnsi" w:eastAsia="黑体"/>
         <w:b/>
         <w:bCs/>
       </w:rPr>
@@ -5819,7 +6158,7 @@
         <w:spacing w:after="0" w:before="0" w:line="240" w:lineRule="auto"/>
       </w:pPr>
       <w:rPr>
-        <w:rFonts w:asciiTheme="majorHAnsi" w:cstheme="majorBidi" w:eastAsiaTheme="majorEastAsia" w:hAnsiTheme="majorHAnsi"/>
+        <w:rFonts w:asciiTheme="majorHAnsi" w:cstheme="majorBidi" w:hAnsiTheme="majorHAnsi" w:eastAsia="黑体"/>
         <w:b/>
         <w:bCs/>
       </w:rPr>
@@ -5840,7 +6179,7 @@
         <w:spacing w:after="0" w:before="0" w:line="240" w:lineRule="auto"/>
       </w:pPr>
       <w:rPr>
-        <w:rFonts w:asciiTheme="majorHAnsi" w:cstheme="majorBidi" w:eastAsiaTheme="majorEastAsia" w:hAnsiTheme="majorHAnsi"/>
+        <w:rFonts w:asciiTheme="majorHAnsi" w:cstheme="majorBidi" w:hAnsiTheme="majorHAnsi" w:eastAsia="黑体"/>
         <w:b/>
         <w:bCs/>
       </w:rPr>
@@ -5858,14 +6197,14 @@
     </w:tblStylePr>
     <w:tblStylePr w:type="firstCol">
       <w:rPr>
-        <w:rFonts w:asciiTheme="majorHAnsi" w:cstheme="majorBidi" w:eastAsiaTheme="majorEastAsia" w:hAnsiTheme="majorHAnsi"/>
+        <w:rFonts w:asciiTheme="majorHAnsi" w:cstheme="majorBidi" w:hAnsiTheme="majorHAnsi" w:eastAsia="黑体"/>
         <w:b/>
         <w:bCs/>
       </w:rPr>
     </w:tblStylePr>
     <w:tblStylePr w:type="lastCol">
       <w:rPr>
-        <w:rFonts w:asciiTheme="majorHAnsi" w:cstheme="majorBidi" w:eastAsiaTheme="majorEastAsia" w:hAnsiTheme="majorHAnsi"/>
+        <w:rFonts w:asciiTheme="majorHAnsi" w:cstheme="majorBidi" w:hAnsiTheme="majorHAnsi" w:eastAsia="黑体"/>
         <w:b/>
         <w:bCs/>
       </w:rPr>
@@ -5949,7 +6288,7 @@
         <w:spacing w:after="0" w:before="0" w:line="240" w:lineRule="auto"/>
       </w:pPr>
       <w:rPr>
-        <w:rFonts w:asciiTheme="majorHAnsi" w:cstheme="majorBidi" w:eastAsiaTheme="majorEastAsia" w:hAnsiTheme="majorHAnsi"/>
+        <w:rFonts w:asciiTheme="majorHAnsi" w:cstheme="majorBidi" w:hAnsiTheme="majorHAnsi" w:eastAsia="黑体"/>
         <w:b/>
         <w:bCs/>
       </w:rPr>
@@ -5970,7 +6309,7 @@
         <w:spacing w:after="0" w:before="0" w:line="240" w:lineRule="auto"/>
       </w:pPr>
       <w:rPr>
-        <w:rFonts w:asciiTheme="majorHAnsi" w:cstheme="majorBidi" w:eastAsiaTheme="majorEastAsia" w:hAnsiTheme="majorHAnsi"/>
+        <w:rFonts w:asciiTheme="majorHAnsi" w:cstheme="majorBidi" w:hAnsiTheme="majorHAnsi" w:eastAsia="黑体"/>
         <w:b/>
         <w:bCs/>
       </w:rPr>
@@ -5988,14 +6327,14 @@
     </w:tblStylePr>
     <w:tblStylePr w:type="firstCol">
       <w:rPr>
-        <w:rFonts w:asciiTheme="majorHAnsi" w:cstheme="majorBidi" w:eastAsiaTheme="majorEastAsia" w:hAnsiTheme="majorHAnsi"/>
+        <w:rFonts w:asciiTheme="majorHAnsi" w:cstheme="majorBidi" w:hAnsiTheme="majorHAnsi" w:eastAsia="黑体"/>
         <w:b/>
         <w:bCs/>
       </w:rPr>
     </w:tblStylePr>
     <w:tblStylePr w:type="lastCol">
       <w:rPr>
-        <w:rFonts w:asciiTheme="majorHAnsi" w:cstheme="majorBidi" w:eastAsiaTheme="majorEastAsia" w:hAnsiTheme="majorHAnsi"/>
+        <w:rFonts w:asciiTheme="majorHAnsi" w:cstheme="majorBidi" w:hAnsiTheme="majorHAnsi" w:eastAsia="黑体"/>
         <w:b/>
         <w:bCs/>
       </w:rPr>
@@ -6079,7 +6418,7 @@
         <w:spacing w:after="0" w:before="0" w:line="240" w:lineRule="auto"/>
       </w:pPr>
       <w:rPr>
-        <w:rFonts w:asciiTheme="majorHAnsi" w:cstheme="majorBidi" w:eastAsiaTheme="majorEastAsia" w:hAnsiTheme="majorHAnsi"/>
+        <w:rFonts w:asciiTheme="majorHAnsi" w:cstheme="majorBidi" w:hAnsiTheme="majorHAnsi" w:eastAsia="黑体"/>
         <w:b/>
         <w:bCs/>
       </w:rPr>
@@ -6100,7 +6439,7 @@
         <w:spacing w:after="0" w:before="0" w:line="240" w:lineRule="auto"/>
       </w:pPr>
       <w:rPr>
-        <w:rFonts w:asciiTheme="majorHAnsi" w:cstheme="majorBidi" w:eastAsiaTheme="majorEastAsia" w:hAnsiTheme="majorHAnsi"/>
+        <w:rFonts w:asciiTheme="majorHAnsi" w:cstheme="majorBidi" w:hAnsiTheme="majorHAnsi" w:eastAsia="黑体"/>
         <w:b/>
         <w:bCs/>
       </w:rPr>
@@ -6118,14 +6457,14 @@
     </w:tblStylePr>
     <w:tblStylePr w:type="firstCol">
       <w:rPr>
-        <w:rFonts w:asciiTheme="majorHAnsi" w:cstheme="majorBidi" w:eastAsiaTheme="majorEastAsia" w:hAnsiTheme="majorHAnsi"/>
+        <w:rFonts w:asciiTheme="majorHAnsi" w:cstheme="majorBidi" w:hAnsiTheme="majorHAnsi" w:eastAsia="黑体"/>
         <w:b/>
         <w:bCs/>
       </w:rPr>
     </w:tblStylePr>
     <w:tblStylePr w:type="lastCol">
       <w:rPr>
-        <w:rFonts w:asciiTheme="majorHAnsi" w:cstheme="majorBidi" w:eastAsiaTheme="majorEastAsia" w:hAnsiTheme="majorHAnsi"/>
+        <w:rFonts w:asciiTheme="majorHAnsi" w:cstheme="majorBidi" w:hAnsiTheme="majorHAnsi" w:eastAsia="黑体"/>
         <w:b/>
         <w:bCs/>
       </w:rPr>
@@ -6209,7 +6548,7 @@
         <w:spacing w:after="0" w:before="0" w:line="240" w:lineRule="auto"/>
       </w:pPr>
       <w:rPr>
-        <w:rFonts w:asciiTheme="majorHAnsi" w:cstheme="majorBidi" w:eastAsiaTheme="majorEastAsia" w:hAnsiTheme="majorHAnsi"/>
+        <w:rFonts w:asciiTheme="majorHAnsi" w:cstheme="majorBidi" w:hAnsiTheme="majorHAnsi" w:eastAsia="黑体"/>
         <w:b/>
         <w:bCs/>
       </w:rPr>
@@ -6230,7 +6569,7 @@
         <w:spacing w:after="0" w:before="0" w:line="240" w:lineRule="auto"/>
       </w:pPr>
       <w:rPr>
-        <w:rFonts w:asciiTheme="majorHAnsi" w:cstheme="majorBidi" w:eastAsiaTheme="majorEastAsia" w:hAnsiTheme="majorHAnsi"/>
+        <w:rFonts w:asciiTheme="majorHAnsi" w:cstheme="majorBidi" w:hAnsiTheme="majorHAnsi" w:eastAsia="黑体"/>
         <w:b/>
         <w:bCs/>
       </w:rPr>
@@ -6248,14 +6587,14 @@
     </w:tblStylePr>
     <w:tblStylePr w:type="firstCol">
       <w:rPr>
-        <w:rFonts w:asciiTheme="majorHAnsi" w:cstheme="majorBidi" w:eastAsiaTheme="majorEastAsia" w:hAnsiTheme="majorHAnsi"/>
+        <w:rFonts w:asciiTheme="majorHAnsi" w:cstheme="majorBidi" w:hAnsiTheme="majorHAnsi" w:eastAsia="黑体"/>
         <w:b/>
         <w:bCs/>
       </w:rPr>
     </w:tblStylePr>
     <w:tblStylePr w:type="lastCol">
       <w:rPr>
-        <w:rFonts w:asciiTheme="majorHAnsi" w:cstheme="majorBidi" w:eastAsiaTheme="majorEastAsia" w:hAnsiTheme="majorHAnsi"/>
+        <w:rFonts w:asciiTheme="majorHAnsi" w:cstheme="majorBidi" w:hAnsiTheme="majorHAnsi" w:eastAsia="黑体"/>
         <w:b/>
         <w:bCs/>
       </w:rPr>
@@ -6339,7 +6678,7 @@
         <w:spacing w:after="0" w:before="0" w:line="240" w:lineRule="auto"/>
       </w:pPr>
       <w:rPr>
-        <w:rFonts w:asciiTheme="majorHAnsi" w:cstheme="majorBidi" w:eastAsiaTheme="majorEastAsia" w:hAnsiTheme="majorHAnsi"/>
+        <w:rFonts w:asciiTheme="majorHAnsi" w:cstheme="majorBidi" w:hAnsiTheme="majorHAnsi" w:eastAsia="黑体"/>
         <w:b/>
         <w:bCs/>
       </w:rPr>
@@ -6360,7 +6699,7 @@
         <w:spacing w:after="0" w:before="0" w:line="240" w:lineRule="auto"/>
       </w:pPr>
       <w:rPr>
-        <w:rFonts w:asciiTheme="majorHAnsi" w:cstheme="majorBidi" w:eastAsiaTheme="majorEastAsia" w:hAnsiTheme="majorHAnsi"/>
+        <w:rFonts w:asciiTheme="majorHAnsi" w:cstheme="majorBidi" w:hAnsiTheme="majorHAnsi" w:eastAsia="黑体"/>
         <w:b/>
         <w:bCs/>
       </w:rPr>
@@ -6378,14 +6717,14 @@
     </w:tblStylePr>
     <w:tblStylePr w:type="firstCol">
       <w:rPr>
-        <w:rFonts w:asciiTheme="majorHAnsi" w:cstheme="majorBidi" w:eastAsiaTheme="majorEastAsia" w:hAnsiTheme="majorHAnsi"/>
+        <w:rFonts w:asciiTheme="majorHAnsi" w:cstheme="majorBidi" w:hAnsiTheme="majorHAnsi" w:eastAsia="黑体"/>
         <w:b/>
         <w:bCs/>
       </w:rPr>
     </w:tblStylePr>
     <w:tblStylePr w:type="lastCol">
       <w:rPr>
-        <w:rFonts w:asciiTheme="majorHAnsi" w:cstheme="majorBidi" w:eastAsiaTheme="majorEastAsia" w:hAnsiTheme="majorHAnsi"/>
+        <w:rFonts w:asciiTheme="majorHAnsi" w:cstheme="majorBidi" w:hAnsiTheme="majorHAnsi" w:eastAsia="黑体"/>
         <w:b/>
         <w:bCs/>
       </w:rPr>
@@ -6468,6 +6807,7 @@
         <w:spacing w:after="0" w:before="0" w:line="240" w:lineRule="auto"/>
       </w:pPr>
       <w:rPr>
+        <w:rFonts w:eastAsia="黑体"/>
         <w:b/>
         <w:bCs/>
         <w:color w:themeColor="background1" w:val="FFFFFF"/>
@@ -6490,6 +6830,7 @@
         <w:spacing w:after="0" w:before="0" w:line="240" w:lineRule="auto"/>
       </w:pPr>
       <w:rPr>
+        <w:rFonts w:eastAsia="黑体"/>
         <w:b/>
         <w:bCs/>
       </w:rPr>
@@ -6507,12 +6848,14 @@
     </w:tblStylePr>
     <w:tblStylePr w:type="firstCol">
       <w:rPr>
+        <w:rFonts w:eastAsia="黑体"/>
         <w:b/>
         <w:bCs/>
       </w:rPr>
     </w:tblStylePr>
     <w:tblStylePr w:type="lastCol">
       <w:rPr>
+        <w:rFonts w:eastAsia="黑体"/>
         <w:b/>
         <w:bCs/>
       </w:rPr>
@@ -6574,6 +6917,7 @@
         <w:spacing w:after="0" w:before="0" w:line="240" w:lineRule="auto"/>
       </w:pPr>
       <w:rPr>
+        <w:rFonts w:eastAsia="黑体"/>
         <w:b/>
         <w:bCs/>
         <w:color w:themeColor="background1" w:val="FFFFFF"/>
@@ -6596,6 +6940,7 @@
         <w:spacing w:after="0" w:before="0" w:line="240" w:lineRule="auto"/>
       </w:pPr>
       <w:rPr>
+        <w:rFonts w:eastAsia="黑体"/>
         <w:b/>
         <w:bCs/>
       </w:rPr>
@@ -6613,12 +6958,14 @@
     </w:tblStylePr>
     <w:tblStylePr w:type="firstCol">
       <w:rPr>
+        <w:rFonts w:eastAsia="黑体"/>
         <w:b/>
         <w:bCs/>
       </w:rPr>
     </w:tblStylePr>
     <w:tblStylePr w:type="lastCol">
       <w:rPr>
+        <w:rFonts w:eastAsia="黑体"/>
         <w:b/>
         <w:bCs/>
       </w:rPr>
@@ -6680,6 +7027,7 @@
         <w:spacing w:after="0" w:before="0" w:line="240" w:lineRule="auto"/>
       </w:pPr>
       <w:rPr>
+        <w:rFonts w:eastAsia="黑体"/>
         <w:b/>
         <w:bCs/>
         <w:color w:themeColor="background1" w:val="FFFFFF"/>
@@ -6702,6 +7050,7 @@
         <w:spacing w:after="0" w:before="0" w:line="240" w:lineRule="auto"/>
       </w:pPr>
       <w:rPr>
+        <w:rFonts w:eastAsia="黑体"/>
         <w:b/>
         <w:bCs/>
       </w:rPr>
@@ -6719,12 +7068,14 @@
     </w:tblStylePr>
     <w:tblStylePr w:type="firstCol">
       <w:rPr>
+        <w:rFonts w:eastAsia="黑体"/>
         <w:b/>
         <w:bCs/>
       </w:rPr>
     </w:tblStylePr>
     <w:tblStylePr w:type="lastCol">
       <w:rPr>
+        <w:rFonts w:eastAsia="黑体"/>
         <w:b/>
         <w:bCs/>
       </w:rPr>
@@ -6786,6 +7137,7 @@
         <w:spacing w:after="0" w:before="0" w:line="240" w:lineRule="auto"/>
       </w:pPr>
       <w:rPr>
+        <w:rFonts w:eastAsia="黑体"/>
         <w:b/>
         <w:bCs/>
         <w:color w:themeColor="background1" w:val="FFFFFF"/>
@@ -6808,6 +7160,7 @@
         <w:spacing w:after="0" w:before="0" w:line="240" w:lineRule="auto"/>
       </w:pPr>
       <w:rPr>
+        <w:rFonts w:eastAsia="黑体"/>
         <w:b/>
         <w:bCs/>
       </w:rPr>
@@ -6825,12 +7178,14 @@
     </w:tblStylePr>
     <w:tblStylePr w:type="firstCol">
       <w:rPr>
+        <w:rFonts w:eastAsia="黑体"/>
         <w:b/>
         <w:bCs/>
       </w:rPr>
     </w:tblStylePr>
     <w:tblStylePr w:type="lastCol">
       <w:rPr>
+        <w:rFonts w:eastAsia="黑体"/>
         <w:b/>
         <w:bCs/>
       </w:rPr>
@@ -6892,6 +7247,7 @@
         <w:spacing w:after="0" w:before="0" w:line="240" w:lineRule="auto"/>
       </w:pPr>
       <w:rPr>
+        <w:rFonts w:eastAsia="黑体"/>
         <w:b/>
         <w:bCs/>
         <w:color w:themeColor="background1" w:val="FFFFFF"/>
@@ -6914,6 +7270,7 @@
         <w:spacing w:after="0" w:before="0" w:line="240" w:lineRule="auto"/>
       </w:pPr>
       <w:rPr>
+        <w:rFonts w:eastAsia="黑体"/>
         <w:b/>
         <w:bCs/>
       </w:rPr>
@@ -6931,12 +7288,14 @@
     </w:tblStylePr>
     <w:tblStylePr w:type="firstCol">
       <w:rPr>
+        <w:rFonts w:eastAsia="黑体"/>
         <w:b/>
         <w:bCs/>
       </w:rPr>
     </w:tblStylePr>
     <w:tblStylePr w:type="lastCol">
       <w:rPr>
+        <w:rFonts w:eastAsia="黑体"/>
         <w:b/>
         <w:bCs/>
       </w:rPr>
@@ -6998,6 +7357,7 @@
         <w:spacing w:after="0" w:before="0" w:line="240" w:lineRule="auto"/>
       </w:pPr>
       <w:rPr>
+        <w:rFonts w:eastAsia="黑体"/>
         <w:b/>
         <w:bCs/>
         <w:color w:themeColor="background1" w:val="FFFFFF"/>
@@ -7020,6 +7380,7 @@
         <w:spacing w:after="0" w:before="0" w:line="240" w:lineRule="auto"/>
       </w:pPr>
       <w:rPr>
+        <w:rFonts w:eastAsia="黑体"/>
         <w:b/>
         <w:bCs/>
       </w:rPr>
@@ -7037,12 +7398,14 @@
     </w:tblStylePr>
     <w:tblStylePr w:type="firstCol">
       <w:rPr>
+        <w:rFonts w:eastAsia="黑体"/>
         <w:b/>
         <w:bCs/>
       </w:rPr>
     </w:tblStylePr>
     <w:tblStylePr w:type="lastCol">
       <w:rPr>
+        <w:rFonts w:eastAsia="黑体"/>
         <w:b/>
         <w:bCs/>
       </w:rPr>
@@ -7104,6 +7467,7 @@
         <w:spacing w:after="0" w:before="0" w:line="240" w:lineRule="auto"/>
       </w:pPr>
       <w:rPr>
+        <w:rFonts w:eastAsia="黑体"/>
         <w:b/>
         <w:bCs/>
         <w:color w:themeColor="background1" w:val="FFFFFF"/>
@@ -7126,6 +7490,7 @@
         <w:spacing w:after="0" w:before="0" w:line="240" w:lineRule="auto"/>
       </w:pPr>
       <w:rPr>
+        <w:rFonts w:eastAsia="黑体"/>
         <w:b/>
         <w:bCs/>
       </w:rPr>
@@ -7143,12 +7508,14 @@
     </w:tblStylePr>
     <w:tblStylePr w:type="firstCol">
       <w:rPr>
+        <w:rFonts w:eastAsia="黑体"/>
         <w:b/>
         <w:bCs/>
       </w:rPr>
     </w:tblStylePr>
     <w:tblStylePr w:type="lastCol">
       <w:rPr>
+        <w:rFonts w:eastAsia="黑体"/>
         <w:b/>
         <w:bCs/>
       </w:rPr>
@@ -7207,6 +7574,7 @@
         <w:spacing w:after="0" w:before="0" w:line="240" w:lineRule="auto"/>
       </w:pPr>
       <w:rPr>
+        <w:rFonts w:eastAsia="黑体"/>
         <w:b/>
         <w:bCs/>
         <w:color w:themeColor="background1" w:val="FFFFFF"/>
@@ -7229,6 +7597,7 @@
         <w:spacing w:after="0" w:before="0" w:line="240" w:lineRule="auto"/>
       </w:pPr>
       <w:rPr>
+        <w:rFonts w:eastAsia="黑体"/>
         <w:color w:val="auto"/>
       </w:rPr>
       <w:tblPr/>
@@ -7246,6 +7615,7 @@
     </w:tblStylePr>
     <w:tblStylePr w:type="firstCol">
       <w:rPr>
+        <w:rFonts w:eastAsia="黑体"/>
         <w:b/>
         <w:bCs/>
         <w:color w:themeColor="background1" w:val="FFFFFF"/>
@@ -7265,6 +7635,7 @@
     </w:tblStylePr>
     <w:tblStylePr w:type="lastCol">
       <w:rPr>
+        <w:rFonts w:eastAsia="黑体"/>
         <w:b/>
         <w:bCs/>
         <w:color w:themeColor="background1" w:val="FFFFFF"/>
@@ -7313,6 +7684,7 @@
     </w:tblStylePr>
     <w:tblStylePr w:type="nwCell">
       <w:rPr>
+        <w:rFonts w:eastAsia="黑体"/>
         <w:color w:themeColor="background1" w:val="FFFFFF"/>
       </w:rPr>
       <w:tblPr/>
@@ -7356,6 +7728,7 @@
         <w:spacing w:after="0" w:before="0" w:line="240" w:lineRule="auto"/>
       </w:pPr>
       <w:rPr>
+        <w:rFonts w:eastAsia="黑体"/>
         <w:b/>
         <w:bCs/>
         <w:color w:themeColor="background1" w:val="FFFFFF"/>
@@ -7378,6 +7751,7 @@
         <w:spacing w:after="0" w:before="0" w:line="240" w:lineRule="auto"/>
       </w:pPr>
       <w:rPr>
+        <w:rFonts w:eastAsia="黑体"/>
         <w:color w:val="auto"/>
       </w:rPr>
       <w:tblPr/>
@@ -7395,6 +7769,7 @@
     </w:tblStylePr>
     <w:tblStylePr w:type="firstCol">
       <w:rPr>
+        <w:rFonts w:eastAsia="黑体"/>
         <w:b/>
         <w:bCs/>
         <w:color w:themeColor="background1" w:val="FFFFFF"/>
@@ -7414,6 +7789,7 @@
     </w:tblStylePr>
     <w:tblStylePr w:type="lastCol">
       <w:rPr>
+        <w:rFonts w:eastAsia="黑体"/>
         <w:b/>
         <w:bCs/>
         <w:color w:themeColor="background1" w:val="FFFFFF"/>
@@ -7462,6 +7838,7 @@
     </w:tblStylePr>
     <w:tblStylePr w:type="nwCell">
       <w:rPr>
+        <w:rFonts w:eastAsia="黑体"/>
         <w:color w:themeColor="background1" w:val="FFFFFF"/>
       </w:rPr>
       <w:tblPr/>
@@ -7505,6 +7882,7 @@
         <w:spacing w:after="0" w:before="0" w:line="240" w:lineRule="auto"/>
       </w:pPr>
       <w:rPr>
+        <w:rFonts w:eastAsia="黑体"/>
         <w:b/>
         <w:bCs/>
         <w:color w:themeColor="background1" w:val="FFFFFF"/>
@@ -7527,6 +7905,7 @@
         <w:spacing w:after="0" w:before="0" w:line="240" w:lineRule="auto"/>
       </w:pPr>
       <w:rPr>
+        <w:rFonts w:eastAsia="黑体"/>
         <w:color w:val="auto"/>
       </w:rPr>
       <w:tblPr/>
@@ -7544,6 +7923,7 @@
     </w:tblStylePr>
     <w:tblStylePr w:type="firstCol">
       <w:rPr>
+        <w:rFonts w:eastAsia="黑体"/>
         <w:b/>
         <w:bCs/>
         <w:color w:themeColor="background1" w:val="FFFFFF"/>
@@ -7563,6 +7943,7 @@
     </w:tblStylePr>
     <w:tblStylePr w:type="lastCol">
       <w:rPr>
+        <w:rFonts w:eastAsia="黑体"/>
         <w:b/>
         <w:bCs/>
         <w:color w:themeColor="background1" w:val="FFFFFF"/>
@@ -7611,6 +7992,7 @@
     </w:tblStylePr>
     <w:tblStylePr w:type="nwCell">
       <w:rPr>
+        <w:rFonts w:eastAsia="黑体"/>
         <w:color w:themeColor="background1" w:val="FFFFFF"/>
       </w:rPr>
       <w:tblPr/>
@@ -7654,6 +8036,7 @@
         <w:spacing w:after="0" w:before="0" w:line="240" w:lineRule="auto"/>
       </w:pPr>
       <w:rPr>
+        <w:rFonts w:eastAsia="黑体"/>
         <w:b/>
         <w:bCs/>
         <w:color w:themeColor="background1" w:val="FFFFFF"/>
@@ -7676,6 +8059,7 @@
         <w:spacing w:after="0" w:before="0" w:line="240" w:lineRule="auto"/>
       </w:pPr>
       <w:rPr>
+        <w:rFonts w:eastAsia="黑体"/>
         <w:color w:val="auto"/>
       </w:rPr>
       <w:tblPr/>
@@ -7693,6 +8077,7 @@
     </w:tblStylePr>
     <w:tblStylePr w:type="firstCol">
       <w:rPr>
+        <w:rFonts w:eastAsia="黑体"/>
         <w:b/>
         <w:bCs/>
         <w:color w:themeColor="background1" w:val="FFFFFF"/>
@@ -7712,6 +8097,7 @@
     </w:tblStylePr>
     <w:tblStylePr w:type="lastCol">
       <w:rPr>
+        <w:rFonts w:eastAsia="黑体"/>
         <w:b/>
         <w:bCs/>
         <w:color w:themeColor="background1" w:val="FFFFFF"/>
@@ -7760,6 +8146,7 @@
     </w:tblStylePr>
     <w:tblStylePr w:type="nwCell">
       <w:rPr>
+        <w:rFonts w:eastAsia="黑体"/>
         <w:color w:themeColor="background1" w:val="FFFFFF"/>
       </w:rPr>
       <w:tblPr/>
@@ -7803,6 +8190,7 @@
         <w:spacing w:after="0" w:before="0" w:line="240" w:lineRule="auto"/>
       </w:pPr>
       <w:rPr>
+        <w:rFonts w:eastAsia="黑体"/>
         <w:b/>
         <w:bCs/>
         <w:color w:themeColor="background1" w:val="FFFFFF"/>
@@ -7825,6 +8213,7 @@
         <w:spacing w:after="0" w:before="0" w:line="240" w:lineRule="auto"/>
       </w:pPr>
       <w:rPr>
+        <w:rFonts w:eastAsia="黑体"/>
         <w:color w:val="auto"/>
       </w:rPr>
       <w:tblPr/>
@@ -7842,6 +8231,7 @@
     </w:tblStylePr>
     <w:tblStylePr w:type="firstCol">
       <w:rPr>
+        <w:rFonts w:eastAsia="黑体"/>
         <w:b/>
         <w:bCs/>
         <w:color w:themeColor="background1" w:val="FFFFFF"/>
@@ -7861,6 +8251,7 @@
     </w:tblStylePr>
     <w:tblStylePr w:type="lastCol">
       <w:rPr>
+        <w:rFonts w:eastAsia="黑体"/>
         <w:b/>
         <w:bCs/>
         <w:color w:themeColor="background1" w:val="FFFFFF"/>
@@ -7909,6 +8300,7 @@
     </w:tblStylePr>
     <w:tblStylePr w:type="nwCell">
       <w:rPr>
+        <w:rFonts w:eastAsia="黑体"/>
         <w:color w:themeColor="background1" w:val="FFFFFF"/>
       </w:rPr>
       <w:tblPr/>
@@ -7952,6 +8344,7 @@
         <w:spacing w:after="0" w:before="0" w:line="240" w:lineRule="auto"/>
       </w:pPr>
       <w:rPr>
+        <w:rFonts w:eastAsia="黑体"/>
         <w:b/>
         <w:bCs/>
         <w:color w:themeColor="background1" w:val="FFFFFF"/>
@@ -7974,6 +8367,7 @@
         <w:spacing w:after="0" w:before="0" w:line="240" w:lineRule="auto"/>
       </w:pPr>
       <w:rPr>
+        <w:rFonts w:eastAsia="黑体"/>
         <w:color w:val="auto"/>
       </w:rPr>
       <w:tblPr/>
@@ -7991,6 +8385,7 @@
     </w:tblStylePr>
     <w:tblStylePr w:type="firstCol">
       <w:rPr>
+        <w:rFonts w:eastAsia="黑体"/>
         <w:b/>
         <w:bCs/>
         <w:color w:themeColor="background1" w:val="FFFFFF"/>
@@ -8010,6 +8405,7 @@
     </w:tblStylePr>
     <w:tblStylePr w:type="lastCol">
       <w:rPr>
+        <w:rFonts w:eastAsia="黑体"/>
         <w:b/>
         <w:bCs/>
         <w:color w:themeColor="background1" w:val="FFFFFF"/>
@@ -8058,6 +8454,7 @@
     </w:tblStylePr>
     <w:tblStylePr w:type="nwCell">
       <w:rPr>
+        <w:rFonts w:eastAsia="黑体"/>
         <w:color w:themeColor="background1" w:val="FFFFFF"/>
       </w:rPr>
       <w:tblPr/>
@@ -8101,6 +8498,7 @@
         <w:spacing w:after="0" w:before="0" w:line="240" w:lineRule="auto"/>
       </w:pPr>
       <w:rPr>
+        <w:rFonts w:eastAsia="黑体"/>
         <w:b/>
         <w:bCs/>
         <w:color w:themeColor="background1" w:val="FFFFFF"/>
@@ -8123,6 +8521,7 @@
         <w:spacing w:after="0" w:before="0" w:line="240" w:lineRule="auto"/>
       </w:pPr>
       <w:rPr>
+        <w:rFonts w:eastAsia="黑体"/>
         <w:color w:val="auto"/>
       </w:rPr>
       <w:tblPr/>
@@ -8140,6 +8539,7 @@
     </w:tblStylePr>
     <w:tblStylePr w:type="firstCol">
       <w:rPr>
+        <w:rFonts w:eastAsia="黑体"/>
         <w:b/>
         <w:bCs/>
         <w:color w:themeColor="background1" w:val="FFFFFF"/>
@@ -8159,6 +8559,7 @@
     </w:tblStylePr>
     <w:tblStylePr w:type="lastCol">
       <w:rPr>
+        <w:rFonts w:eastAsia="黑体"/>
         <w:b/>
         <w:bCs/>
         <w:color w:themeColor="background1" w:val="FFFFFF"/>
@@ -8207,6 +8608,7 @@
     </w:tblStylePr>
     <w:tblStylePr w:type="nwCell">
       <w:rPr>
+        <w:rFonts w:eastAsia="黑体"/>
         <w:color w:themeColor="background1" w:val="FFFFFF"/>
       </w:rPr>
       <w:tblPr/>
@@ -8231,6 +8633,7 @@
       <w:spacing w:after="0" w:line="240" w:lineRule="auto"/>
     </w:pPr>
     <w:rPr>
+      <w:rFonts w:eastAsia="黑体"/>
       <w:color w:themeColor="text1" w:val="000000"/>
     </w:rPr>
     <w:tblPr>
@@ -8250,7 +8653,7 @@
     </w:tblPr>
     <w:tblStylePr w:type="firstRow">
       <w:rPr>
-        <w:rFonts w:asciiTheme="majorHAnsi" w:cstheme="majorBidi" w:eastAsiaTheme="majorEastAsia" w:hAnsiTheme="majorHAnsi"/>
+        <w:rFonts w:asciiTheme="majorHAnsi" w:cstheme="majorBidi" w:hAnsiTheme="majorHAnsi" w:eastAsia="黑体"/>
       </w:rPr>
       <w:tblPr/>
       <w:tcPr>
@@ -8262,6 +8665,7 @@
     </w:tblStylePr>
     <w:tblStylePr w:type="lastRow">
       <w:rPr>
+        <w:rFonts w:eastAsia="黑体"/>
         <w:b/>
         <w:bCs/>
         <w:color w:themeColor="text2" w:val="1F497D"/>
@@ -8276,12 +8680,14 @@
     </w:tblStylePr>
     <w:tblStylePr w:type="firstCol">
       <w:rPr>
+        <w:rFonts w:eastAsia="黑体"/>
         <w:b/>
         <w:bCs/>
       </w:rPr>
     </w:tblStylePr>
     <w:tblStylePr w:type="lastCol">
       <w:rPr>
+        <w:rFonts w:eastAsia="黑体"/>
         <w:b/>
         <w:bCs/>
       </w:rPr>
@@ -8315,6 +8721,7 @@
       <w:spacing w:after="0" w:line="240" w:lineRule="auto"/>
     </w:pPr>
     <w:rPr>
+      <w:rFonts w:eastAsia="黑体"/>
       <w:color w:themeColor="text1" w:val="000000"/>
     </w:rPr>
     <w:tblPr>
@@ -8334,7 +8741,7 @@
     </w:tblPr>
     <w:tblStylePr w:type="firstRow">
       <w:rPr>
-        <w:rFonts w:asciiTheme="majorHAnsi" w:cstheme="majorBidi" w:eastAsiaTheme="majorEastAsia" w:hAnsiTheme="majorHAnsi"/>
+        <w:rFonts w:asciiTheme="majorHAnsi" w:cstheme="majorBidi" w:hAnsiTheme="majorHAnsi" w:eastAsia="黑体"/>
       </w:rPr>
       <w:tblPr/>
       <w:tcPr>
@@ -8346,6 +8753,7 @@
     </w:tblStylePr>
     <w:tblStylePr w:type="lastRow">
       <w:rPr>
+        <w:rFonts w:eastAsia="黑体"/>
         <w:b/>
         <w:bCs/>
         <w:color w:themeColor="text2" w:val="1F497D"/>
@@ -8360,12 +8768,14 @@
     </w:tblStylePr>
     <w:tblStylePr w:type="firstCol">
       <w:rPr>
+        <w:rFonts w:eastAsia="黑体"/>
         <w:b/>
         <w:bCs/>
       </w:rPr>
     </w:tblStylePr>
     <w:tblStylePr w:type="lastCol">
       <w:rPr>
+        <w:rFonts w:eastAsia="黑体"/>
         <w:b/>
         <w:bCs/>
       </w:rPr>
@@ -8399,6 +8809,7 @@
       <w:spacing w:after="0" w:line="240" w:lineRule="auto"/>
     </w:pPr>
     <w:rPr>
+      <w:rFonts w:eastAsia="黑体"/>
       <w:color w:themeColor="text1" w:val="000000"/>
     </w:rPr>
     <w:tblPr>
@@ -8418,7 +8829,7 @@
     </w:tblPr>
     <w:tblStylePr w:type="firstRow">
       <w:rPr>
-        <w:rFonts w:asciiTheme="majorHAnsi" w:cstheme="majorBidi" w:eastAsiaTheme="majorEastAsia" w:hAnsiTheme="majorHAnsi"/>
+        <w:rFonts w:asciiTheme="majorHAnsi" w:cstheme="majorBidi" w:hAnsiTheme="majorHAnsi" w:eastAsia="黑体"/>
       </w:rPr>
       <w:tblPr/>
       <w:tcPr>
@@ -8430,6 +8841,7 @@
     </w:tblStylePr>
     <w:tblStylePr w:type="lastRow">
       <w:rPr>
+        <w:rFonts w:eastAsia="黑体"/>
         <w:b/>
         <w:bCs/>
         <w:color w:themeColor="text2" w:val="1F497D"/>
@@ -8444,12 +8856,14 @@
     </w:tblStylePr>
     <w:tblStylePr w:type="firstCol">
       <w:rPr>
+        <w:rFonts w:eastAsia="黑体"/>
         <w:b/>
         <w:bCs/>
       </w:rPr>
     </w:tblStylePr>
     <w:tblStylePr w:type="lastCol">
       <w:rPr>
+        <w:rFonts w:eastAsia="黑体"/>
         <w:b/>
         <w:bCs/>
       </w:rPr>
@@ -8483,6 +8897,7 @@
       <w:spacing w:after="0" w:line="240" w:lineRule="auto"/>
     </w:pPr>
     <w:rPr>
+      <w:rFonts w:eastAsia="黑体"/>
       <w:color w:themeColor="text1" w:val="000000"/>
     </w:rPr>
     <w:tblPr>
@@ -8502,7 +8917,7 @@
     </w:tblPr>
     <w:tblStylePr w:type="firstRow">
       <w:rPr>
-        <w:rFonts w:asciiTheme="majorHAnsi" w:cstheme="majorBidi" w:eastAsiaTheme="majorEastAsia" w:hAnsiTheme="majorHAnsi"/>
+        <w:rFonts w:asciiTheme="majorHAnsi" w:cstheme="majorBidi" w:hAnsiTheme="majorHAnsi" w:eastAsia="黑体"/>
       </w:rPr>
       <w:tblPr/>
       <w:tcPr>
@@ -8514,6 +8929,7 @@
     </w:tblStylePr>
     <w:tblStylePr w:type="lastRow">
       <w:rPr>
+        <w:rFonts w:eastAsia="黑体"/>
         <w:b/>
         <w:bCs/>
         <w:color w:themeColor="text2" w:val="1F497D"/>
@@ -8528,12 +8944,14 @@
     </w:tblStylePr>
     <w:tblStylePr w:type="firstCol">
       <w:rPr>
+        <w:rFonts w:eastAsia="黑体"/>
         <w:b/>
         <w:bCs/>
       </w:rPr>
     </w:tblStylePr>
     <w:tblStylePr w:type="lastCol">
       <w:rPr>
+        <w:rFonts w:eastAsia="黑体"/>
         <w:b/>
         <w:bCs/>
       </w:rPr>
@@ -8567,6 +8985,7 @@
       <w:spacing w:after="0" w:line="240" w:lineRule="auto"/>
     </w:pPr>
     <w:rPr>
+      <w:rFonts w:eastAsia="黑体"/>
       <w:color w:themeColor="text1" w:val="000000"/>
     </w:rPr>
     <w:tblPr>
@@ -8586,7 +9005,7 @@
     </w:tblPr>
     <w:tblStylePr w:type="firstRow">
       <w:rPr>
-        <w:rFonts w:asciiTheme="majorHAnsi" w:cstheme="majorBidi" w:eastAsiaTheme="majorEastAsia" w:hAnsiTheme="majorHAnsi"/>
+        <w:rFonts w:asciiTheme="majorHAnsi" w:cstheme="majorBidi" w:hAnsiTheme="majorHAnsi" w:eastAsia="黑体"/>
       </w:rPr>
       <w:tblPr/>
       <w:tcPr>
@@ -8598,6 +9017,7 @@
     </w:tblStylePr>
     <w:tblStylePr w:type="lastRow">
       <w:rPr>
+        <w:rFonts w:eastAsia="黑体"/>
         <w:b/>
         <w:bCs/>
         <w:color w:themeColor="text2" w:val="1F497D"/>
@@ -8612,12 +9032,14 @@
     </w:tblStylePr>
     <w:tblStylePr w:type="firstCol">
       <w:rPr>
+        <w:rFonts w:eastAsia="黑体"/>
         <w:b/>
         <w:bCs/>
       </w:rPr>
     </w:tblStylePr>
     <w:tblStylePr w:type="lastCol">
       <w:rPr>
+        <w:rFonts w:eastAsia="黑体"/>
         <w:b/>
         <w:bCs/>
       </w:rPr>
@@ -8651,6 +9073,7 @@
       <w:spacing w:after="0" w:line="240" w:lineRule="auto"/>
     </w:pPr>
     <w:rPr>
+      <w:rFonts w:eastAsia="黑体"/>
       <w:color w:themeColor="text1" w:val="000000"/>
     </w:rPr>
     <w:tblPr>
@@ -8670,7 +9093,7 @@
     </w:tblPr>
     <w:tblStylePr w:type="firstRow">
       <w:rPr>
-        <w:rFonts w:asciiTheme="majorHAnsi" w:cstheme="majorBidi" w:eastAsiaTheme="majorEastAsia" w:hAnsiTheme="majorHAnsi"/>
+        <w:rFonts w:asciiTheme="majorHAnsi" w:cstheme="majorBidi" w:hAnsiTheme="majorHAnsi" w:eastAsia="黑体"/>
       </w:rPr>
       <w:tblPr/>
       <w:tcPr>
@@ -8682,6 +9105,7 @@
     </w:tblStylePr>
     <w:tblStylePr w:type="lastRow">
       <w:rPr>
+        <w:rFonts w:eastAsia="黑体"/>
         <w:b/>
         <w:bCs/>
         <w:color w:themeColor="text2" w:val="1F497D"/>
@@ -8696,12 +9120,14 @@
     </w:tblStylePr>
     <w:tblStylePr w:type="firstCol">
       <w:rPr>
+        <w:rFonts w:eastAsia="黑体"/>
         <w:b/>
         <w:bCs/>
       </w:rPr>
     </w:tblStylePr>
     <w:tblStylePr w:type="lastCol">
       <w:rPr>
+        <w:rFonts w:eastAsia="黑体"/>
         <w:b/>
         <w:bCs/>
       </w:rPr>
@@ -8735,6 +9161,7 @@
       <w:spacing w:after="0" w:line="240" w:lineRule="auto"/>
     </w:pPr>
     <w:rPr>
+      <w:rFonts w:eastAsia="黑体"/>
       <w:color w:themeColor="text1" w:val="000000"/>
     </w:rPr>
     <w:tblPr>
@@ -8754,7 +9181,7 @@
     </w:tblPr>
     <w:tblStylePr w:type="firstRow">
       <w:rPr>
-        <w:rFonts w:asciiTheme="majorHAnsi" w:cstheme="majorBidi" w:eastAsiaTheme="majorEastAsia" w:hAnsiTheme="majorHAnsi"/>
+        <w:rFonts w:asciiTheme="majorHAnsi" w:cstheme="majorBidi" w:hAnsiTheme="majorHAnsi" w:eastAsia="黑体"/>
       </w:rPr>
       <w:tblPr/>
       <w:tcPr>
@@ -8766,6 +9193,7 @@
     </w:tblStylePr>
     <w:tblStylePr w:type="lastRow">
       <w:rPr>
+        <w:rFonts w:eastAsia="黑体"/>
         <w:b/>
         <w:bCs/>
         <w:color w:themeColor="text2" w:val="1F497D"/>
@@ -8780,12 +9208,14 @@
     </w:tblStylePr>
     <w:tblStylePr w:type="firstCol">
       <w:rPr>
+        <w:rFonts w:eastAsia="黑体"/>
         <w:b/>
         <w:bCs/>
       </w:rPr>
     </w:tblStylePr>
     <w:tblStylePr w:type="lastCol">
       <w:rPr>
+        <w:rFonts w:eastAsia="黑体"/>
         <w:b/>
         <w:bCs/>
       </w:rPr>
@@ -8819,7 +9249,7 @@
       <w:spacing w:after="0" w:line="240" w:lineRule="auto"/>
     </w:pPr>
     <w:rPr>
-      <w:rFonts w:asciiTheme="majorHAnsi" w:cstheme="majorBidi" w:eastAsiaTheme="majorEastAsia" w:hAnsiTheme="majorHAnsi"/>
+      <w:rFonts w:asciiTheme="majorHAnsi" w:cstheme="majorBidi" w:hAnsiTheme="majorHAnsi" w:eastAsia="黑体"/>
       <w:color w:themeColor="text1" w:val="000000"/>
     </w:rPr>
     <w:tblPr>
@@ -8841,6 +9271,7 @@
     </w:tblPr>
     <w:tblStylePr w:type="firstRow">
       <w:rPr>
+        <w:rFonts w:eastAsia="黑体"/>
         <w:sz w:val="24"/>
         <w:szCs w:val="24"/>
       </w:rPr>
@@ -8947,7 +9378,7 @@
       <w:spacing w:after="0" w:line="240" w:lineRule="auto"/>
     </w:pPr>
     <w:rPr>
-      <w:rFonts w:asciiTheme="majorHAnsi" w:cstheme="majorBidi" w:eastAsiaTheme="majorEastAsia" w:hAnsiTheme="majorHAnsi"/>
+      <w:rFonts w:asciiTheme="majorHAnsi" w:cstheme="majorBidi" w:hAnsiTheme="majorHAnsi" w:eastAsia="黑体"/>
       <w:color w:themeColor="text1" w:val="000000"/>
     </w:rPr>
     <w:tblPr>
@@ -8969,6 +9400,7 @@
     </w:tblPr>
     <w:tblStylePr w:type="firstRow">
       <w:rPr>
+        <w:rFonts w:eastAsia="黑体"/>
         <w:sz w:val="24"/>
         <w:szCs w:val="24"/>
       </w:rPr>
@@ -9075,7 +9507,7 @@
       <w:spacing w:after="0" w:line="240" w:lineRule="auto"/>
     </w:pPr>
     <w:rPr>
-      <w:rFonts w:asciiTheme="majorHAnsi" w:cstheme="majorBidi" w:eastAsiaTheme="majorEastAsia" w:hAnsiTheme="majorHAnsi"/>
+      <w:rFonts w:asciiTheme="majorHAnsi" w:cstheme="majorBidi" w:hAnsiTheme="majorHAnsi" w:eastAsia="黑体"/>
       <w:color w:themeColor="text1" w:val="000000"/>
     </w:rPr>
     <w:tblPr>
@@ -9097,6 +9529,7 @@
     </w:tblPr>
     <w:tblStylePr w:type="firstRow">
       <w:rPr>
+        <w:rFonts w:eastAsia="黑体"/>
         <w:sz w:val="24"/>
         <w:szCs w:val="24"/>
       </w:rPr>
@@ -9203,7 +9636,7 @@
       <w:spacing w:after="0" w:line="240" w:lineRule="auto"/>
     </w:pPr>
     <w:rPr>
-      <w:rFonts w:asciiTheme="majorHAnsi" w:cstheme="majorBidi" w:eastAsiaTheme="majorEastAsia" w:hAnsiTheme="majorHAnsi"/>
+      <w:rFonts w:asciiTheme="majorHAnsi" w:cstheme="majorBidi" w:hAnsiTheme="majorHAnsi" w:eastAsia="黑体"/>
       <w:color w:themeColor="text1" w:val="000000"/>
     </w:rPr>
     <w:tblPr>
@@ -9225,6 +9658,7 @@
     </w:tblPr>
     <w:tblStylePr w:type="firstRow">
       <w:rPr>
+        <w:rFonts w:eastAsia="黑体"/>
         <w:sz w:val="24"/>
         <w:szCs w:val="24"/>
       </w:rPr>
@@ -9331,7 +9765,7 @@
       <w:spacing w:after="0" w:line="240" w:lineRule="auto"/>
     </w:pPr>
     <w:rPr>
-      <w:rFonts w:asciiTheme="majorHAnsi" w:cstheme="majorBidi" w:eastAsiaTheme="majorEastAsia" w:hAnsiTheme="majorHAnsi"/>
+      <w:rFonts w:asciiTheme="majorHAnsi" w:cstheme="majorBidi" w:hAnsiTheme="majorHAnsi" w:eastAsia="黑体"/>
       <w:color w:themeColor="text1" w:val="000000"/>
     </w:rPr>
     <w:tblPr>
@@ -9353,6 +9787,7 @@
     </w:tblPr>
     <w:tblStylePr w:type="firstRow">
       <w:rPr>
+        <w:rFonts w:eastAsia="黑体"/>
         <w:sz w:val="24"/>
         <w:szCs w:val="24"/>
       </w:rPr>
@@ -9459,7 +9894,7 @@
       <w:spacing w:after="0" w:line="240" w:lineRule="auto"/>
     </w:pPr>
     <w:rPr>
-      <w:rFonts w:asciiTheme="majorHAnsi" w:cstheme="majorBidi" w:eastAsiaTheme="majorEastAsia" w:hAnsiTheme="majorHAnsi"/>
+      <w:rFonts w:asciiTheme="majorHAnsi" w:cstheme="majorBidi" w:hAnsiTheme="majorHAnsi" w:eastAsia="黑体"/>
       <w:color w:themeColor="text1" w:val="000000"/>
     </w:rPr>
     <w:tblPr>
@@ -9481,6 +9916,7 @@
     </w:tblPr>
     <w:tblStylePr w:type="firstRow">
       <w:rPr>
+        <w:rFonts w:eastAsia="黑体"/>
         <w:sz w:val="24"/>
         <w:szCs w:val="24"/>
       </w:rPr>
@@ -9587,7 +10023,7 @@
       <w:spacing w:after="0" w:line="240" w:lineRule="auto"/>
     </w:pPr>
     <w:rPr>
-      <w:rFonts w:asciiTheme="majorHAnsi" w:cstheme="majorBidi" w:eastAsiaTheme="majorEastAsia" w:hAnsiTheme="majorHAnsi"/>
+      <w:rFonts w:asciiTheme="majorHAnsi" w:cstheme="majorBidi" w:hAnsiTheme="majorHAnsi" w:eastAsia="黑体"/>
       <w:color w:themeColor="text1" w:val="000000"/>
     </w:rPr>
     <w:tblPr>
@@ -9609,6 +10045,7 @@
     </w:tblPr>
     <w:tblStylePr w:type="firstRow">
       <w:rPr>
+        <w:rFonts w:eastAsia="黑体"/>
         <w:sz w:val="24"/>
         <w:szCs w:val="24"/>
       </w:rPr>
@@ -9738,12 +10175,14 @@
     </w:tcPr>
     <w:tblStylePr w:type="firstRow">
       <w:rPr>
+        <w:rFonts w:eastAsia="黑体"/>
         <w:b/>
         <w:bCs/>
       </w:rPr>
     </w:tblStylePr>
     <w:tblStylePr w:type="lastRow">
       <w:rPr>
+        <w:rFonts w:eastAsia="黑体"/>
         <w:b/>
         <w:bCs/>
       </w:rPr>
@@ -9756,12 +10195,14 @@
     </w:tblStylePr>
     <w:tblStylePr w:type="firstCol">
       <w:rPr>
+        <w:rFonts w:eastAsia="黑体"/>
         <w:b/>
         <w:bCs/>
       </w:rPr>
     </w:tblStylePr>
     <w:tblStylePr w:type="lastCol">
       <w:rPr>
+        <w:rFonts w:eastAsia="黑体"/>
         <w:b/>
         <w:bCs/>
       </w:rPr>
@@ -9811,12 +10252,14 @@
     </w:tcPr>
     <w:tblStylePr w:type="firstRow">
       <w:rPr>
+        <w:rFonts w:eastAsia="黑体"/>
         <w:b/>
         <w:bCs/>
       </w:rPr>
     </w:tblStylePr>
     <w:tblStylePr w:type="lastRow">
       <w:rPr>
+        <w:rFonts w:eastAsia="黑体"/>
         <w:b/>
         <w:bCs/>
       </w:rPr>
@@ -9829,12 +10272,14 @@
     </w:tblStylePr>
     <w:tblStylePr w:type="firstCol">
       <w:rPr>
+        <w:rFonts w:eastAsia="黑体"/>
         <w:b/>
         <w:bCs/>
       </w:rPr>
     </w:tblStylePr>
     <w:tblStylePr w:type="lastCol">
       <w:rPr>
+        <w:rFonts w:eastAsia="黑体"/>
         <w:b/>
         <w:bCs/>
       </w:rPr>
@@ -9884,12 +10329,14 @@
     </w:tcPr>
     <w:tblStylePr w:type="firstRow">
       <w:rPr>
+        <w:rFonts w:eastAsia="黑体"/>
         <w:b/>
         <w:bCs/>
       </w:rPr>
     </w:tblStylePr>
     <w:tblStylePr w:type="lastRow">
       <w:rPr>
+        <w:rFonts w:eastAsia="黑体"/>
         <w:b/>
         <w:bCs/>
       </w:rPr>
@@ -9902,12 +10349,14 @@
     </w:tblStylePr>
     <w:tblStylePr w:type="firstCol">
       <w:rPr>
+        <w:rFonts w:eastAsia="黑体"/>
         <w:b/>
         <w:bCs/>
       </w:rPr>
     </w:tblStylePr>
     <w:tblStylePr w:type="lastCol">
       <w:rPr>
+        <w:rFonts w:eastAsia="黑体"/>
         <w:b/>
         <w:bCs/>
       </w:rPr>
@@ -9957,12 +10406,14 @@
     </w:tcPr>
     <w:tblStylePr w:type="firstRow">
       <w:rPr>
+        <w:rFonts w:eastAsia="黑体"/>
         <w:b/>
         <w:bCs/>
       </w:rPr>
     </w:tblStylePr>
     <w:tblStylePr w:type="lastRow">
       <w:rPr>
+        <w:rFonts w:eastAsia="黑体"/>
         <w:b/>
         <w:bCs/>
       </w:rPr>
@@ -9975,12 +10426,14 @@
     </w:tblStylePr>
     <w:tblStylePr w:type="firstCol">
       <w:rPr>
+        <w:rFonts w:eastAsia="黑体"/>
         <w:b/>
         <w:bCs/>
       </w:rPr>
     </w:tblStylePr>
     <w:tblStylePr w:type="lastCol">
       <w:rPr>
+        <w:rFonts w:eastAsia="黑体"/>
         <w:b/>
         <w:bCs/>
       </w:rPr>
@@ -10030,12 +10483,14 @@
     </w:tcPr>
     <w:tblStylePr w:type="firstRow">
       <w:rPr>
+        <w:rFonts w:eastAsia="黑体"/>
         <w:b/>
         <w:bCs/>
       </w:rPr>
     </w:tblStylePr>
     <w:tblStylePr w:type="lastRow">
       <w:rPr>
+        <w:rFonts w:eastAsia="黑体"/>
         <w:b/>
         <w:bCs/>
       </w:rPr>
@@ -10048,12 +10503,14 @@
     </w:tblStylePr>
     <w:tblStylePr w:type="firstCol">
       <w:rPr>
+        <w:rFonts w:eastAsia="黑体"/>
         <w:b/>
         <w:bCs/>
       </w:rPr>
     </w:tblStylePr>
     <w:tblStylePr w:type="lastCol">
       <w:rPr>
+        <w:rFonts w:eastAsia="黑体"/>
         <w:b/>
         <w:bCs/>
       </w:rPr>
@@ -10103,12 +10560,14 @@
     </w:tcPr>
     <w:tblStylePr w:type="firstRow">
       <w:rPr>
+        <w:rFonts w:eastAsia="黑体"/>
         <w:b/>
         <w:bCs/>
       </w:rPr>
     </w:tblStylePr>
     <w:tblStylePr w:type="lastRow">
       <w:rPr>
+        <w:rFonts w:eastAsia="黑体"/>
         <w:b/>
         <w:bCs/>
       </w:rPr>
@@ -10121,12 +10580,14 @@
     </w:tblStylePr>
     <w:tblStylePr w:type="firstCol">
       <w:rPr>
+        <w:rFonts w:eastAsia="黑体"/>
         <w:b/>
         <w:bCs/>
       </w:rPr>
     </w:tblStylePr>
     <w:tblStylePr w:type="lastCol">
       <w:rPr>
+        <w:rFonts w:eastAsia="黑体"/>
         <w:b/>
         <w:bCs/>
       </w:rPr>
@@ -10176,12 +10637,14 @@
     </w:tcPr>
     <w:tblStylePr w:type="firstRow">
       <w:rPr>
+        <w:rFonts w:eastAsia="黑体"/>
         <w:b/>
         <w:bCs/>
       </w:rPr>
     </w:tblStylePr>
     <w:tblStylePr w:type="lastRow">
       <w:rPr>
+        <w:rFonts w:eastAsia="黑体"/>
         <w:b/>
         <w:bCs/>
       </w:rPr>
@@ -10194,12 +10657,14 @@
     </w:tblStylePr>
     <w:tblStylePr w:type="firstCol">
       <w:rPr>
+        <w:rFonts w:eastAsia="黑体"/>
         <w:b/>
         <w:bCs/>
       </w:rPr>
     </w:tblStylePr>
     <w:tblStylePr w:type="lastCol">
       <w:rPr>
+        <w:rFonts w:eastAsia="黑体"/>
         <w:b/>
         <w:bCs/>
       </w:rPr>
@@ -10226,7 +10691,7 @@
       <w:spacing w:after="0" w:line="240" w:lineRule="auto"/>
     </w:pPr>
     <w:rPr>
-      <w:rFonts w:asciiTheme="majorHAnsi" w:cstheme="majorBidi" w:eastAsiaTheme="majorEastAsia" w:hAnsiTheme="majorHAnsi"/>
+      <w:rFonts w:asciiTheme="majorHAnsi" w:cstheme="majorBidi" w:hAnsiTheme="majorHAnsi" w:eastAsia="黑体"/>
       <w:color w:themeColor="text1" w:val="000000"/>
     </w:rPr>
     <w:tblPr>
@@ -10253,6 +10718,7 @@
     </w:tcPr>
     <w:tblStylePr w:type="firstRow">
       <w:rPr>
+        <w:rFonts w:eastAsia="黑体"/>
         <w:b/>
         <w:bCs/>
         <w:color w:themeColor="text1" w:val="000000"/>
@@ -10264,6 +10730,7 @@
     </w:tblStylePr>
     <w:tblStylePr w:type="lastRow">
       <w:rPr>
+        <w:rFonts w:eastAsia="黑体"/>
         <w:b/>
         <w:bCs/>
         <w:color w:themeColor="text1" w:val="000000"/>
@@ -10283,6 +10750,7 @@
     </w:tblStylePr>
     <w:tblStylePr w:type="firstCol">
       <w:rPr>
+        <w:rFonts w:eastAsia="黑体"/>
         <w:b/>
         <w:bCs/>
         <w:color w:themeColor="text1" w:val="000000"/>
@@ -10302,6 +10770,7 @@
     </w:tblStylePr>
     <w:tblStylePr w:type="lastCol">
       <w:rPr>
+        <w:rFonts w:eastAsia="黑体"/>
         <w:b w:val="0"/>
         <w:bCs w:val="0"/>
         <w:color w:themeColor="text1" w:val="000000"/>
@@ -10351,7 +10820,7 @@
       <w:spacing w:after="0" w:line="240" w:lineRule="auto"/>
     </w:pPr>
     <w:rPr>
-      <w:rFonts w:asciiTheme="majorHAnsi" w:cstheme="majorBidi" w:eastAsiaTheme="majorEastAsia" w:hAnsiTheme="majorHAnsi"/>
+      <w:rFonts w:asciiTheme="majorHAnsi" w:cstheme="majorBidi" w:hAnsiTheme="majorHAnsi" w:eastAsia="黑体"/>
       <w:color w:themeColor="text1" w:val="000000"/>
     </w:rPr>
     <w:tblPr>
@@ -10378,6 +10847,7 @@
     </w:tcPr>
     <w:tblStylePr w:type="firstRow">
       <w:rPr>
+        <w:rFonts w:eastAsia="黑体"/>
         <w:b/>
         <w:bCs/>
         <w:color w:themeColor="text1" w:val="000000"/>
@@ -10389,6 +10859,7 @@
     </w:tblStylePr>
     <w:tblStylePr w:type="lastRow">
       <w:rPr>
+        <w:rFonts w:eastAsia="黑体"/>
         <w:b/>
         <w:bCs/>
         <w:color w:themeColor="text1" w:val="000000"/>
@@ -10408,6 +10879,7 @@
     </w:tblStylePr>
     <w:tblStylePr w:type="firstCol">
       <w:rPr>
+        <w:rFonts w:eastAsia="黑体"/>
         <w:b/>
         <w:bCs/>
         <w:color w:themeColor="text1" w:val="000000"/>
@@ -10427,6 +10899,7 @@
     </w:tblStylePr>
     <w:tblStylePr w:type="lastCol">
       <w:rPr>
+        <w:rFonts w:eastAsia="黑体"/>
         <w:b w:val="0"/>
         <w:bCs w:val="0"/>
         <w:color w:themeColor="text1" w:val="000000"/>
@@ -10476,7 +10949,7 @@
       <w:spacing w:after="0" w:line="240" w:lineRule="auto"/>
     </w:pPr>
     <w:rPr>
-      <w:rFonts w:asciiTheme="majorHAnsi" w:cstheme="majorBidi" w:eastAsiaTheme="majorEastAsia" w:hAnsiTheme="majorHAnsi"/>
+      <w:rFonts w:asciiTheme="majorHAnsi" w:cstheme="majorBidi" w:hAnsiTheme="majorHAnsi" w:eastAsia="黑体"/>
       <w:color w:themeColor="text1" w:val="000000"/>
     </w:rPr>
     <w:tblPr>
@@ -10503,6 +10976,7 @@
     </w:tcPr>
     <w:tblStylePr w:type="firstRow">
       <w:rPr>
+        <w:rFonts w:eastAsia="黑体"/>
         <w:b/>
         <w:bCs/>
         <w:color w:themeColor="text1" w:val="000000"/>
@@ -10514,6 +10988,7 @@
     </w:tblStylePr>
     <w:tblStylePr w:type="lastRow">
       <w:rPr>
+        <w:rFonts w:eastAsia="黑体"/>
         <w:b/>
         <w:bCs/>
         <w:color w:themeColor="text1" w:val="000000"/>
@@ -10533,6 +11008,7 @@
     </w:tblStylePr>
     <w:tblStylePr w:type="firstCol">
       <w:rPr>
+        <w:rFonts w:eastAsia="黑体"/>
         <w:b/>
         <w:bCs/>
         <w:color w:themeColor="text1" w:val="000000"/>
@@ -10552,6 +11028,7 @@
     </w:tblStylePr>
     <w:tblStylePr w:type="lastCol">
       <w:rPr>
+        <w:rFonts w:eastAsia="黑体"/>
         <w:b w:val="0"/>
         <w:bCs w:val="0"/>
         <w:color w:themeColor="text1" w:val="000000"/>
@@ -10601,7 +11078,7 @@
       <w:spacing w:after="0" w:line="240" w:lineRule="auto"/>
     </w:pPr>
     <w:rPr>
-      <w:rFonts w:asciiTheme="majorHAnsi" w:cstheme="majorBidi" w:eastAsiaTheme="majorEastAsia" w:hAnsiTheme="majorHAnsi"/>
+      <w:rFonts w:asciiTheme="majorHAnsi" w:cstheme="majorBidi" w:hAnsiTheme="majorHAnsi" w:eastAsia="黑体"/>
       <w:color w:themeColor="text1" w:val="000000"/>
     </w:rPr>
     <w:tblPr>
@@ -10628,6 +11105,7 @@
     </w:tcPr>
     <w:tblStylePr w:type="firstRow">
       <w:rPr>
+        <w:rFonts w:eastAsia="黑体"/>
         <w:b/>
         <w:bCs/>
         <w:color w:themeColor="text1" w:val="000000"/>
@@ -10639,6 +11117,7 @@
     </w:tblStylePr>
     <w:tblStylePr w:type="lastRow">
       <w:rPr>
+        <w:rFonts w:eastAsia="黑体"/>
         <w:b/>
         <w:bCs/>
         <w:color w:themeColor="text1" w:val="000000"/>
@@ -10658,6 +11137,7 @@
     </w:tblStylePr>
     <w:tblStylePr w:type="firstCol">
       <w:rPr>
+        <w:rFonts w:eastAsia="黑体"/>
         <w:b/>
         <w:bCs/>
         <w:color w:themeColor="text1" w:val="000000"/>
@@ -10677,6 +11157,7 @@
     </w:tblStylePr>
     <w:tblStylePr w:type="lastCol">
       <w:rPr>
+        <w:rFonts w:eastAsia="黑体"/>
         <w:b w:val="0"/>
         <w:bCs w:val="0"/>
         <w:color w:themeColor="text1" w:val="000000"/>
@@ -10726,7 +11207,7 @@
       <w:spacing w:after="0" w:line="240" w:lineRule="auto"/>
     </w:pPr>
     <w:rPr>
-      <w:rFonts w:asciiTheme="majorHAnsi" w:cstheme="majorBidi" w:eastAsiaTheme="majorEastAsia" w:hAnsiTheme="majorHAnsi"/>
+      <w:rFonts w:asciiTheme="majorHAnsi" w:cstheme="majorBidi" w:hAnsiTheme="majorHAnsi" w:eastAsia="黑体"/>
       <w:color w:themeColor="text1" w:val="000000"/>
     </w:rPr>
     <w:tblPr>
@@ -10753,6 +11234,7 @@
     </w:tcPr>
     <w:tblStylePr w:type="firstRow">
       <w:rPr>
+        <w:rFonts w:eastAsia="黑体"/>
         <w:b/>
         <w:bCs/>
         <w:color w:themeColor="text1" w:val="000000"/>
@@ -10764,6 +11246,7 @@
     </w:tblStylePr>
     <w:tblStylePr w:type="lastRow">
       <w:rPr>
+        <w:rFonts w:eastAsia="黑体"/>
         <w:b/>
         <w:bCs/>
         <w:color w:themeColor="text1" w:val="000000"/>
@@ -10783,6 +11266,7 @@
     </w:tblStylePr>
     <w:tblStylePr w:type="firstCol">
       <w:rPr>
+        <w:rFonts w:eastAsia="黑体"/>
         <w:b/>
         <w:bCs/>
         <w:color w:themeColor="text1" w:val="000000"/>
@@ -10802,6 +11286,7 @@
     </w:tblStylePr>
     <w:tblStylePr w:type="lastCol">
       <w:rPr>
+        <w:rFonts w:eastAsia="黑体"/>
         <w:b w:val="0"/>
         <w:bCs w:val="0"/>
         <w:color w:themeColor="text1" w:val="000000"/>
@@ -10851,7 +11336,7 @@
       <w:spacing w:after="0" w:line="240" w:lineRule="auto"/>
     </w:pPr>
     <w:rPr>
-      <w:rFonts w:asciiTheme="majorHAnsi" w:cstheme="majorBidi" w:eastAsiaTheme="majorEastAsia" w:hAnsiTheme="majorHAnsi"/>
+      <w:rFonts w:asciiTheme="majorHAnsi" w:cstheme="majorBidi" w:hAnsiTheme="majorHAnsi" w:eastAsia="黑体"/>
       <w:color w:themeColor="text1" w:val="000000"/>
     </w:rPr>
     <w:tblPr>
@@ -10878,6 +11363,7 @@
     </w:tcPr>
     <w:tblStylePr w:type="firstRow">
       <w:rPr>
+        <w:rFonts w:eastAsia="黑体"/>
         <w:b/>
         <w:bCs/>
         <w:color w:themeColor="text1" w:val="000000"/>
@@ -10889,6 +11375,7 @@
     </w:tblStylePr>
     <w:tblStylePr w:type="lastRow">
       <w:rPr>
+        <w:rFonts w:eastAsia="黑体"/>
         <w:b/>
         <w:bCs/>
         <w:color w:themeColor="text1" w:val="000000"/>
@@ -10908,6 +11395,7 @@
     </w:tblStylePr>
     <w:tblStylePr w:type="firstCol">
       <w:rPr>
+        <w:rFonts w:eastAsia="黑体"/>
         <w:b/>
         <w:bCs/>
         <w:color w:themeColor="text1" w:val="000000"/>
@@ -10927,6 +11415,7 @@
     </w:tblStylePr>
     <w:tblStylePr w:type="lastCol">
       <w:rPr>
+        <w:rFonts w:eastAsia="黑体"/>
         <w:b w:val="0"/>
         <w:bCs w:val="0"/>
         <w:color w:themeColor="text1" w:val="000000"/>
@@ -10976,7 +11465,7 @@
       <w:spacing w:after="0" w:line="240" w:lineRule="auto"/>
     </w:pPr>
     <w:rPr>
-      <w:rFonts w:asciiTheme="majorHAnsi" w:cstheme="majorBidi" w:eastAsiaTheme="majorEastAsia" w:hAnsiTheme="majorHAnsi"/>
+      <w:rFonts w:asciiTheme="majorHAnsi" w:cstheme="majorBidi" w:hAnsiTheme="majorHAnsi" w:eastAsia="黑体"/>
       <w:color w:themeColor="text1" w:val="000000"/>
     </w:rPr>
     <w:tblPr>
@@ -11003,6 +11492,7 @@
     </w:tcPr>
     <w:tblStylePr w:type="firstRow">
       <w:rPr>
+        <w:rFonts w:eastAsia="黑体"/>
         <w:b/>
         <w:bCs/>
         <w:color w:themeColor="text1" w:val="000000"/>
@@ -11014,6 +11504,7 @@
     </w:tblStylePr>
     <w:tblStylePr w:type="lastRow">
       <w:rPr>
+        <w:rFonts w:eastAsia="黑体"/>
         <w:b/>
         <w:bCs/>
         <w:color w:themeColor="text1" w:val="000000"/>
@@ -11033,6 +11524,7 @@
     </w:tblStylePr>
     <w:tblStylePr w:type="firstCol">
       <w:rPr>
+        <w:rFonts w:eastAsia="黑体"/>
         <w:b/>
         <w:bCs/>
         <w:color w:themeColor="text1" w:val="000000"/>
@@ -11052,6 +11544,7 @@
     </w:tblStylePr>
     <w:tblStylePr w:type="lastCol">
       <w:rPr>
+        <w:rFonts w:eastAsia="黑体"/>
         <w:b w:val="0"/>
         <w:bCs w:val="0"/>
         <w:color w:themeColor="text1" w:val="000000"/>
@@ -11124,6 +11617,7 @@
     </w:tcPr>
     <w:tblStylePr w:type="firstRow">
       <w:rPr>
+        <w:rFonts w:eastAsia="黑体"/>
         <w:b/>
         <w:bCs/>
         <w:i w:val="0"/>
@@ -11145,6 +11639,7 @@
     </w:tblStylePr>
     <w:tblStylePr w:type="lastRow">
       <w:rPr>
+        <w:rFonts w:eastAsia="黑体"/>
         <w:b/>
         <w:bCs/>
         <w:i w:val="0"/>
@@ -11166,6 +11661,7 @@
     </w:tblStylePr>
     <w:tblStylePr w:type="firstCol">
       <w:rPr>
+        <w:rFonts w:eastAsia="黑体"/>
         <w:b/>
         <w:bCs/>
         <w:i w:val="0"/>
@@ -11185,6 +11681,7 @@
     </w:tblStylePr>
     <w:tblStylePr w:type="lastCol">
       <w:rPr>
+        <w:rFonts w:eastAsia="黑体"/>
         <w:b/>
         <w:bCs/>
         <w:i w:val="0"/>
@@ -11265,6 +11762,7 @@
     </w:tcPr>
     <w:tblStylePr w:type="firstRow">
       <w:rPr>
+        <w:rFonts w:eastAsia="黑体"/>
         <w:b/>
         <w:bCs/>
         <w:i w:val="0"/>
@@ -11286,6 +11784,7 @@
     </w:tblStylePr>
     <w:tblStylePr w:type="lastRow">
       <w:rPr>
+        <w:rFonts w:eastAsia="黑体"/>
         <w:b/>
         <w:bCs/>
         <w:i w:val="0"/>
@@ -11307,6 +11806,7 @@
     </w:tblStylePr>
     <w:tblStylePr w:type="firstCol">
       <w:rPr>
+        <w:rFonts w:eastAsia="黑体"/>
         <w:b/>
         <w:bCs/>
         <w:i w:val="0"/>
@@ -11326,6 +11826,7 @@
     </w:tblStylePr>
     <w:tblStylePr w:type="lastCol">
       <w:rPr>
+        <w:rFonts w:eastAsia="黑体"/>
         <w:b/>
         <w:bCs/>
         <w:i w:val="0"/>
@@ -11406,6 +11907,7 @@
     </w:tcPr>
     <w:tblStylePr w:type="firstRow">
       <w:rPr>
+        <w:rFonts w:eastAsia="黑体"/>
         <w:b/>
         <w:bCs/>
         <w:i w:val="0"/>
@@ -11427,6 +11929,7 @@
     </w:tblStylePr>
     <w:tblStylePr w:type="lastRow">
       <w:rPr>
+        <w:rFonts w:eastAsia="黑体"/>
         <w:b/>
         <w:bCs/>
         <w:i w:val="0"/>
@@ -11448,6 +11951,7 @@
     </w:tblStylePr>
     <w:tblStylePr w:type="firstCol">
       <w:rPr>
+        <w:rFonts w:eastAsia="黑体"/>
         <w:b/>
         <w:bCs/>
         <w:i w:val="0"/>
@@ -11467,6 +11971,7 @@
     </w:tblStylePr>
     <w:tblStylePr w:type="lastCol">
       <w:rPr>
+        <w:rFonts w:eastAsia="黑体"/>
         <w:b/>
         <w:bCs/>
         <w:i w:val="0"/>
@@ -11547,6 +12052,7 @@
     </w:tcPr>
     <w:tblStylePr w:type="firstRow">
       <w:rPr>
+        <w:rFonts w:eastAsia="黑体"/>
         <w:b/>
         <w:bCs/>
         <w:i w:val="0"/>
@@ -11568,6 +12074,7 @@
     </w:tblStylePr>
     <w:tblStylePr w:type="lastRow">
       <w:rPr>
+        <w:rFonts w:eastAsia="黑体"/>
         <w:b/>
         <w:bCs/>
         <w:i w:val="0"/>
@@ -11589,6 +12096,7 @@
     </w:tblStylePr>
     <w:tblStylePr w:type="firstCol">
       <w:rPr>
+        <w:rFonts w:eastAsia="黑体"/>
         <w:b/>
         <w:bCs/>
         <w:i w:val="0"/>
@@ -11608,6 +12116,7 @@
     </w:tblStylePr>
     <w:tblStylePr w:type="lastCol">
       <w:rPr>
+        <w:rFonts w:eastAsia="黑体"/>
         <w:b/>
         <w:bCs/>
         <w:i w:val="0"/>
@@ -11688,6 +12197,7 @@
     </w:tcPr>
     <w:tblStylePr w:type="firstRow">
       <w:rPr>
+        <w:rFonts w:eastAsia="黑体"/>
         <w:b/>
         <w:bCs/>
         <w:i w:val="0"/>
@@ -11709,6 +12219,7 @@
     </w:tblStylePr>
     <w:tblStylePr w:type="lastRow">
       <w:rPr>
+        <w:rFonts w:eastAsia="黑体"/>
         <w:b/>
         <w:bCs/>
         <w:i w:val="0"/>
@@ -11730,6 +12241,7 @@
     </w:tblStylePr>
     <w:tblStylePr w:type="firstCol">
       <w:rPr>
+        <w:rFonts w:eastAsia="黑体"/>
         <w:b/>
         <w:bCs/>
         <w:i w:val="0"/>
@@ -11749,6 +12261,7 @@
     </w:tblStylePr>
     <w:tblStylePr w:type="lastCol">
       <w:rPr>
+        <w:rFonts w:eastAsia="黑体"/>
         <w:b/>
         <w:bCs/>
         <w:i w:val="0"/>
@@ -11829,6 +12342,7 @@
     </w:tcPr>
     <w:tblStylePr w:type="firstRow">
       <w:rPr>
+        <w:rFonts w:eastAsia="黑体"/>
         <w:b/>
         <w:bCs/>
         <w:i w:val="0"/>
@@ -11850,6 +12364,7 @@
     </w:tblStylePr>
     <w:tblStylePr w:type="lastRow">
       <w:rPr>
+        <w:rFonts w:eastAsia="黑体"/>
         <w:b/>
         <w:bCs/>
         <w:i w:val="0"/>
@@ -11871,6 +12386,7 @@
     </w:tblStylePr>
     <w:tblStylePr w:type="firstCol">
       <w:rPr>
+        <w:rFonts w:eastAsia="黑体"/>
         <w:b/>
         <w:bCs/>
         <w:i w:val="0"/>
@@ -11890,6 +12406,7 @@
     </w:tblStylePr>
     <w:tblStylePr w:type="lastCol">
       <w:rPr>
+        <w:rFonts w:eastAsia="黑体"/>
         <w:b/>
         <w:bCs/>
         <w:i w:val="0"/>
@@ -11970,6 +12487,7 @@
     </w:tcPr>
     <w:tblStylePr w:type="firstRow">
       <w:rPr>
+        <w:rFonts w:eastAsia="黑体"/>
         <w:b/>
         <w:bCs/>
         <w:i w:val="0"/>
@@ -11991,6 +12509,7 @@
     </w:tblStylePr>
     <w:tblStylePr w:type="lastRow">
       <w:rPr>
+        <w:rFonts w:eastAsia="黑体"/>
         <w:b/>
         <w:bCs/>
         <w:i w:val="0"/>
@@ -12012,6 +12531,7 @@
     </w:tblStylePr>
     <w:tblStylePr w:type="firstCol">
       <w:rPr>
+        <w:rFonts w:eastAsia="黑体"/>
         <w:b/>
         <w:bCs/>
         <w:i w:val="0"/>
@@ -12031,6 +12551,7 @@
     </w:tblStylePr>
     <w:tblStylePr w:type="lastCol">
       <w:rPr>
+        <w:rFonts w:eastAsia="黑体"/>
         <w:b/>
         <w:bCs/>
         <w:i w:val="0"/>
@@ -12088,6 +12609,7 @@
       <w:spacing w:after="0" w:line="240" w:lineRule="auto"/>
     </w:pPr>
     <w:rPr>
+      <w:rFonts w:eastAsia="黑体"/>
       <w:color w:themeColor="background1" w:val="FFFFFF"/>
     </w:rPr>
     <w:tblPr>
@@ -12106,6 +12628,7 @@
     </w:tcPr>
     <w:tblStylePr w:type="firstRow">
       <w:rPr>
+        <w:rFonts w:eastAsia="黑体"/>
         <w:b/>
         <w:bCs/>
       </w:rPr>
@@ -12202,6 +12725,7 @@
       <w:spacing w:after="0" w:line="240" w:lineRule="auto"/>
     </w:pPr>
     <w:rPr>
+      <w:rFonts w:eastAsia="黑体"/>
       <w:color w:themeColor="background1" w:val="FFFFFF"/>
     </w:rPr>
     <w:tblPr>
@@ -12220,6 +12744,7 @@
     </w:tcPr>
     <w:tblStylePr w:type="firstRow">
       <w:rPr>
+        <w:rFonts w:eastAsia="黑体"/>
         <w:b/>
         <w:bCs/>
       </w:rPr>
@@ -12316,6 +12841,7 @@
       <w:spacing w:after="0" w:line="240" w:lineRule="auto"/>
     </w:pPr>
     <w:rPr>
+      <w:rFonts w:eastAsia="黑体"/>
       <w:color w:themeColor="background1" w:val="FFFFFF"/>
     </w:rPr>
     <w:tblPr>
@@ -12334,6 +12860,7 @@
     </w:tcPr>
     <w:tblStylePr w:type="firstRow">
       <w:rPr>
+        <w:rFonts w:eastAsia="黑体"/>
         <w:b/>
         <w:bCs/>
       </w:rPr>
@@ -12430,6 +12957,7 @@
       <w:spacing w:after="0" w:line="240" w:lineRule="auto"/>
     </w:pPr>
     <w:rPr>
+      <w:rFonts w:eastAsia="黑体"/>
       <w:color w:themeColor="background1" w:val="FFFFFF"/>
     </w:rPr>
     <w:tblPr>
@@ -12448,6 +12976,7 @@
     </w:tcPr>
     <w:tblStylePr w:type="firstRow">
       <w:rPr>
+        <w:rFonts w:eastAsia="黑体"/>
         <w:b/>
         <w:bCs/>
       </w:rPr>
@@ -12544,6 +13073,7 @@
       <w:spacing w:after="0" w:line="240" w:lineRule="auto"/>
     </w:pPr>
     <w:rPr>
+      <w:rFonts w:eastAsia="黑体"/>
       <w:color w:themeColor="background1" w:val="FFFFFF"/>
     </w:rPr>
     <w:tblPr>
@@ -12562,6 +13092,7 @@
     </w:tcPr>
     <w:tblStylePr w:type="firstRow">
       <w:rPr>
+        <w:rFonts w:eastAsia="黑体"/>
         <w:b/>
         <w:bCs/>
       </w:rPr>
@@ -12658,6 +13189,7 @@
       <w:spacing w:after="0" w:line="240" w:lineRule="auto"/>
     </w:pPr>
     <w:rPr>
+      <w:rFonts w:eastAsia="黑体"/>
       <w:color w:themeColor="background1" w:val="FFFFFF"/>
     </w:rPr>
     <w:tblPr>
@@ -12676,6 +13208,7 @@
     </w:tcPr>
     <w:tblStylePr w:type="firstRow">
       <w:rPr>
+        <w:rFonts w:eastAsia="黑体"/>
         <w:b/>
         <w:bCs/>
       </w:rPr>
@@ -12772,6 +13305,7 @@
       <w:spacing w:after="0" w:line="240" w:lineRule="auto"/>
     </w:pPr>
     <w:rPr>
+      <w:rFonts w:eastAsia="黑体"/>
       <w:color w:themeColor="background1" w:val="FFFFFF"/>
     </w:rPr>
     <w:tblPr>
@@ -12790,6 +13324,7 @@
     </w:tcPr>
     <w:tblStylePr w:type="firstRow">
       <w:rPr>
+        <w:rFonts w:eastAsia="黑体"/>
         <w:b/>
         <w:bCs/>
       </w:rPr>
@@ -12886,6 +13421,7 @@
       <w:spacing w:after="0" w:line="240" w:lineRule="auto"/>
     </w:pPr>
     <w:rPr>
+      <w:rFonts w:eastAsia="黑体"/>
       <w:color w:themeColor="text1" w:val="000000"/>
     </w:rPr>
     <w:tblPr>
@@ -12912,6 +13448,7 @@
     </w:tcPr>
     <w:tblStylePr w:type="firstRow">
       <w:rPr>
+        <w:rFonts w:eastAsia="黑体"/>
         <w:b/>
         <w:bCs/>
       </w:rPr>
@@ -12930,6 +13467,7 @@
     </w:tblStylePr>
     <w:tblStylePr w:type="lastRow">
       <w:rPr>
+        <w:rFonts w:eastAsia="黑体"/>
         <w:b/>
         <w:bCs/>
         <w:color w:themeColor="background1" w:val="FFFFFF"/>
@@ -12944,6 +13482,7 @@
     </w:tblStylePr>
     <w:tblStylePr w:type="firstCol">
       <w:rPr>
+        <w:rFonts w:eastAsia="黑体"/>
         <w:color w:themeColor="background1" w:val="FFFFFF"/>
       </w:rPr>
       <w:tblPr/>
@@ -12961,6 +13500,7 @@
     </w:tblStylePr>
     <w:tblStylePr w:type="lastCol">
       <w:rPr>
+        <w:rFonts w:eastAsia="黑体"/>
         <w:color w:themeColor="background1" w:val="FFFFFF"/>
       </w:rPr>
       <w:tblPr/>
@@ -12990,11 +13530,13 @@
     </w:tblStylePr>
     <w:tblStylePr w:type="neCell">
       <w:rPr>
+        <w:rFonts w:eastAsia="黑体"/>
         <w:color w:themeColor="text1" w:val="000000"/>
       </w:rPr>
     </w:tblStylePr>
     <w:tblStylePr w:type="nwCell">
       <w:rPr>
+        <w:rFonts w:eastAsia="黑体"/>
         <w:color w:themeColor="text1" w:val="000000"/>
       </w:rPr>
     </w:tblStylePr>
@@ -13008,6 +13550,7 @@
       <w:spacing w:after="0" w:line="240" w:lineRule="auto"/>
     </w:pPr>
     <w:rPr>
+      <w:rFonts w:eastAsia="黑体"/>
       <w:color w:themeColor="text1" w:val="000000"/>
     </w:rPr>
     <w:tblPr>
@@ -13034,6 +13577,7 @@
     </w:tcPr>
     <w:tblStylePr w:type="firstRow">
       <w:rPr>
+        <w:rFonts w:eastAsia="黑体"/>
         <w:b/>
         <w:bCs/>
       </w:rPr>
@@ -13052,6 +13596,7 @@
     </w:tblStylePr>
     <w:tblStylePr w:type="lastRow">
       <w:rPr>
+        <w:rFonts w:eastAsia="黑体"/>
         <w:b/>
         <w:bCs/>
         <w:color w:themeColor="background1" w:val="FFFFFF"/>
@@ -13066,6 +13611,7 @@
     </w:tblStylePr>
     <w:tblStylePr w:type="firstCol">
       <w:rPr>
+        <w:rFonts w:eastAsia="黑体"/>
         <w:color w:themeColor="background1" w:val="FFFFFF"/>
       </w:rPr>
       <w:tblPr/>
@@ -13083,6 +13629,7 @@
     </w:tblStylePr>
     <w:tblStylePr w:type="lastCol">
       <w:rPr>
+        <w:rFonts w:eastAsia="黑体"/>
         <w:color w:themeColor="background1" w:val="FFFFFF"/>
       </w:rPr>
       <w:tblPr/>
@@ -13112,11 +13659,13 @@
     </w:tblStylePr>
     <w:tblStylePr w:type="neCell">
       <w:rPr>
+        <w:rFonts w:eastAsia="黑体"/>
         <w:color w:themeColor="text1" w:val="000000"/>
       </w:rPr>
     </w:tblStylePr>
     <w:tblStylePr w:type="nwCell">
       <w:rPr>
+        <w:rFonts w:eastAsia="黑体"/>
         <w:color w:themeColor="text1" w:val="000000"/>
       </w:rPr>
     </w:tblStylePr>
@@ -13130,6 +13679,7 @@
       <w:spacing w:after="0" w:line="240" w:lineRule="auto"/>
     </w:pPr>
     <w:rPr>
+      <w:rFonts w:eastAsia="黑体"/>
       <w:color w:themeColor="text1" w:val="000000"/>
     </w:rPr>
     <w:tblPr>
@@ -13156,6 +13706,7 @@
     </w:tcPr>
     <w:tblStylePr w:type="firstRow">
       <w:rPr>
+        <w:rFonts w:eastAsia="黑体"/>
         <w:b/>
         <w:bCs/>
       </w:rPr>
@@ -13174,6 +13725,7 @@
     </w:tblStylePr>
     <w:tblStylePr w:type="lastRow">
       <w:rPr>
+        <w:rFonts w:eastAsia="黑体"/>
         <w:b/>
         <w:bCs/>
         <w:color w:themeColor="background1" w:val="FFFFFF"/>
@@ -13188,6 +13740,7 @@
     </w:tblStylePr>
     <w:tblStylePr w:type="firstCol">
       <w:rPr>
+        <w:rFonts w:eastAsia="黑体"/>
         <w:color w:themeColor="background1" w:val="FFFFFF"/>
       </w:rPr>
       <w:tblPr/>
@@ -13205,6 +13758,7 @@
     </w:tblStylePr>
     <w:tblStylePr w:type="lastCol">
       <w:rPr>
+        <w:rFonts w:eastAsia="黑体"/>
         <w:color w:themeColor="background1" w:val="FFFFFF"/>
       </w:rPr>
       <w:tblPr/>
@@ -13234,11 +13788,13 @@
     </w:tblStylePr>
     <w:tblStylePr w:type="neCell">
       <w:rPr>
+        <w:rFonts w:eastAsia="黑体"/>
         <w:color w:themeColor="text1" w:val="000000"/>
       </w:rPr>
     </w:tblStylePr>
     <w:tblStylePr w:type="nwCell">
       <w:rPr>
+        <w:rFonts w:eastAsia="黑体"/>
         <w:color w:themeColor="text1" w:val="000000"/>
       </w:rPr>
     </w:tblStylePr>
@@ -13252,6 +13808,7 @@
       <w:spacing w:after="0" w:line="240" w:lineRule="auto"/>
     </w:pPr>
     <w:rPr>
+      <w:rFonts w:eastAsia="黑体"/>
       <w:color w:themeColor="text1" w:val="000000"/>
     </w:rPr>
     <w:tblPr>
@@ -13278,6 +13835,7 @@
     </w:tcPr>
     <w:tblStylePr w:type="firstRow">
       <w:rPr>
+        <w:rFonts w:eastAsia="黑体"/>
         <w:b/>
         <w:bCs/>
       </w:rPr>
@@ -13296,6 +13854,7 @@
     </w:tblStylePr>
     <w:tblStylePr w:type="lastRow">
       <w:rPr>
+        <w:rFonts w:eastAsia="黑体"/>
         <w:b/>
         <w:bCs/>
         <w:color w:themeColor="background1" w:val="FFFFFF"/>
@@ -13310,6 +13869,7 @@
     </w:tblStylePr>
     <w:tblStylePr w:type="firstCol">
       <w:rPr>
+        <w:rFonts w:eastAsia="黑体"/>
         <w:color w:themeColor="background1" w:val="FFFFFF"/>
       </w:rPr>
       <w:tblPr/>
@@ -13327,6 +13887,7 @@
     </w:tblStylePr>
     <w:tblStylePr w:type="lastCol">
       <w:rPr>
+        <w:rFonts w:eastAsia="黑体"/>
         <w:color w:themeColor="background1" w:val="FFFFFF"/>
       </w:rPr>
       <w:tblPr/>
@@ -13364,6 +13925,7 @@
       <w:spacing w:after="0" w:line="240" w:lineRule="auto"/>
     </w:pPr>
     <w:rPr>
+      <w:rFonts w:eastAsia="黑体"/>
       <w:color w:themeColor="text1" w:val="000000"/>
     </w:rPr>
     <w:tblPr>
@@ -13390,6 +13952,7 @@
     </w:tcPr>
     <w:tblStylePr w:type="firstRow">
       <w:rPr>
+        <w:rFonts w:eastAsia="黑体"/>
         <w:b/>
         <w:bCs/>
       </w:rPr>
@@ -13408,6 +13971,7 @@
     </w:tblStylePr>
     <w:tblStylePr w:type="lastRow">
       <w:rPr>
+        <w:rFonts w:eastAsia="黑体"/>
         <w:b/>
         <w:bCs/>
         <w:color w:themeColor="background1" w:val="FFFFFF"/>
@@ -13422,6 +13986,7 @@
     </w:tblStylePr>
     <w:tblStylePr w:type="firstCol">
       <w:rPr>
+        <w:rFonts w:eastAsia="黑体"/>
         <w:color w:themeColor="background1" w:val="FFFFFF"/>
       </w:rPr>
       <w:tblPr/>
@@ -13439,6 +14004,7 @@
     </w:tblStylePr>
     <w:tblStylePr w:type="lastCol">
       <w:rPr>
+        <w:rFonts w:eastAsia="黑体"/>
         <w:color w:themeColor="background1" w:val="FFFFFF"/>
       </w:rPr>
       <w:tblPr/>
@@ -13468,11 +14034,13 @@
     </w:tblStylePr>
     <w:tblStylePr w:type="neCell">
       <w:rPr>
+        <w:rFonts w:eastAsia="黑体"/>
         <w:color w:themeColor="text1" w:val="000000"/>
       </w:rPr>
     </w:tblStylePr>
     <w:tblStylePr w:type="nwCell">
       <w:rPr>
+        <w:rFonts w:eastAsia="黑体"/>
         <w:color w:themeColor="text1" w:val="000000"/>
       </w:rPr>
     </w:tblStylePr>
@@ -13486,6 +14054,7 @@
       <w:spacing w:after="0" w:line="240" w:lineRule="auto"/>
     </w:pPr>
     <w:rPr>
+      <w:rFonts w:eastAsia="黑体"/>
       <w:color w:themeColor="text1" w:val="000000"/>
     </w:rPr>
     <w:tblPr>
@@ -13512,6 +14081,7 @@
     </w:tcPr>
     <w:tblStylePr w:type="firstRow">
       <w:rPr>
+        <w:rFonts w:eastAsia="黑体"/>
         <w:b/>
         <w:bCs/>
       </w:rPr>
@@ -13530,6 +14100,7 @@
     </w:tblStylePr>
     <w:tblStylePr w:type="lastRow">
       <w:rPr>
+        <w:rFonts w:eastAsia="黑体"/>
         <w:b/>
         <w:bCs/>
         <w:color w:themeColor="background1" w:val="FFFFFF"/>
@@ -13544,6 +14115,7 @@
     </w:tblStylePr>
     <w:tblStylePr w:type="firstCol">
       <w:rPr>
+        <w:rFonts w:eastAsia="黑体"/>
         <w:color w:themeColor="background1" w:val="FFFFFF"/>
       </w:rPr>
       <w:tblPr/>
@@ -13561,6 +14133,7 @@
     </w:tblStylePr>
     <w:tblStylePr w:type="lastCol">
       <w:rPr>
+        <w:rFonts w:eastAsia="黑体"/>
         <w:color w:themeColor="background1" w:val="FFFFFF"/>
       </w:rPr>
       <w:tblPr/>
@@ -13590,11 +14163,13 @@
     </w:tblStylePr>
     <w:tblStylePr w:type="neCell">
       <w:rPr>
+        <w:rFonts w:eastAsia="黑体"/>
         <w:color w:themeColor="text1" w:val="000000"/>
       </w:rPr>
     </w:tblStylePr>
     <w:tblStylePr w:type="nwCell">
       <w:rPr>
+        <w:rFonts w:eastAsia="黑体"/>
         <w:color w:themeColor="text1" w:val="000000"/>
       </w:rPr>
     </w:tblStylePr>
@@ -13608,6 +14183,7 @@
       <w:spacing w:after="0" w:line="240" w:lineRule="auto"/>
     </w:pPr>
     <w:rPr>
+      <w:rFonts w:eastAsia="黑体"/>
       <w:color w:themeColor="text1" w:val="000000"/>
     </w:rPr>
     <w:tblPr>
@@ -13634,6 +14210,7 @@
     </w:tcPr>
     <w:tblStylePr w:type="firstRow">
       <w:rPr>
+        <w:rFonts w:eastAsia="黑体"/>
         <w:b/>
         <w:bCs/>
       </w:rPr>
@@ -13652,6 +14229,7 @@
     </w:tblStylePr>
     <w:tblStylePr w:type="lastRow">
       <w:rPr>
+        <w:rFonts w:eastAsia="黑体"/>
         <w:b/>
         <w:bCs/>
         <w:color w:themeColor="background1" w:val="FFFFFF"/>
@@ -13666,6 +14244,7 @@
     </w:tblStylePr>
     <w:tblStylePr w:type="firstCol">
       <w:rPr>
+        <w:rFonts w:eastAsia="黑体"/>
         <w:color w:themeColor="background1" w:val="FFFFFF"/>
       </w:rPr>
       <w:tblPr/>
@@ -13683,6 +14262,7 @@
     </w:tblStylePr>
     <w:tblStylePr w:type="lastCol">
       <w:rPr>
+        <w:rFonts w:eastAsia="黑体"/>
         <w:color w:themeColor="background1" w:val="FFFFFF"/>
       </w:rPr>
       <w:tblPr/>
@@ -13712,11 +14292,13 @@
     </w:tblStylePr>
     <w:tblStylePr w:type="neCell">
       <w:rPr>
+        <w:rFonts w:eastAsia="黑体"/>
         <w:color w:themeColor="text1" w:val="000000"/>
       </w:rPr>
     </w:tblStylePr>
     <w:tblStylePr w:type="nwCell">
       <w:rPr>
+        <w:rFonts w:eastAsia="黑体"/>
         <w:color w:themeColor="text1" w:val="000000"/>
       </w:rPr>
     </w:tblStylePr>
@@ -13730,6 +14312,7 @@
       <w:spacing w:after="0" w:line="240" w:lineRule="auto"/>
     </w:pPr>
     <w:rPr>
+      <w:rFonts w:eastAsia="黑体"/>
       <w:color w:themeColor="text1" w:val="000000"/>
     </w:rPr>
     <w:tblPr>
@@ -13748,6 +14331,7 @@
     </w:tcPr>
     <w:tblStylePr w:type="firstRow">
       <w:rPr>
+        <w:rFonts w:eastAsia="黑体"/>
         <w:b/>
         <w:bCs/>
         <w:color w:themeColor="background1" w:val="FFFFFF"/>
@@ -13762,6 +14346,7 @@
     </w:tblStylePr>
     <w:tblStylePr w:type="lastRow">
       <w:rPr>
+        <w:rFonts w:eastAsia="黑体"/>
         <w:b/>
         <w:bCs/>
         <w:color w:themeColor="accent2" w:themeShade="CC" w:val="9E3A38"/>
@@ -13776,12 +14361,14 @@
     </w:tblStylePr>
     <w:tblStylePr w:type="firstCol">
       <w:rPr>
+        <w:rFonts w:eastAsia="黑体"/>
         <w:b/>
         <w:bCs/>
       </w:rPr>
     </w:tblStylePr>
     <w:tblStylePr w:type="lastCol">
       <w:rPr>
+        <w:rFonts w:eastAsia="黑体"/>
         <w:b/>
         <w:bCs/>
       </w:rPr>
@@ -13816,6 +14403,7 @@
       <w:spacing w:after="0" w:line="240" w:lineRule="auto"/>
     </w:pPr>
     <w:rPr>
+      <w:rFonts w:eastAsia="黑体"/>
       <w:color w:themeColor="text1" w:val="000000"/>
     </w:rPr>
     <w:tblPr>
@@ -13834,6 +14422,7 @@
     </w:tcPr>
     <w:tblStylePr w:type="firstRow">
       <w:rPr>
+        <w:rFonts w:eastAsia="黑体"/>
         <w:b/>
         <w:bCs/>
         <w:color w:themeColor="background1" w:val="FFFFFF"/>
@@ -13848,6 +14437,7 @@
     </w:tblStylePr>
     <w:tblStylePr w:type="lastRow">
       <w:rPr>
+        <w:rFonts w:eastAsia="黑体"/>
         <w:b/>
         <w:bCs/>
         <w:color w:themeColor="accent2" w:themeShade="CC" w:val="9E3A38"/>
@@ -13862,12 +14452,14 @@
     </w:tblStylePr>
     <w:tblStylePr w:type="firstCol">
       <w:rPr>
+        <w:rFonts w:eastAsia="黑体"/>
         <w:b/>
         <w:bCs/>
       </w:rPr>
     </w:tblStylePr>
     <w:tblStylePr w:type="lastCol">
       <w:rPr>
+        <w:rFonts w:eastAsia="黑体"/>
         <w:b/>
         <w:bCs/>
       </w:rPr>
@@ -13902,6 +14494,7 @@
       <w:spacing w:after="0" w:line="240" w:lineRule="auto"/>
     </w:pPr>
     <w:rPr>
+      <w:rFonts w:eastAsia="黑体"/>
       <w:color w:themeColor="text1" w:val="000000"/>
     </w:rPr>
     <w:tblPr>
@@ -13920,6 +14513,7 @@
     </w:tcPr>
     <w:tblStylePr w:type="firstRow">
       <w:rPr>
+        <w:rFonts w:eastAsia="黑体"/>
         <w:b/>
         <w:bCs/>
         <w:color w:themeColor="background1" w:val="FFFFFF"/>
@@ -13934,6 +14528,7 @@
     </w:tblStylePr>
     <w:tblStylePr w:type="lastRow">
       <w:rPr>
+        <w:rFonts w:eastAsia="黑体"/>
         <w:b/>
         <w:bCs/>
         <w:color w:themeColor="accent2" w:themeShade="CC" w:val="9E3A38"/>
@@ -13948,12 +14543,14 @@
     </w:tblStylePr>
     <w:tblStylePr w:type="firstCol">
       <w:rPr>
+        <w:rFonts w:eastAsia="黑体"/>
         <w:b/>
         <w:bCs/>
       </w:rPr>
     </w:tblStylePr>
     <w:tblStylePr w:type="lastCol">
       <w:rPr>
+        <w:rFonts w:eastAsia="黑体"/>
         <w:b/>
         <w:bCs/>
       </w:rPr>
@@ -13988,6 +14585,7 @@
       <w:spacing w:after="0" w:line="240" w:lineRule="auto"/>
     </w:pPr>
     <w:rPr>
+      <w:rFonts w:eastAsia="黑体"/>
       <w:color w:themeColor="text1" w:val="000000"/>
     </w:rPr>
     <w:tblPr>
@@ -14006,6 +14604,7 @@
     </w:tcPr>
     <w:tblStylePr w:type="firstRow">
       <w:rPr>
+        <w:rFonts w:eastAsia="黑体"/>
         <w:b/>
         <w:bCs/>
         <w:color w:themeColor="background1" w:val="FFFFFF"/>
@@ -14020,6 +14619,7 @@
     </w:tblStylePr>
     <w:tblStylePr w:type="lastRow">
       <w:rPr>
+        <w:rFonts w:eastAsia="黑体"/>
         <w:b/>
         <w:bCs/>
         <w:color w:themeColor="accent4" w:themeShade="CC" w:val="664E82"/>
@@ -14034,12 +14634,14 @@
     </w:tblStylePr>
     <w:tblStylePr w:type="firstCol">
       <w:rPr>
+        <w:rFonts w:eastAsia="黑体"/>
         <w:b/>
         <w:bCs/>
       </w:rPr>
     </w:tblStylePr>
     <w:tblStylePr w:type="lastCol">
       <w:rPr>
+        <w:rFonts w:eastAsia="黑体"/>
         <w:b/>
         <w:bCs/>
       </w:rPr>
@@ -14074,6 +14676,7 @@
       <w:spacing w:after="0" w:line="240" w:lineRule="auto"/>
     </w:pPr>
     <w:rPr>
+      <w:rFonts w:eastAsia="黑体"/>
       <w:color w:themeColor="text1" w:val="000000"/>
     </w:rPr>
     <w:tblPr>
@@ -14092,6 +14695,7 @@
     </w:tcPr>
     <w:tblStylePr w:type="firstRow">
       <w:rPr>
+        <w:rFonts w:eastAsia="黑体"/>
         <w:b/>
         <w:bCs/>
         <w:color w:themeColor="background1" w:val="FFFFFF"/>
@@ -14106,6 +14710,7 @@
     </w:tblStylePr>
     <w:tblStylePr w:type="lastRow">
       <w:rPr>
+        <w:rFonts w:eastAsia="黑体"/>
         <w:b/>
         <w:bCs/>
         <w:color w:themeColor="accent3" w:themeShade="CC" w:val="7E9C40"/>
@@ -14120,12 +14725,14 @@
     </w:tblStylePr>
     <w:tblStylePr w:type="firstCol">
       <w:rPr>
+        <w:rFonts w:eastAsia="黑体"/>
         <w:b/>
         <w:bCs/>
       </w:rPr>
     </w:tblStylePr>
     <w:tblStylePr w:type="lastCol">
       <w:rPr>
+        <w:rFonts w:eastAsia="黑体"/>
         <w:b/>
         <w:bCs/>
       </w:rPr>
@@ -14160,6 +14767,7 @@
       <w:spacing w:after="0" w:line="240" w:lineRule="auto"/>
     </w:pPr>
     <w:rPr>
+      <w:rFonts w:eastAsia="黑体"/>
       <w:color w:themeColor="text1" w:val="000000"/>
     </w:rPr>
     <w:tblPr>
@@ -14178,6 +14786,7 @@
     </w:tcPr>
     <w:tblStylePr w:type="firstRow">
       <w:rPr>
+        <w:rFonts w:eastAsia="黑体"/>
         <w:b/>
         <w:bCs/>
         <w:color w:themeColor="background1" w:val="FFFFFF"/>
@@ -14192,6 +14801,7 @@
     </w:tblStylePr>
     <w:tblStylePr w:type="lastRow">
       <w:rPr>
+        <w:rFonts w:eastAsia="黑体"/>
         <w:b/>
         <w:bCs/>
         <w:color w:themeColor="accent6" w:themeShade="CC" w:val="F2730A"/>
@@ -14206,12 +14816,14 @@
     </w:tblStylePr>
     <w:tblStylePr w:type="firstCol">
       <w:rPr>
+        <w:rFonts w:eastAsia="黑体"/>
         <w:b/>
         <w:bCs/>
       </w:rPr>
     </w:tblStylePr>
     <w:tblStylePr w:type="lastCol">
       <w:rPr>
+        <w:rFonts w:eastAsia="黑体"/>
         <w:b/>
         <w:bCs/>
       </w:rPr>
@@ -14246,6 +14858,7 @@
       <w:spacing w:after="0" w:line="240" w:lineRule="auto"/>
     </w:pPr>
     <w:rPr>
+      <w:rFonts w:eastAsia="黑体"/>
       <w:color w:themeColor="text1" w:val="000000"/>
     </w:rPr>
     <w:tblPr>
@@ -14264,6 +14877,7 @@
     </w:tcPr>
     <w:tblStylePr w:type="firstRow">
       <w:rPr>
+        <w:rFonts w:eastAsia="黑体"/>
         <w:b/>
         <w:bCs/>
         <w:color w:themeColor="background1" w:val="FFFFFF"/>
@@ -14278,6 +14892,7 @@
     </w:tblStylePr>
     <w:tblStylePr w:type="lastRow">
       <w:rPr>
+        <w:rFonts w:eastAsia="黑体"/>
         <w:b/>
         <w:bCs/>
         <w:color w:themeColor="accent5" w:themeShade="CC" w:val="348DA5"/>
@@ -14292,12 +14907,14 @@
     </w:tblStylePr>
     <w:tblStylePr w:type="firstCol">
       <w:rPr>
+        <w:rFonts w:eastAsia="黑体"/>
         <w:b/>
         <w:bCs/>
       </w:rPr>
     </w:tblStylePr>
     <w:tblStylePr w:type="lastCol">
       <w:rPr>
+        <w:rFonts w:eastAsia="黑体"/>
         <w:b/>
         <w:bCs/>
       </w:rPr>
@@ -14332,6 +14949,7 @@
       <w:spacing w:after="0" w:line="240" w:lineRule="auto"/>
     </w:pPr>
     <w:rPr>
+      <w:rFonts w:eastAsia="黑体"/>
       <w:color w:themeColor="text1" w:val="000000"/>
     </w:rPr>
     <w:tblPr>
@@ -14353,6 +14971,7 @@
     </w:tcPr>
     <w:tblStylePr w:type="firstRow">
       <w:rPr>
+        <w:rFonts w:eastAsia="黑体"/>
         <w:b/>
         <w:bCs/>
       </w:rPr>
@@ -14363,6 +14982,7 @@
     </w:tblStylePr>
     <w:tblStylePr w:type="lastRow">
       <w:rPr>
+        <w:rFonts w:eastAsia="黑体"/>
         <w:b/>
         <w:bCs/>
         <w:color w:themeColor="text1" w:val="000000"/>
@@ -14374,6 +14994,7 @@
     </w:tblStylePr>
     <w:tblStylePr w:type="firstCol">
       <w:rPr>
+        <w:rFonts w:eastAsia="黑体"/>
         <w:color w:themeColor="background1" w:val="FFFFFF"/>
       </w:rPr>
       <w:tblPr/>
@@ -14383,6 +15004,7 @@
     </w:tblStylePr>
     <w:tblStylePr w:type="lastCol">
       <w:rPr>
+        <w:rFonts w:eastAsia="黑体"/>
         <w:color w:themeColor="background1" w:val="FFFFFF"/>
       </w:rPr>
       <w:tblPr/>
@@ -14412,6 +15034,7 @@
       <w:spacing w:after="0" w:line="240" w:lineRule="auto"/>
     </w:pPr>
     <w:rPr>
+      <w:rFonts w:eastAsia="黑体"/>
       <w:color w:themeColor="text1" w:val="000000"/>
     </w:rPr>
     <w:tblPr>
@@ -14433,6 +15056,7 @@
     </w:tcPr>
     <w:tblStylePr w:type="firstRow">
       <w:rPr>
+        <w:rFonts w:eastAsia="黑体"/>
         <w:b/>
         <w:bCs/>
       </w:rPr>
@@ -14443,6 +15067,7 @@
     </w:tblStylePr>
     <w:tblStylePr w:type="lastRow">
       <w:rPr>
+        <w:rFonts w:eastAsia="黑体"/>
         <w:b/>
         <w:bCs/>
         <w:color w:themeColor="text1" w:val="000000"/>
@@ -14454,6 +15079,7 @@
     </w:tblStylePr>
     <w:tblStylePr w:type="firstCol">
       <w:rPr>
+        <w:rFonts w:eastAsia="黑体"/>
         <w:color w:themeColor="background1" w:val="FFFFFF"/>
       </w:rPr>
       <w:tblPr/>
@@ -14463,6 +15089,7 @@
     </w:tblStylePr>
     <w:tblStylePr w:type="lastCol">
       <w:rPr>
+        <w:rFonts w:eastAsia="黑体"/>
         <w:color w:themeColor="background1" w:val="FFFFFF"/>
       </w:rPr>
       <w:tblPr/>
@@ -14492,6 +15119,7 @@
       <w:spacing w:after="0" w:line="240" w:lineRule="auto"/>
     </w:pPr>
     <w:rPr>
+      <w:rFonts w:eastAsia="黑体"/>
       <w:color w:themeColor="text1" w:val="000000"/>
     </w:rPr>
     <w:tblPr>
@@ -14513,6 +15141,7 @@
     </w:tcPr>
     <w:tblStylePr w:type="firstRow">
       <w:rPr>
+        <w:rFonts w:eastAsia="黑体"/>
         <w:b/>
         <w:bCs/>
       </w:rPr>
@@ -14523,6 +15152,7 @@
     </w:tblStylePr>
     <w:tblStylePr w:type="lastRow">
       <w:rPr>
+        <w:rFonts w:eastAsia="黑体"/>
         <w:b/>
         <w:bCs/>
         <w:color w:themeColor="text1" w:val="000000"/>
@@ -14534,6 +15164,7 @@
     </w:tblStylePr>
     <w:tblStylePr w:type="firstCol">
       <w:rPr>
+        <w:rFonts w:eastAsia="黑体"/>
         <w:color w:themeColor="background1" w:val="FFFFFF"/>
       </w:rPr>
       <w:tblPr/>
@@ -14543,6 +15174,7 @@
     </w:tblStylePr>
     <w:tblStylePr w:type="lastCol">
       <w:rPr>
+        <w:rFonts w:eastAsia="黑体"/>
         <w:color w:themeColor="background1" w:val="FFFFFF"/>
       </w:rPr>
       <w:tblPr/>
@@ -14572,6 +15204,7 @@
       <w:spacing w:after="0" w:line="240" w:lineRule="auto"/>
     </w:pPr>
     <w:rPr>
+      <w:rFonts w:eastAsia="黑体"/>
       <w:color w:themeColor="text1" w:val="000000"/>
     </w:rPr>
     <w:tblPr>
@@ -14593,6 +15226,7 @@
     </w:tcPr>
     <w:tblStylePr w:type="firstRow">
       <w:rPr>
+        <w:rFonts w:eastAsia="黑体"/>
         <w:b/>
         <w:bCs/>
       </w:rPr>
@@ -14603,6 +15237,7 @@
     </w:tblStylePr>
     <w:tblStylePr w:type="lastRow">
       <w:rPr>
+        <w:rFonts w:eastAsia="黑体"/>
         <w:b/>
         <w:bCs/>
         <w:color w:themeColor="text1" w:val="000000"/>
@@ -14614,6 +15249,7 @@
     </w:tblStylePr>
     <w:tblStylePr w:type="firstCol">
       <w:rPr>
+        <w:rFonts w:eastAsia="黑体"/>
         <w:color w:themeColor="background1" w:val="FFFFFF"/>
       </w:rPr>
       <w:tblPr/>
@@ -14623,6 +15259,7 @@
     </w:tblStylePr>
     <w:tblStylePr w:type="lastCol">
       <w:rPr>
+        <w:rFonts w:eastAsia="黑体"/>
         <w:color w:themeColor="background1" w:val="FFFFFF"/>
       </w:rPr>
       <w:tblPr/>
@@ -14652,6 +15289,7 @@
       <w:spacing w:after="0" w:line="240" w:lineRule="auto"/>
     </w:pPr>
     <w:rPr>
+      <w:rFonts w:eastAsia="黑体"/>
       <w:color w:themeColor="text1" w:val="000000"/>
     </w:rPr>
     <w:tblPr>
@@ -14673,6 +15311,7 @@
     </w:tcPr>
     <w:tblStylePr w:type="firstRow">
       <w:rPr>
+        <w:rFonts w:eastAsia="黑体"/>
         <w:b/>
         <w:bCs/>
       </w:rPr>
@@ -14683,6 +15322,7 @@
     </w:tblStylePr>
     <w:tblStylePr w:type="lastRow">
       <w:rPr>
+        <w:rFonts w:eastAsia="黑体"/>
         <w:b/>
         <w:bCs/>
         <w:color w:themeColor="text1" w:val="000000"/>
@@ -14694,6 +15334,7 @@
     </w:tblStylePr>
     <w:tblStylePr w:type="firstCol">
       <w:rPr>
+        <w:rFonts w:eastAsia="黑体"/>
         <w:color w:themeColor="background1" w:val="FFFFFF"/>
       </w:rPr>
       <w:tblPr/>
@@ -14703,6 +15344,7 @@
     </w:tblStylePr>
     <w:tblStylePr w:type="lastCol">
       <w:rPr>
+        <w:rFonts w:eastAsia="黑体"/>
         <w:color w:themeColor="background1" w:val="FFFFFF"/>
       </w:rPr>
       <w:tblPr/>
@@ -14732,6 +15374,7 @@
       <w:spacing w:after="0" w:line="240" w:lineRule="auto"/>
     </w:pPr>
     <w:rPr>
+      <w:rFonts w:eastAsia="黑体"/>
       <w:color w:themeColor="text1" w:val="000000"/>
     </w:rPr>
     <w:tblPr>
@@ -14753,6 +15396,7 @@
     </w:tcPr>
     <w:tblStylePr w:type="firstRow">
       <w:rPr>
+        <w:rFonts w:eastAsia="黑体"/>
         <w:b/>
         <w:bCs/>
       </w:rPr>
@@ -14763,6 +15407,7 @@
     </w:tblStylePr>
     <w:tblStylePr w:type="lastRow">
       <w:rPr>
+        <w:rFonts w:eastAsia="黑体"/>
         <w:b/>
         <w:bCs/>
         <w:color w:themeColor="text1" w:val="000000"/>
@@ -14774,6 +15419,7 @@
     </w:tblStylePr>
     <w:tblStylePr w:type="firstCol">
       <w:rPr>
+        <w:rFonts w:eastAsia="黑体"/>
         <w:color w:themeColor="background1" w:val="FFFFFF"/>
       </w:rPr>
       <w:tblPr/>
@@ -14783,6 +15429,7 @@
     </w:tblStylePr>
     <w:tblStylePr w:type="lastCol">
       <w:rPr>
+        <w:rFonts w:eastAsia="黑体"/>
         <w:color w:themeColor="background1" w:val="FFFFFF"/>
       </w:rPr>
       <w:tblPr/>
@@ -14812,6 +15459,7 @@
       <w:spacing w:after="0" w:line="240" w:lineRule="auto"/>
     </w:pPr>
     <w:rPr>
+      <w:rFonts w:eastAsia="黑体"/>
       <w:color w:themeColor="text1" w:val="000000"/>
     </w:rPr>
     <w:tblPr>
@@ -14833,6 +15481,7 @@
     </w:tcPr>
     <w:tblStylePr w:type="firstRow">
       <w:rPr>
+        <w:rFonts w:eastAsia="黑体"/>
         <w:b/>
         <w:bCs/>
       </w:rPr>
@@ -14843,6 +15492,7 @@
     </w:tblStylePr>
     <w:tblStylePr w:type="lastRow">
       <w:rPr>
+        <w:rFonts w:eastAsia="黑体"/>
         <w:b/>
         <w:bCs/>
         <w:color w:themeColor="text1" w:val="000000"/>
@@ -14854,6 +15504,7 @@
     </w:tblStylePr>
     <w:tblStylePr w:type="firstCol">
       <w:rPr>
+        <w:rFonts w:eastAsia="黑体"/>
         <w:color w:themeColor="background1" w:val="FFFFFF"/>
       </w:rPr>
       <w:tblPr/>
@@ -14863,6 +15514,7 @@
     </w:tblStylePr>
     <w:tblStylePr w:type="lastCol">
       <w:rPr>
+        <w:rFonts w:eastAsia="黑体"/>
         <w:color w:themeColor="background1" w:val="FFFFFF"/>
       </w:rPr>
       <w:tblPr/>
@@ -14895,6 +15547,7 @@
     <w:name w:val="KeywordTok"/>
     <w:basedOn w:val="VerbatimChar"/>
     <w:rPr>
+      <w:rFonts w:eastAsia="黑体"/>
       <w:b/>
       <w:color w:val="007020"/>
     </w:rPr>
@@ -14903,6 +15556,7 @@
     <w:name w:val="DataTypeTok"/>
     <w:basedOn w:val="VerbatimChar"/>
     <w:rPr>
+      <w:rFonts w:eastAsia="黑体"/>
       <w:color w:val="902000"/>
     </w:rPr>
   </w:style>
@@ -14910,6 +15564,7 @@
     <w:name w:val="DecValTok"/>
     <w:basedOn w:val="VerbatimChar"/>
     <w:rPr>
+      <w:rFonts w:eastAsia="黑体"/>
       <w:color w:val="40a070"/>
     </w:rPr>
   </w:style>
@@ -14917,6 +15572,7 @@
     <w:name w:val="BaseNTok"/>
     <w:basedOn w:val="VerbatimChar"/>
     <w:rPr>
+      <w:rFonts w:eastAsia="黑体"/>
       <w:color w:val="40a070"/>
     </w:rPr>
   </w:style>
@@ -14924,6 +15580,7 @@
     <w:name w:val="FloatTok"/>
     <w:basedOn w:val="VerbatimChar"/>
     <w:rPr>
+      <w:rFonts w:eastAsia="黑体"/>
       <w:color w:val="40a070"/>
     </w:rPr>
   </w:style>
@@ -14931,6 +15588,7 @@
     <w:name w:val="ConstantTok"/>
     <w:basedOn w:val="VerbatimChar"/>
     <w:rPr>
+      <w:rFonts w:eastAsia="黑体"/>
       <w:color w:val="880000"/>
     </w:rPr>
   </w:style>
@@ -14938,6 +15596,7 @@
     <w:name w:val="CharTok"/>
     <w:basedOn w:val="VerbatimChar"/>
     <w:rPr>
+      <w:rFonts w:eastAsia="黑体"/>
       <w:color w:val="4070a0"/>
     </w:rPr>
   </w:style>
@@ -14945,6 +15604,7 @@
     <w:name w:val="SpecialCharTok"/>
     <w:basedOn w:val="VerbatimChar"/>
     <w:rPr>
+      <w:rFonts w:eastAsia="黑体"/>
       <w:color w:val="4070a0"/>
     </w:rPr>
   </w:style>
@@ -14952,6 +15612,7 @@
     <w:name w:val="StringTok"/>
     <w:basedOn w:val="VerbatimChar"/>
     <w:rPr>
+      <w:rFonts w:eastAsia="黑体"/>
       <w:color w:val="4070a0"/>
     </w:rPr>
   </w:style>
@@ -14959,6 +15620,7 @@
     <w:name w:val="VerbatimStringTok"/>
     <w:basedOn w:val="VerbatimChar"/>
     <w:rPr>
+      <w:rFonts w:eastAsia="黑体"/>
       <w:color w:val="4070a0"/>
     </w:rPr>
   </w:style>
@@ -14966,6 +15628,7 @@
     <w:name w:val="SpecialStringTok"/>
     <w:basedOn w:val="VerbatimChar"/>
     <w:rPr>
+      <w:rFonts w:eastAsia="黑体"/>
       <w:color w:val="bb6688"/>
     </w:rPr>
   </w:style>
@@ -14973,6 +15636,7 @@
     <w:name w:val="ImportTok"/>
     <w:basedOn w:val="VerbatimChar"/>
     <w:rPr>
+      <w:rFonts w:eastAsia="黑体"/>
       <w:b/>
       <w:color w:val="008000"/>
     </w:rPr>
@@ -14981,6 +15645,7 @@
     <w:name w:val="CommentTok"/>
     <w:basedOn w:val="VerbatimChar"/>
     <w:rPr>
+      <w:rFonts w:eastAsia="黑体"/>
       <w:i/>
       <w:color w:val="60a0b0"/>
     </w:rPr>
@@ -14989,6 +15654,7 @@
     <w:name w:val="DocumentationTok"/>
     <w:basedOn w:val="VerbatimChar"/>
     <w:rPr>
+      <w:rFonts w:eastAsia="黑体"/>
       <w:i/>
       <w:color w:val="ba2121"/>
     </w:rPr>
@@ -14997,6 +15663,7 @@
     <w:name w:val="AnnotationTok"/>
     <w:basedOn w:val="VerbatimChar"/>
     <w:rPr>
+      <w:rFonts w:eastAsia="黑体"/>
       <w:b/>
       <w:i/>
       <w:color w:val="60a0b0"/>
@@ -15006,6 +15673,7 @@
     <w:name w:val="CommentVarTok"/>
     <w:basedOn w:val="VerbatimChar"/>
     <w:rPr>
+      <w:rFonts w:eastAsia="黑体"/>
       <w:b/>
       <w:i/>
       <w:color w:val="60a0b0"/>
@@ -15015,6 +15683,7 @@
     <w:name w:val="OtherTok"/>
     <w:basedOn w:val="VerbatimChar"/>
     <w:rPr>
+      <w:rFonts w:eastAsia="黑体"/>
       <w:color w:val="007020"/>
     </w:rPr>
   </w:style>
@@ -15022,6 +15691,7 @@
     <w:name w:val="FunctionTok"/>
     <w:basedOn w:val="VerbatimChar"/>
     <w:rPr>
+      <w:rFonts w:eastAsia="黑体"/>
       <w:color w:val="06287e"/>
     </w:rPr>
   </w:style>
@@ -15029,6 +15699,7 @@
     <w:name w:val="VariableTok"/>
     <w:basedOn w:val="VerbatimChar"/>
     <w:rPr>
+      <w:rFonts w:eastAsia="黑体"/>
       <w:color w:val="19177c"/>
     </w:rPr>
   </w:style>
@@ -15036,6 +15707,7 @@
     <w:name w:val="ControlFlowTok"/>
     <w:basedOn w:val="VerbatimChar"/>
     <w:rPr>
+      <w:rFonts w:eastAsia="黑体"/>
       <w:b/>
       <w:color w:val="007020"/>
     </w:rPr>
@@ -15044,6 +15716,7 @@
     <w:name w:val="OperatorTok"/>
     <w:basedOn w:val="VerbatimChar"/>
     <w:rPr>
+      <w:rFonts w:eastAsia="黑体"/>
       <w:color w:val="666666"/>
     </w:rPr>
   </w:style>
@@ -15051,18 +15724,22 @@
     <w:name w:val="BuiltInTok"/>
     <w:basedOn w:val="VerbatimChar"/>
     <w:rPr>
+      <w:rFonts w:eastAsia="黑体"/>
       <w:color w:val="008000"/>
     </w:rPr>
   </w:style>
   <w:style w:type="character" w:customStyle="1" w:styleId="ExtensionTok">
     <w:name w:val="ExtensionTok"/>
     <w:basedOn w:val="VerbatimChar"/>
-    <w:rPr/>
+    <w:rPr>
+      <w:rFonts w:eastAsia="黑体"/>
+    </w:rPr>
   </w:style>
   <w:style w:type="character" w:customStyle="1" w:styleId="PreprocessorTok">
     <w:name w:val="PreprocessorTok"/>
     <w:basedOn w:val="VerbatimChar"/>
     <w:rPr>
+      <w:rFonts w:eastAsia="黑体"/>
       <w:color w:val="bc7a00"/>
     </w:rPr>
   </w:style>
@@ -15070,18 +15747,22 @@
     <w:name w:val="AttributeTok"/>
     <w:basedOn w:val="VerbatimChar"/>
     <w:rPr>
+      <w:rFonts w:eastAsia="黑体"/>
       <w:color w:val="7d9029"/>
     </w:rPr>
   </w:style>
   <w:style w:type="character" w:customStyle="1" w:styleId="RegionMarkerTok">
     <w:name w:val="RegionMarkerTok"/>
     <w:basedOn w:val="VerbatimChar"/>
-    <w:rPr/>
+    <w:rPr>
+      <w:rFonts w:eastAsia="黑体"/>
+    </w:rPr>
   </w:style>
   <w:style w:type="character" w:customStyle="1" w:styleId="InformationTok">
     <w:name w:val="InformationTok"/>
     <w:basedOn w:val="VerbatimChar"/>
     <w:rPr>
+      <w:rFonts w:eastAsia="黑体"/>
       <w:b/>
       <w:i/>
       <w:color w:val="60a0b0"/>
@@ -15091,6 +15772,7 @@
     <w:name w:val="WarningTok"/>
     <w:basedOn w:val="VerbatimChar"/>
     <w:rPr>
+      <w:rFonts w:eastAsia="黑体"/>
       <w:b/>
       <w:i/>
       <w:color w:val="60a0b0"/>
@@ -15100,6 +15782,7 @@
     <w:name w:val="AlertTok"/>
     <w:basedOn w:val="VerbatimChar"/>
     <w:rPr>
+      <w:rFonts w:eastAsia="黑体"/>
       <w:b/>
       <w:color w:val="ff0000"/>
     </w:rPr>
@@ -15108,6 +15791,7 @@
     <w:name w:val="ErrorTok"/>
     <w:basedOn w:val="VerbatimChar"/>
     <w:rPr>
+      <w:rFonts w:eastAsia="黑体"/>
       <w:b/>
       <w:color w:val="ff0000"/>
     </w:rPr>
@@ -15115,7 +15799,9 @@
   <w:style w:type="character" w:customStyle="1" w:styleId="NormalTok">
     <w:name w:val="NormalTok"/>
     <w:basedOn w:val="VerbatimChar"/>
-    <w:rPr/>
+    <w:rPr>
+      <w:rFonts w:eastAsia="黑体"/>
+    </w:rPr>
   </w:style>
 </w:styles>
 </file>
@@ -15164,12 +15850,12 @@
     <a:fontScheme name="Office">
       <a:majorFont>
         <a:latin typeface="Calibri"/>
-        <a:ea typeface=""/>
+        <a:ea typeface="黑体"/>
         <a:cs typeface=""/>
         <a:font script="Jpan" typeface="ＭＳ ゴシック"/>
         <a:font script="Hang" typeface="맑은 고딕"/>
-        <a:font script="Hans" typeface="宋体"/>
-        <a:font script="Hant" typeface="新細明體"/>
+        <a:font script="Hans" typeface="黑体"/>
+        <a:font script="Hant" typeface="黑体"/>
         <a:font script="Arab" typeface="Times New Roman"/>
         <a:font script="Hebr" typeface="Times New Roman"/>
         <a:font script="Thai" typeface="Angsana New"/>
@@ -15199,12 +15885,12 @@
       </a:majorFont>
       <a:minorFont>
         <a:latin typeface="Cambria"/>
-        <a:ea typeface=""/>
+        <a:ea typeface="黑体"/>
         <a:cs typeface=""/>
         <a:font script="Jpan" typeface="ＭＳ 明朝"/>
         <a:font script="Hang" typeface="맑은 고딕"/>
-        <a:font script="Hans" typeface="宋体"/>
-        <a:font script="Hant" typeface="新細明體"/>
+        <a:font script="Hans" typeface="黑体"/>
+        <a:font script="Hant" typeface="黑体"/>
         <a:font script="Arab" typeface="Arial"/>
         <a:font script="Hebr" typeface="Arial"/>
         <a:font script="Thai" typeface="Cordia New"/>

--- a/05-数字电路/01-组合逻辑电路/译码器电路/译码器电路.docx
+++ b/05-数字电路/01-组合逻辑电路/译码器电路/译码器电路.docx
@@ -2779,7 +2779,7 @@
           <w:color w:val="555555"/>
           <w:sz w:val="21"/>
         </w:rPr>
-        <w:t>材料收集者：杜文杰，WX手机：19519196569，QQ:3478827729</w:t>
+        <w:t>材料收集者：杜文杰，微信/手机：19519196569，QQ:3478827729</w:t>
       </w:r>
     </w:p>
     <w:sectPr>
